--- a/05_Website_Angular/docs/ResumeMatch-PH-Study-Guide.docx
+++ b/05_Website_Angular/docs/ResumeMatch-PH-Study-Guide.docx
@@ -1157,7 +1157,7 @@
           <w:sz w:val="19"/>
           <w:szCs w:val="19"/>
         </w:rPr>
-        <w:t xml:space="preserve">Six items are still open on your side and a panelist can find every one. Whether this is a proposal defence or a final defence is not settled, and it governs the tense of the whole manuscript. The table of contents and list of figures are Word fields that have never been built (Ctrl+A then F9). The 49 percent tracer figure still needs confirming from the PIDS PDF. Six references could not be verified against any public record, and three more — Brooke, Campbell and Stanley, and Wilcoxon — were added with the paired block and have not been read yet. The SUS benchmark of about 68 has no source in your reference list. And the approval sheet and the signed Clark Outsourcing permission letter (Appendix D) are not in the manuscript. None of those is something an answer can cover for you.</w:t>
+        <w:t xml:space="preserve">Six items are still open on your side and a panelist can find every one. Whether this is a proposal defence or a final defence is not settled, and it governs the tense of the whole manuscript. The table of contents and list of figures are Word fields that have never been built (Ctrl+A then F9). The 49 percent tracer figure still needs confirming from the PIDS PDF. One reference remains unconfirmed — Đorđević (2022) — and the link to check it is in your own entry. Six method sources are now cited that nobody has read: Brooke, Campbell and Stanley, Wilcoxon, Bangor et al. twice, and Lewis; their existence is confirmed, what they say is not. And the approval sheet and the signed Clark Outsourcing permission letter (Appendix D) are not in the manuscript. None of those is something an answer can cover for you.</w:t>
       </w:r>
     </w:p>
     <w:p>
@@ -5790,7 +5790,7 @@
           <w:sz w:val="18"/>
           <w:szCs w:val="18"/>
         </w:rPr>
-        <w:t xml:space="preserve">Fifty-two entries in APA order, with no out-of-order pairs.</w:t>
+        <w:t xml:space="preserve">Fifty-five entries in APA order, with no out-of-order pairs.</w:t>
       </w:r>
     </w:p>
     <w:p>
@@ -5816,7 +5816,7 @@
           <w:sz w:val="17"/>
           <w:szCs w:val="17"/>
         </w:rPr>
-        <w:t xml:space="preserve">eight verified at the publisher · two miscited and corrected · six untraceable to any public record.</w:t>
+        <w:t xml:space="preserve">eight verified at the publisher · two miscited and corrected · five formerly untraceable entries now REMOVED from the paper entirely · one replaced and the replacement verified · one still unconfirmed.</w:t>
       </w:r>
     </w:p>
     <w:p>
@@ -5923,7 +5923,7 @@
           <w:sz w:val="17"/>
           <w:szCs w:val="17"/>
         </w:rPr>
-        <w:t xml:space="preserve">The live exposure  </w:t>
+        <w:t xml:space="preserve">The one still open  </w:t>
       </w:r>
       <w:r>
         <w:rPr>
@@ -5932,7 +5932,123 @@
           <w:sz w:val="17"/>
           <w:szCs w:val="17"/>
         </w:rPr>
-        <w:t xml:space="preserve">the six unverified. Locate the PDFs or remove them and adjust the sentences they support.</w:t>
+        <w:t xml:space="preserve">Đorđević (2022), on the usability of web-based applications. The journal and the volume are real; the article itself did not surface. Your own entry carries a redalyc PDF link — open it. If it resolves you are done; if it does not, remove the entry and the sentence it supports.</w:t>
+      </w:r>
+    </w:p>
+    <w:p>
+      <w:pPr>
+        <w:pBdr>
+          <w:left w:val="single" w:color="8A6A1F" w:sz="10" w:space="6"/>
+        </w:pBdr>
+        <w:spacing w:after="52" w:line="280"/>
+        <w:ind w:left="300" w:hanging="300"/>
+      </w:pPr>
+      <w:r>
+        <w:rPr>
+          <w:rFonts w:ascii="Arial" w:cs="Arial" w:eastAsia="Arial" w:hAnsi="Arial"/>
+          <w:b/>
+          <w:bCs/>
+          <w:color w:val="7A5B1E"/>
+          <w:sz w:val="17"/>
+          <w:szCs w:val="17"/>
+        </w:rPr>
+        <w:t xml:space="preserve">Verified this run  </w:t>
+      </w:r>
+      <w:r>
+        <w:rPr>
+          <w:rFonts w:ascii="Arial" w:cs="Arial" w:eastAsia="Arial" w:hAnsi="Arial"/>
+          <w:color w:val="333333"/>
+          <w:sz w:val="17"/>
+          <w:szCs w:val="17"/>
+        </w:rPr>
+        <w:t xml:space="preserve">Dascălu et al. (2023) is real at exactly the venue your entry gives — Issues in Information Systems 24(3), 71–82. It replaced an entry that named the wrong journal.</w:t>
+      </w:r>
+    </w:p>
+    <w:p>
+      <w:pPr>
+        <w:pBdr>
+          <w:left w:val="single" w:color="8A6A1F" w:sz="10" w:space="6"/>
+        </w:pBdr>
+        <w:spacing w:after="52" w:line="280"/>
+        <w:ind w:left="300" w:hanging="300"/>
+      </w:pPr>
+      <w:r>
+        <w:rPr>
+          <w:rFonts w:ascii="Arial" w:cs="Arial" w:eastAsia="Arial" w:hAnsi="Arial"/>
+          <w:b/>
+          <w:bCs/>
+          <w:color w:val="7A5B1E"/>
+          <w:sz w:val="17"/>
+          <w:szCs w:val="17"/>
+        </w:rPr>
+        <w:t xml:space="preserve">Removed, not outstanding  </w:t>
+      </w:r>
+      <w:r>
+        <w:rPr>
+          <w:rFonts w:ascii="Arial" w:cs="Arial" w:eastAsia="Arial" w:hAnsi="Arial"/>
+          <w:color w:val="333333"/>
+          <w:sz w:val="17"/>
+          <w:szCs w:val="17"/>
+        </w:rPr>
+        <w:t xml:space="preserve">the five entries the audit could not trace — Miller &amp; Zhang, Stevenson et al., Kumar et al., Nielsen Norman Group, Albert et al. — are gone from the manuscript: no entry, no in-text citation. Do not walk in ready to concede a problem you already fixed.</w:t>
+      </w:r>
+    </w:p>
+    <w:p>
+      <w:pPr>
+        <w:pBdr>
+          <w:left w:val="single" w:color="8A6A1F" w:sz="10" w:space="6"/>
+        </w:pBdr>
+        <w:spacing w:after="52" w:line="280"/>
+        <w:ind w:left="300" w:hanging="300"/>
+      </w:pPr>
+      <w:r>
+        <w:rPr>
+          <w:rFonts w:ascii="Arial" w:cs="Arial" w:eastAsia="Arial" w:hAnsi="Arial"/>
+          <w:b/>
+          <w:bCs/>
+          <w:color w:val="7A5B1E"/>
+          <w:sz w:val="17"/>
+          <w:szCs w:val="17"/>
+        </w:rPr>
+        <w:t xml:space="preserve">A number that was not in its source  </w:t>
+      </w:r>
+      <w:r>
+        <w:rPr>
+          <w:rFonts w:ascii="Arial" w:cs="Arial" w:eastAsia="Arial" w:hAnsi="Arial"/>
+          <w:color w:val="333333"/>
+          <w:sz w:val="17"/>
+          <w:szCs w:val="17"/>
+        </w:rPr>
+        <w:t xml:space="preserve">“40% more viewing time” was credited to TheLadders (2018), which does not report it. Removed. The 7.4 seconds in the same sentence IS correct and is confirmed.</w:t>
+      </w:r>
+    </w:p>
+    <w:p>
+      <w:pPr>
+        <w:pBdr>
+          <w:left w:val="single" w:color="8A6A1F" w:sz="10" w:space="6"/>
+        </w:pBdr>
+        <w:spacing w:after="52" w:line="280"/>
+        <w:ind w:left="300" w:hanging="300"/>
+      </w:pPr>
+      <w:r>
+        <w:rPr>
+          <w:rFonts w:ascii="Arial" w:cs="Arial" w:eastAsia="Arial" w:hAnsi="Arial"/>
+          <w:b/>
+          <w:bCs/>
+          <w:color w:val="7A5B1E"/>
+          <w:sz w:val="17"/>
+          <w:szCs w:val="17"/>
+        </w:rPr>
+        <w:t xml:space="preserve">What “verified” means here  </w:t>
+      </w:r>
+      <w:r>
+        <w:rPr>
+          <w:rFonts w:ascii="Arial" w:cs="Arial" w:eastAsia="Arial" w:hAnsi="Arial"/>
+          <w:color w:val="333333"/>
+          <w:sz w:val="17"/>
+          <w:szCs w:val="17"/>
+        </w:rPr>
+        <w:t xml:space="preserve">that the work exists at the venue, volume and pages given. NOT that anyone has read it. Those are different claims and only the second one holds up when a panelist has read the paper.</w:t>
       </w:r>
     </w:p>
     <w:p>
@@ -6075,7 +6191,7 @@
           <w:sz w:val="19"/>
           <w:szCs w:val="19"/>
         </w:rPr>
-        <w:t xml:space="preserve">Read once end to end, then reread only the gold-barred lines. Almost every number a panel can ask for is in one of them. Where one is an admission — the six unverified references, the frozen weights, the conditional validation claim — that is deliberate: those are the sentences you want to have said first.</w:t>
+        <w:t xml:space="preserve">Read once end to end, then reread only the gold-barred lines. Almost every number a panel can ask for is in one of them. Where one is an admission — the one unconfirmed reference, the frozen weights, the conditional validation claim — that is deliberate: those are the sentences you want to have said first.</w:t>
       </w:r>
     </w:p>
     <w:p>
@@ -9394,7 +9510,7 @@
           <w:sz w:val="17"/>
           <w:szCs w:val="17"/>
         </w:rPr>
-        <w:t xml:space="preserve">“What is a good SUS score, then?” Be careful here. The commonly quoted average of about 68 comes from Sauro and from Bangor and colleagues, and NEITHER is in our reference list. Either add the source before you quote the number, or report our score without a comparison. Do not say “above average” with nothing behind it.</w:t>
+        <w:t xml:space="preserve">“What is a good SUS score, then?” We benchmark against approximately 70, which is the mean Bangor, Kortum and Miller (2008) report across 2,324 administrations of the scale, and that source is now in our reference list. Two qualifications go with the number and you should offer both before you are asked: it is a norm for software in general, not for recruitment systems, and we found no published SUS norm for applicant-facing recruitment tools at all. Do not quote the figure of 68 you will see everywhere online — that one traces to a self-published practitioner guide we did not cite.</w:t>
       </w:r>
     </w:p>
     <w:p>
@@ -18810,11 +18926,517 @@
     </w:p>
     <w:p>
       <w:pPr>
+        <w:spacing w:after="110" w:before="260" w:line="290"/>
+      </w:pPr>
+      <w:r>
+        <w:rPr>
+          <w:rFonts w:ascii="Arial" w:cs="Arial" w:eastAsia="Arial" w:hAnsi="Arial"/>
+          <w:b/>
+          <w:bCs/>
+          <w:i w:val="false"/>
+          <w:iCs w:val="false"/>
+          <w:color w:val="1A1A1A"/>
+          <w:sz w:val="22"/>
+          <w:szCs w:val="22"/>
+        </w:rPr>
+        <w:t xml:space="preserve">The benchmark, and exactly how far it goes</w:t>
+      </w:r>
+    </w:p>
+    <w:p>
+      <w:pPr>
+        <w:spacing w:after="110" w:before="0" w:line="285"/>
+      </w:pPr>
+      <w:r>
+        <w:rPr>
+          <w:rFonts w:ascii="Arial" w:cs="Arial" w:eastAsia="Arial" w:hAnsi="Arial"/>
+          <w:b w:val="false"/>
+          <w:bCs w:val="false"/>
+          <w:i w:val="false"/>
+          <w:iCs w:val="false"/>
+          <w:color w:val="1A1A1A"/>
+          <w:sz w:val="19"/>
+          <w:szCs w:val="19"/>
+        </w:rPr>
+        <w:t xml:space="preserve">The whole reason SUS is in your study is that it has published norms, so your score can be compared with something outside your own paper. Your Method now names one and cites it.</w:t>
+      </w:r>
+    </w:p>
+    <w:tbl>
+      <w:tblPr>
+        <w:tblW w:type="dxa" w:w="9360"/>
+        <w:tblBorders>
+          <w:top w:val="single" w:color="B9B1A4" w:sz="4"/>
+          <w:left w:val="single" w:color="B9B1A4" w:sz="4"/>
+          <w:bottom w:val="single" w:color="B9B1A4" w:sz="4"/>
+          <w:right w:val="single" w:color="B9B1A4" w:sz="4"/>
+          <w:insideH w:val="single" w:color="DDD6C9" w:sz="2"/>
+          <w:insideV w:val="single" w:color="DDD6C9" w:sz="2"/>
+        </w:tblBorders>
+        <w:tblLayout w:type="fixed"/>
+      </w:tblPr>
+      <w:tblGrid>
+        <w:gridCol w:w="2808"/>
+        <w:gridCol w:w="4118"/>
+        <w:gridCol w:w="2434"/>
+      </w:tblGrid>
+      <w:tr>
+        <w:trPr>
+          <w:tblHeader/>
+        </w:trPr>
+        <w:tc>
+          <w:tcPr>
+            <w:tcW w:type="dxa" w:w="2808"/>
+            <w:shd w:fill="F2EFE9" w:val="clear"/>
+            <w:tcMar>
+              <w:top w:type="dxa" w:w="80"/>
+              <w:left w:type="dxa" w:w="105"/>
+              <w:bottom w:type="dxa" w:w="80"/>
+              <w:right w:type="dxa" w:w="105"/>
+            </w:tcMar>
+          </w:tcPr>
+          <w:p>
+            <w:pPr>
+              <w:spacing w:after="0" w:before="0" w:line="255"/>
+            </w:pPr>
+            <w:r>
+              <w:rPr>
+                <w:rFonts w:ascii="Arial" w:cs="Arial" w:eastAsia="Arial" w:hAnsi="Arial"/>
+                <w:b/>
+                <w:bCs/>
+                <w:i w:val="false"/>
+                <w:iCs w:val="false"/>
+                <w:color w:val="1A1A1A"/>
+                <w:sz w:val="16"/>
+                <w:szCs w:val="16"/>
+              </w:rPr>
+              <w:t xml:space="preserve">Source</w:t>
+            </w:r>
+          </w:p>
+        </w:tc>
+        <w:tc>
+          <w:tcPr>
+            <w:tcW w:type="dxa" w:w="4118"/>
+            <w:shd w:fill="F2EFE9" w:val="clear"/>
+            <w:tcMar>
+              <w:top w:type="dxa" w:w="80"/>
+              <w:left w:type="dxa" w:w="105"/>
+              <w:bottom w:type="dxa" w:w="80"/>
+              <w:right w:type="dxa" w:w="105"/>
+            </w:tcMar>
+          </w:tcPr>
+          <w:p>
+            <w:pPr>
+              <w:spacing w:after="0" w:before="0" w:line="255"/>
+            </w:pPr>
+            <w:r>
+              <w:rPr>
+                <w:rFonts w:ascii="Arial" w:cs="Arial" w:eastAsia="Arial" w:hAnsi="Arial"/>
+                <w:b/>
+                <w:bCs/>
+                <w:i w:val="false"/>
+                <w:iCs w:val="false"/>
+                <w:color w:val="1A1A1A"/>
+                <w:sz w:val="16"/>
+                <w:szCs w:val="16"/>
+              </w:rPr>
+              <w:t xml:space="preserve">What it gives you</w:t>
+            </w:r>
+          </w:p>
+        </w:tc>
+        <w:tc>
+          <w:tcPr>
+            <w:tcW w:type="dxa" w:w="2434"/>
+            <w:shd w:fill="F2EFE9" w:val="clear"/>
+            <w:tcMar>
+              <w:top w:type="dxa" w:w="80"/>
+              <w:left w:type="dxa" w:w="105"/>
+              <w:bottom w:type="dxa" w:w="80"/>
+              <w:right w:type="dxa" w:w="105"/>
+            </w:tcMar>
+          </w:tcPr>
+          <w:p>
+            <w:pPr>
+              <w:spacing w:after="0" w:before="0" w:line="255"/>
+            </w:pPr>
+            <w:r>
+              <w:rPr>
+                <w:rFonts w:ascii="Arial" w:cs="Arial" w:eastAsia="Arial" w:hAnsi="Arial"/>
+                <w:b/>
+                <w:bCs/>
+                <w:i w:val="false"/>
+                <w:iCs w:val="false"/>
+                <w:color w:val="1A1A1A"/>
+                <w:sz w:val="16"/>
+                <w:szCs w:val="16"/>
+              </w:rPr>
+              <w:t xml:space="preserve">Status</w:t>
+            </w:r>
+          </w:p>
+        </w:tc>
+      </w:tr>
+      <w:tr>
+        <w:tc>
+          <w:tcPr>
+            <w:tcW w:type="dxa" w:w="2808"/>
+            <w:tcMar>
+              <w:top w:type="dxa" w:w="80"/>
+              <w:left w:type="dxa" w:w="105"/>
+              <w:bottom w:type="dxa" w:w="80"/>
+              <w:right w:type="dxa" w:w="105"/>
+            </w:tcMar>
+          </w:tcPr>
+          <w:p>
+            <w:pPr>
+              <w:spacing w:after="0" w:before="0" w:line="255"/>
+            </w:pPr>
+            <w:r>
+              <w:rPr>
+                <w:rFonts w:ascii="Arial" w:cs="Arial" w:eastAsia="Arial" w:hAnsi="Arial"/>
+                <w:b w:val="false"/>
+                <w:bCs w:val="false"/>
+                <w:i w:val="false"/>
+                <w:iCs w:val="false"/>
+                <w:color w:val="333333"/>
+                <w:sz w:val="16"/>
+                <w:szCs w:val="16"/>
+              </w:rPr>
+              <w:t xml:space="preserve">Bangor, Kortum &amp; Miller (2008), IJHCI 24(6), 574–594</w:t>
+            </w:r>
+          </w:p>
+        </w:tc>
+        <w:tc>
+          <w:tcPr>
+            <w:tcW w:type="dxa" w:w="4118"/>
+            <w:tcMar>
+              <w:top w:type="dxa" w:w="80"/>
+              <w:left w:type="dxa" w:w="105"/>
+              <w:bottom w:type="dxa" w:w="80"/>
+              <w:right w:type="dxa" w:w="105"/>
+            </w:tcMar>
+          </w:tcPr>
+          <w:p>
+            <w:pPr>
+              <w:spacing w:after="0" w:before="0" w:line="255"/>
+            </w:pPr>
+            <w:r>
+              <w:rPr>
+                <w:rFonts w:ascii="Arial" w:cs="Arial" w:eastAsia="Arial" w:hAnsi="Arial"/>
+                <w:b w:val="false"/>
+                <w:bCs w:val="false"/>
+                <w:i w:val="false"/>
+                <w:iCs w:val="false"/>
+                <w:color w:val="333333"/>
+                <w:sz w:val="16"/>
+                <w:szCs w:val="16"/>
+              </w:rPr>
+              <w:t xml:space="preserve">A mean of approximately 70 across 2,324 individual administrations. This is the benchmark your Method reports against.</w:t>
+            </w:r>
+          </w:p>
+        </w:tc>
+        <w:tc>
+          <w:tcPr>
+            <w:tcW w:type="dxa" w:w="2434"/>
+            <w:tcMar>
+              <w:top w:type="dxa" w:w="80"/>
+              <w:left w:type="dxa" w:w="105"/>
+              <w:bottom w:type="dxa" w:w="80"/>
+              <w:right w:type="dxa" w:w="105"/>
+            </w:tcMar>
+          </w:tcPr>
+          <w:p>
+            <w:pPr>
+              <w:spacing w:after="0" w:before="0" w:line="255"/>
+            </w:pPr>
+            <w:r>
+              <w:rPr>
+                <w:rFonts w:ascii="Arial" w:cs="Arial" w:eastAsia="Arial" w:hAnsi="Arial"/>
+                <w:b w:val="false"/>
+                <w:bCs w:val="false"/>
+                <w:i w:val="false"/>
+                <w:iCs w:val="false"/>
+                <w:color w:val="333333"/>
+                <w:sz w:val="16"/>
+                <w:szCs w:val="16"/>
+              </w:rPr>
+              <w:t xml:space="preserve">In your reference list. NOT yet read.</w:t>
+            </w:r>
+          </w:p>
+        </w:tc>
+      </w:tr>
+      <w:tr>
+        <w:tc>
+          <w:tcPr>
+            <w:tcW w:type="dxa" w:w="2808"/>
+            <w:tcMar>
+              <w:top w:type="dxa" w:w="80"/>
+              <w:left w:type="dxa" w:w="105"/>
+              <w:bottom w:type="dxa" w:w="80"/>
+              <w:right w:type="dxa" w:w="105"/>
+            </w:tcMar>
+          </w:tcPr>
+          <w:p>
+            <w:pPr>
+              <w:spacing w:after="0" w:before="0" w:line="255"/>
+            </w:pPr>
+            <w:r>
+              <w:rPr>
+                <w:rFonts w:ascii="Arial" w:cs="Arial" w:eastAsia="Arial" w:hAnsi="Arial"/>
+                <w:b w:val="false"/>
+                <w:bCs w:val="false"/>
+                <w:i w:val="false"/>
+                <w:iCs w:val="false"/>
+                <w:color w:val="333333"/>
+                <w:sz w:val="16"/>
+                <w:szCs w:val="16"/>
+              </w:rPr>
+              <w:t xml:space="preserve">Bangor, Kortum &amp; Miller (2009), Journal of Usability Studies 4(3), 114–123</w:t>
+            </w:r>
+          </w:p>
+        </w:tc>
+        <w:tc>
+          <w:tcPr>
+            <w:tcW w:type="dxa" w:w="4118"/>
+            <w:tcMar>
+              <w:top w:type="dxa" w:w="80"/>
+              <w:left w:type="dxa" w:w="105"/>
+              <w:bottom w:type="dxa" w:w="80"/>
+              <w:right w:type="dxa" w:w="105"/>
+            </w:tcMar>
+          </w:tcPr>
+          <w:p>
+            <w:pPr>
+              <w:spacing w:after="0" w:before="0" w:line="255"/>
+            </w:pPr>
+            <w:r>
+              <w:rPr>
+                <w:rFonts w:ascii="Arial" w:cs="Arial" w:eastAsia="Arial" w:hAnsi="Arial"/>
+                <w:b w:val="false"/>
+                <w:bCs w:val="false"/>
+                <w:i w:val="false"/>
+                <w:iCs w:val="false"/>
+                <w:color w:val="333333"/>
+                <w:sz w:val="16"/>
+                <w:szCs w:val="16"/>
+              </w:rPr>
+              <w:t xml:space="preserve">An adjective rating scale, so a single score can be described in words rather than only as a number.</w:t>
+            </w:r>
+          </w:p>
+        </w:tc>
+        <w:tc>
+          <w:tcPr>
+            <w:tcW w:type="dxa" w:w="2434"/>
+            <w:tcMar>
+              <w:top w:type="dxa" w:w="80"/>
+              <w:left w:type="dxa" w:w="105"/>
+              <w:bottom w:type="dxa" w:w="80"/>
+              <w:right w:type="dxa" w:w="105"/>
+            </w:tcMar>
+          </w:tcPr>
+          <w:p>
+            <w:pPr>
+              <w:spacing w:after="0" w:before="0" w:line="255"/>
+            </w:pPr>
+            <w:r>
+              <w:rPr>
+                <w:rFonts w:ascii="Arial" w:cs="Arial" w:eastAsia="Arial" w:hAnsi="Arial"/>
+                <w:b w:val="false"/>
+                <w:bCs w:val="false"/>
+                <w:i w:val="false"/>
+                <w:iCs w:val="false"/>
+                <w:color w:val="333333"/>
+                <w:sz w:val="16"/>
+                <w:szCs w:val="16"/>
+              </w:rPr>
+              <w:t xml:space="preserve">In your list, and freely readable at uxpajournal.org — so read this one first.</w:t>
+            </w:r>
+          </w:p>
+        </w:tc>
+      </w:tr>
+      <w:tr>
+        <w:tc>
+          <w:tcPr>
+            <w:tcW w:type="dxa" w:w="2808"/>
+            <w:tcMar>
+              <w:top w:type="dxa" w:w="80"/>
+              <w:left w:type="dxa" w:w="105"/>
+              <w:bottom w:type="dxa" w:w="80"/>
+              <w:right w:type="dxa" w:w="105"/>
+            </w:tcMar>
+          </w:tcPr>
+          <w:p>
+            <w:pPr>
+              <w:spacing w:after="0" w:before="0" w:line="255"/>
+            </w:pPr>
+            <w:r>
+              <w:rPr>
+                <w:rFonts w:ascii="Arial" w:cs="Arial" w:eastAsia="Arial" w:hAnsi="Arial"/>
+                <w:b w:val="false"/>
+                <w:bCs w:val="false"/>
+                <w:i w:val="false"/>
+                <w:iCs w:val="false"/>
+                <w:color w:val="333333"/>
+                <w:sz w:val="16"/>
+                <w:szCs w:val="16"/>
+              </w:rPr>
+              <w:t xml:space="preserve">Lewis (2018), IJHCI 34(7), 577–590</w:t>
+            </w:r>
+          </w:p>
+        </w:tc>
+        <w:tc>
+          <w:tcPr>
+            <w:tcW w:type="dxa" w:w="4118"/>
+            <w:tcMar>
+              <w:top w:type="dxa" w:w="80"/>
+              <w:left w:type="dxa" w:w="105"/>
+              <w:bottom w:type="dxa" w:w="80"/>
+              <w:right w:type="dxa" w:w="105"/>
+            </w:tcMar>
+          </w:tcPr>
+          <w:p>
+            <w:pPr>
+              <w:spacing w:after="0" w:before="0" w:line="255"/>
+            </w:pPr>
+            <w:r>
+              <w:rPr>
+                <w:rFonts w:ascii="Arial" w:cs="Arial" w:eastAsia="Arial" w:hAnsi="Arial"/>
+                <w:b w:val="false"/>
+                <w:bCs w:val="false"/>
+                <w:i w:val="false"/>
+                <w:iCs w:val="false"/>
+                <w:color w:val="333333"/>
+                <w:sz w:val="16"/>
+                <w:szCs w:val="16"/>
+              </w:rPr>
+              <w:t xml:space="preserve">A review of the scale from the 1980s to now, including what is known about its norms and its factor structure.</w:t>
+            </w:r>
+          </w:p>
+        </w:tc>
+        <w:tc>
+          <w:tcPr>
+            <w:tcW w:type="dxa" w:w="2434"/>
+            <w:tcMar>
+              <w:top w:type="dxa" w:w="80"/>
+              <w:left w:type="dxa" w:w="105"/>
+              <w:bottom w:type="dxa" w:w="80"/>
+              <w:right w:type="dxa" w:w="105"/>
+            </w:tcMar>
+          </w:tcPr>
+          <w:p>
+            <w:pPr>
+              <w:spacing w:after="0" w:before="0" w:line="255"/>
+            </w:pPr>
+            <w:r>
+              <w:rPr>
+                <w:rFonts w:ascii="Arial" w:cs="Arial" w:eastAsia="Arial" w:hAnsi="Arial"/>
+                <w:b w:val="false"/>
+                <w:bCs w:val="false"/>
+                <w:i w:val="false"/>
+                <w:iCs w:val="false"/>
+                <w:color w:val="333333"/>
+                <w:sz w:val="16"/>
+                <w:szCs w:val="16"/>
+              </w:rPr>
+              <w:t xml:space="preserve">In your list. NOT yet read.</w:t>
+            </w:r>
+          </w:p>
+        </w:tc>
+      </w:tr>
+      <w:tr>
+        <w:tc>
+          <w:tcPr>
+            <w:tcW w:type="dxa" w:w="2808"/>
+            <w:tcMar>
+              <w:top w:type="dxa" w:w="80"/>
+              <w:left w:type="dxa" w:w="105"/>
+              <w:bottom w:type="dxa" w:w="80"/>
+              <w:right w:type="dxa" w:w="105"/>
+            </w:tcMar>
+          </w:tcPr>
+          <w:p>
+            <w:pPr>
+              <w:spacing w:after="0" w:before="0" w:line="255"/>
+            </w:pPr>
+            <w:r>
+              <w:rPr>
+                <w:rFonts w:ascii="Arial" w:cs="Arial" w:eastAsia="Arial" w:hAnsi="Arial"/>
+                <w:b w:val="false"/>
+                <w:bCs w:val="false"/>
+                <w:i w:val="false"/>
+                <w:iCs w:val="false"/>
+                <w:color w:val="333333"/>
+                <w:sz w:val="16"/>
+                <w:szCs w:val="16"/>
+              </w:rPr>
+              <w:t xml:space="preserve">Sauro (2011)</w:t>
+            </w:r>
+          </w:p>
+        </w:tc>
+        <w:tc>
+          <w:tcPr>
+            <w:tcW w:type="dxa" w:w="4118"/>
+            <w:tcMar>
+              <w:top w:type="dxa" w:w="80"/>
+              <w:left w:type="dxa" w:w="105"/>
+              <w:bottom w:type="dxa" w:w="80"/>
+              <w:right w:type="dxa" w:w="105"/>
+            </w:tcMar>
+          </w:tcPr>
+          <w:p>
+            <w:pPr>
+              <w:spacing w:after="0" w:before="0" w:line="255"/>
+            </w:pPr>
+            <w:r>
+              <w:rPr>
+                <w:rFonts w:ascii="Arial" w:cs="Arial" w:eastAsia="Arial" w:hAnsi="Arial"/>
+                <w:b w:val="false"/>
+                <w:bCs w:val="false"/>
+                <w:i w:val="false"/>
+                <w:iCs w:val="false"/>
+                <w:color w:val="333333"/>
+                <w:sz w:val="16"/>
+                <w:szCs w:val="16"/>
+              </w:rPr>
+              <w:t xml:space="preserve">The figure of 68 with an SD of 12.5, which is the number quoted almost everywhere online.</w:t>
+            </w:r>
+          </w:p>
+        </w:tc>
+        <w:tc>
+          <w:tcPr>
+            <w:tcW w:type="dxa" w:w="2434"/>
+            <w:tcMar>
+              <w:top w:type="dxa" w:w="80"/>
+              <w:left w:type="dxa" w:w="105"/>
+              <w:bottom w:type="dxa" w:w="80"/>
+              <w:right w:type="dxa" w:w="105"/>
+            </w:tcMar>
+          </w:tcPr>
+          <w:p>
+            <w:pPr>
+              <w:spacing w:after="0" w:before="0" w:line="255"/>
+            </w:pPr>
+            <w:r>
+              <w:rPr>
+                <w:rFonts w:ascii="Arial" w:cs="Arial" w:eastAsia="Arial" w:hAnsi="Arial"/>
+                <w:b w:val="false"/>
+                <w:bCs w:val="false"/>
+                <w:i w:val="false"/>
+                <w:iCs w:val="false"/>
+                <w:color w:val="333333"/>
+                <w:sz w:val="16"/>
+                <w:szCs w:val="16"/>
+              </w:rPr>
+              <w:t xml:space="preserve">DELIBERATELY NOT CITED — a self-published practitioner guide, not peer-reviewed. Do not quote 68.</w:t>
+            </w:r>
+          </w:p>
+        </w:tc>
+      </w:tr>
+    </w:tbl>
+    <w:p>
+      <w:pPr>
         <w:pBdr>
-          <w:top w:val="single" w:color="8C2A2A" w:sz="12" w:space="8"/>
-          <w:bottom w:val="single" w:color="8C2A2A" w:sz="12" w:space="8"/>
-          <w:left w:val="single" w:color="8C2A2A" w:sz="12" w:space="8"/>
-          <w:right w:val="single" w:color="8C2A2A" w:sz="12" w:space="8"/>
+          <w:top w:val="single" w:color="8A6A1F" w:sz="12" w:space="8"/>
+          <w:bottom w:val="single" w:color="8A6A1F" w:sz="12" w:space="8"/>
+          <w:left w:val="single" w:color="8A6A1F" w:sz="12" w:space="8"/>
+          <w:right w:val="single" w:color="8A6A1F" w:sz="12" w:space="8"/>
         </w:pBdr>
         <w:shd w:fill="F2EFE9" w:val="clear"/>
         <w:spacing w:after="200" w:before="200" w:line="290"/>
@@ -18827,11 +19449,11 @@
           <w:bCs/>
           <w:i w:val="false"/>
           <w:iCs w:val="false"/>
-          <w:color w:val="8C2A2A"/>
+          <w:color w:val="8A6A1F"/>
           <w:sz w:val="20"/>
           <w:szCs w:val="20"/>
         </w:rPr>
-        <w:t xml:space="preserve">The comparison you want to make, and the source you do not have</w:t>
+        <w:t xml:space="preserve">Two qualifications to volunteer before you are asked</w:t>
       </w:r>
       <w:r>
         <w:br/>
@@ -18847,7 +19469,7 @@
           <w:sz w:val="19"/>
           <w:szCs w:val="19"/>
         </w:rPr>
-        <w:t xml:space="preserve">The whole reason SUS is in your study is that it has published norms, so your score can be compared with something outside your own paper. The figure everyone quotes is an average of about 68. That figure comes from Sauro, and from Bangor, Kortum and Miller — and NEITHER is in your reference list. Brooke (1996) is in your list; Brooke does not publish that benchmark. So you have two honest options: add the source and read it, or report your SUS score with no comparison at all. What you must not do is say "above average" at a defence with nothing behind it, because the follow-up question is "average of what?" and there is no answer.</w:t>
+        <w:t xml:space="preserve">First, these norms describe software in general. No published SUS norm exists for applicant-facing recruitment systems — we looked and did not find one — so “above average” means above average for software, not above average for tools like this. Second, a mean from your forty respondents in one session is not the same kind of quantity as a mean accumulated across hundreds of studies, and comparing them is indicative rather than decisive. Both qualifications are in your Method. Say them yourself; they cost you nothing and they are the difference between a benchmark and a boast.</w:t>
       </w:r>
     </w:p>
     <w:p>
@@ -25237,7 +25859,7 @@
           <w:sz w:val="19"/>
           <w:szCs w:val="19"/>
         </w:rPr>
-        <w:t xml:space="preserve">1. Confirm with your adviser whether this is a proposal defense or a final defense, and make the tense consistent. This is the decision that prices every other one, and it is still open. 2. Find the PDFs for the six unverified references, or remove them and adjust the sentences they support. Read Brooke, Campbell and Stanley, and Wilcoxon before you cite them. 3. Press Ctrl+A then F9 to build the table of contents and the list of figures — they are Word fields that have never been generated. Figures 1 to 5 are already in the manuscript at full text-column width.</w:t>
+        <w:t xml:space="preserve">1. Confirm with your adviser whether this is a proposal defense or a final defense, and make the tense consistent. This is the decision that prices every other one, and it is still open. 2. Open the redalyc link in your own Đorđević (2022) entry — it is the last reference nobody has confirmed, and checking it takes two minutes. Then READ the six method sources you now lean on and have not opened: Brooke, Campbell and Stanley, Wilcoxon, Bangor et al. twice, and Lewis. Their existence is confirmed; that they say what your sentences claim is not. 3. Press Ctrl+A then F9 to build the table of contents and the list of figures — they are Word fields that have never been generated. Figures 1 to 5 are already in the manuscript at full text-column width.</w:t>
       </w:r>
     </w:p>
     <w:p>

--- a/05_Website_Angular/docs/ResumeMatch-PH-Study-Guide.docx
+++ b/05_Website_Angular/docs/ResumeMatch-PH-Study-Guide.docx
@@ -845,7 +845,7 @@
                 <w:sz w:val="16"/>
                 <w:szCs w:val="16"/>
               </w:rPr>
-              <w:t xml:space="preserve">Q89 – Q112</w:t>
+              <w:t>Q89 – Q112e</w:t>
             </w:r>
           </w:p>
         </w:tc>
@@ -4322,16 +4322,7 @@
           <w:sz w:val="17"/>
           <w:szCs w:val="17"/>
         </w:rPr>
-        <w:t xml:space="preserve">· Three levels  </w:t>
-      </w:r>
-      <w:r>
-        <w:rPr>
-          <w:rFonts w:ascii="Arial" w:cs="Arial" w:eastAsia="Arial" w:hAnsi="Arial"/>
-          <w:color w:val="333333"/>
-          <w:sz w:val="17"/>
-          <w:szCs w:val="17"/>
-        </w:rPr>
-        <w:t xml:space="preserve">automated regression across five suites · browser walkthroughs making 120+ checks across every page, all three accounts, light and dark modes and a 390-pixel width · the evaluation with users.</w:t>
+        <w:t>· Three levels  automated regression across six suites · browser walkthroughs making 120+ checks across every page, all three accounts, light and dark modes and a 390-pixel width · the evaluation with users.</w:t>
       </w:r>
     </w:p>
     <w:p>
@@ -10309,7 +10300,7 @@
           <w:sz w:val="18"/>
           <w:szCs w:val="18"/>
         </w:rPr>
-        <w:t xml:space="preserve">“Three levels. Automated regression tests across six suites — the matching engine, the API driven over HTTP, email delivery, the extraction feature, and browser-versus-server parity. Browser walkthroughs driving the complete interface the way a user would, including at a 390-pixel phone width. And the evaluation with respondents, which is the research data.”</w:t>
+        <w:t>“Three levels. Automated regression tests across six suites — the matching engine, the API driven over HTTP, email delivery, the extraction feature, the rule-based document reader, and browser-versus-server parity. Browser walkthroughs driving the complete interface the way a user would, including at a 390-pixel phone width. And the evaluation with respondents, which is the research data.”</w:t>
       </w:r>
     </w:p>
     <w:p>
@@ -22762,7 +22753,7 @@
           <w:sz w:val="18"/>
           <w:szCs w:val="18"/>
         </w:rPr>
-        <w:t xml:space="preserve">“Score equals S times nought point five, plus E times nought point two five, plus X times nought point two five, all times one hundred. S is the proportion of the posting’s required skills the resume lists. E is the applicant’s highest education rank divided by the required rank, capped at one. X is total months of experience over the required months, also capped at one. It is rounded half-up. Strong is eighty and above, possible is fifty to seventy-nine, related is below fifty.”</w:t>
+        <w:t>“Score equals S times nought point five, plus E times nought point two five, plus X times nought point two five, all times one hundred. S is the proportion of the posting’s required skills the resume lists — with one refinement: a matched skill the applicant named no source for counts as a half rather than a whole, so S is matched minus unsourced-times-a-half, over the number required. E is the applicant’s highest education rank divided by the required rank, capped at one. X is total months of experience over the required months, also capped at one. It is rounded half-up. Strong is eighty and above, possible is fifty to seventy-nine, related is below fifty.”</w:t>
       </w:r>
     </w:p>
     <w:p>
@@ -24573,6 +24564,319 @@
           <w:szCs w:val="17"/>
         </w:rPr>
         <w:t xml:space="preserve">“Is telling a rejected applicant their score actually kind?” We do not know, and that is not rhetorical — it is what the applicant after-instrument is for. Do not assert that it helps them.</w:t>
+      </w:r>
+    </w:p>
+    <w:p>
+      <w:pPr>
+        <w:pBdr>
+          <w:bottom w:val="single" w:color="B9B1A4" w:sz="8" w:space="5"/>
+        </w:pBdr>
+        <w:spacing w:after="120" w:before="340" w:line="290"/>
+      </w:pPr>
+      <w:r>
+        <w:rPr>
+          <w:rFonts w:ascii="Arial" w:cs="Arial" w:eastAsia="Arial" w:hAnsi="Arial"/>
+          <w:b/>
+          <w:bCs/>
+          <w:color w:val="1A1A1A"/>
+          <w:sz w:val="23"/>
+          <w:szCs w:val="23"/>
+        </w:rPr>
+        <w:t>3.6  Where a skill came from, and what a rejected applicant is told</w:t>
+      </w:r>
+    </w:p>
+    <w:p>
+      <w:pPr>
+        <w:spacing w:after="70" w:line="285"/>
+        <w:ind w:left="300" w:hanging="300"/>
+      </w:pPr>
+      <w:r>
+        <w:rPr>
+          <w:rFonts w:ascii="Arial" w:cs="Arial" w:eastAsia="Arial" w:hAnsi="Arial"/>
+          <w:b/>
+          <w:bCs/>
+          <w:color w:val="1A1A1A"/>
+          <w:sz w:val="18"/>
+          <w:szCs w:val="18"/>
+        </w:rPr>
+        <w:t>BASIC</w:t>
+      </w:r>
+    </w:p>
+    <w:p>
+      <w:pPr>
+        <w:spacing w:after="70" w:line="285"/>
+        <w:ind w:left="420" w:hanging="420"/>
+      </w:pPr>
+      <w:r>
+        <w:rPr>
+          <w:rFonts w:ascii="Arial" w:cs="Arial" w:eastAsia="Arial" w:hAnsi="Arial"/>
+          <w:b/>
+          <w:bCs/>
+          <w:color w:val="8C2A2A"/>
+          <w:sz w:val="19"/>
+          <w:szCs w:val="19"/>
+        </w:rPr>
+        <w:t>Q112a  What does the builder ask beyond the name of a skill?</w:t>
+      </w:r>
+    </w:p>
+    <w:p>
+      <w:pPr>
+        <w:pBdr>
+          <w:left w:val="single" w:color="2F5D3A" w:sz="14" w:space="8"/>
+        </w:pBdr>
+        <w:spacing w:after="110" w:line="292"/>
+        <w:ind w:left="480" w:right="140"/>
+      </w:pPr>
+      <w:r>
+        <w:rPr>
+          <w:rFonts w:ascii="Arial" w:cs="Arial" w:eastAsia="Arial" w:hAnsi="Arial"/>
+          <w:color w:val="1F3D2B"/>
+          <w:sz w:val="18"/>
+          <w:szCs w:val="18"/>
+        </w:rPr>
+        <w:t>“Where the applicant used it. The answer has to point at an entry already on their own resume — a job, a project, a certification or a course — so it is a dropdown built from what they have already written, never a free text box. A matched skill with a source counts in full; one without still counts, at half.”</w:t>
+      </w:r>
+    </w:p>
+    <w:p>
+      <w:pPr>
+        <w:spacing w:after="70" w:line="285"/>
+        <w:ind w:left="300" w:hanging="300"/>
+      </w:pPr>
+      <w:r>
+        <w:rPr>
+          <w:rFonts w:ascii="Arial" w:cs="Arial" w:eastAsia="Arial" w:hAnsi="Arial"/>
+          <w:b/>
+          <w:bCs/>
+          <w:color w:val="1A1A1A"/>
+          <w:sz w:val="18"/>
+          <w:szCs w:val="18"/>
+        </w:rPr>
+        <w:t>CRITICAL CHALLENGE</w:t>
+      </w:r>
+    </w:p>
+    <w:p>
+      <w:pPr>
+        <w:spacing w:after="70" w:line="285"/>
+        <w:ind w:left="420" w:hanging="420"/>
+      </w:pPr>
+      <w:r>
+        <w:rPr>
+          <w:rFonts w:ascii="Arial" w:cs="Arial" w:eastAsia="Arial" w:hAnsi="Arial"/>
+          <w:b/>
+          <w:bCs/>
+          <w:color w:val="8C2A2A"/>
+          <w:sz w:val="19"/>
+          <w:szCs w:val="19"/>
+        </w:rPr>
+        <w:t>Q112b  Your postings publish the skills they require. What stops an applicant from simply copying that list into their resume?</w:t>
+      </w:r>
+    </w:p>
+    <w:p>
+      <w:pPr>
+        <w:pBdr>
+          <w:left w:val="single" w:color="2F5D3A" w:sz="14" w:space="8"/>
+        </w:pBdr>
+        <w:spacing w:after="110" w:line="292"/>
+        <w:ind w:left="480" w:right="140"/>
+      </w:pPr>
+      <w:r>
+        <w:rPr>
+          <w:rFonts w:ascii="Arial" w:cs="Arial" w:eastAsia="Arial" w:hAnsi="Arial"/>
+          <w:color w:val="1F3D2B"/>
+          <w:sz w:val="18"/>
+          <w:szCs w:val="18"/>
+        </w:rPr>
+        <w:t>“Nothing stops them, and hiding the required skills would be worse — the applicant seeing what is being asked of them is the point of the study. What we changed is the price. A skill with no source counts half, so an applicant with one real skill out of four who types in the other three reaches eighty-one rather than one hundred. And the score the recruiter ranks on is the one recorded when the application was sent, so improving a resume afterwards never reorders a shortlist that has already been worked. I want to be exact about what that does: it makes padding cost points and makes it visible to the recruiter. It does not prevent it, and we do not claim it does.”</w:t>
+      </w:r>
+    </w:p>
+    <w:p>
+      <w:pPr>
+        <w:spacing w:after="110" w:line="285"/>
+        <w:ind w:left="480"/>
+      </w:pPr>
+      <w:r>
+        <w:rPr>
+          <w:rFonts w:ascii="Arial" w:cs="Arial" w:eastAsia="Arial" w:hAnsi="Arial"/>
+          <w:b/>
+          <w:bCs/>
+          <w:color w:val="8C2A2A"/>
+          <w:sz w:val="16"/>
+          <w:szCs w:val="16"/>
+        </w:rPr>
+        <w:t>Follow-up trap — “So a determined applicant can still game it.” Yes. Concede it in one sentence and give the three answers that bound it: half credit, the frozen ranking score, and the evidence panel the recruiter reads. A defence that claims the exploit is closed invites the panelist to close it themselves on the spot.</w:t>
+      </w:r>
+    </w:p>
+    <w:p>
+      <w:pPr>
+        <w:spacing w:after="70" w:line="285"/>
+        <w:ind w:left="300" w:hanging="300"/>
+      </w:pPr>
+      <w:r>
+        <w:rPr>
+          <w:rFonts w:ascii="Arial" w:cs="Arial" w:eastAsia="Arial" w:hAnsi="Arial"/>
+          <w:b/>
+          <w:bCs/>
+          <w:color w:val="1A1A1A"/>
+          <w:sz w:val="18"/>
+          <w:szCs w:val="18"/>
+        </w:rPr>
+        <w:t>ANALYTICAL — WHY</w:t>
+      </w:r>
+    </w:p>
+    <w:p>
+      <w:pPr>
+        <w:spacing w:after="70" w:line="285"/>
+        <w:ind w:left="420" w:hanging="420"/>
+      </w:pPr>
+      <w:r>
+        <w:rPr>
+          <w:rFonts w:ascii="Arial" w:cs="Arial" w:eastAsia="Arial" w:hAnsi="Arial"/>
+          <w:b/>
+          <w:bCs/>
+          <w:color w:val="8C2A2A"/>
+          <w:sz w:val="19"/>
+          <w:szCs w:val="19"/>
+        </w:rPr>
+        <w:t>Q112c  Why half, and not nothing?</w:t>
+      </w:r>
+    </w:p>
+    <w:p>
+      <w:pPr>
+        <w:pBdr>
+          <w:left w:val="single" w:color="2F5D3A" w:sz="14" w:space="8"/>
+        </w:pBdr>
+        <w:spacing w:after="110" w:line="292"/>
+        <w:ind w:left="480" w:right="140"/>
+      </w:pPr>
+      <w:r>
+        <w:rPr>
+          <w:rFonts w:ascii="Arial" w:cs="Arial" w:eastAsia="Arial" w:hAnsi="Arial"/>
+          <w:color w:val="1F3D2B"/>
+          <w:sz w:val="18"/>
+          <w:szCs w:val="18"/>
+        </w:rPr>
+        <w:t>“Because a skill somebody cannot point at is not a lie. Plenty of real skills are self-taught, or come from work too small to put on a resume, and scoring those at zero would penalise exactly the applicants this study exists to help. Half is also a value we can state in one sentence to an applicant: a skill you can point to evidence for counts fully, one you cannot counts half. I should be clear that nought point five is a reasoned choice, not a finding — no data in this study says it is the right number.”</w:t>
+      </w:r>
+    </w:p>
+    <w:p>
+      <w:pPr>
+        <w:spacing w:after="70" w:line="285"/>
+        <w:ind w:left="300" w:hanging="300"/>
+      </w:pPr>
+      <w:r>
+        <w:rPr>
+          <w:rFonts w:ascii="Arial" w:cs="Arial" w:eastAsia="Arial" w:hAnsi="Arial"/>
+          <w:b/>
+          <w:bCs/>
+          <w:color w:val="1A1A1A"/>
+          <w:sz w:val="18"/>
+          <w:szCs w:val="18"/>
+        </w:rPr>
+        <w:t>CRITICAL CHALLENGE</w:t>
+      </w:r>
+    </w:p>
+    <w:p>
+      <w:pPr>
+        <w:spacing w:after="70" w:line="285"/>
+        <w:ind w:left="420" w:hanging="420"/>
+      </w:pPr>
+      <w:r>
+        <w:rPr>
+          <w:rFonts w:ascii="Arial" w:cs="Arial" w:eastAsia="Arial" w:hAnsi="Arial"/>
+          <w:b/>
+          <w:bCs/>
+          <w:color w:val="8C2A2A"/>
+          <w:sz w:val="19"/>
+          <w:szCs w:val="19"/>
+        </w:rPr>
+        <w:t>Q112d  Does this put the applicant’s employer on their resume?</w:t>
+      </w:r>
+    </w:p>
+    <w:p>
+      <w:pPr>
+        <w:pBdr>
+          <w:left w:val="single" w:color="2F5D3A" w:sz="14" w:space="8"/>
+        </w:pBdr>
+        <w:spacing w:after="110" w:line="292"/>
+        <w:ind w:left="480" w:right="140"/>
+      </w:pPr>
+      <w:r>
+        <w:rPr>
+          <w:rFonts w:ascii="Arial" w:cs="Arial" w:eastAsia="Arial" w:hAnsi="Arial"/>
+          <w:color w:val="1F3D2B"/>
+          <w:sz w:val="18"/>
+          <w:szCs w:val="18"/>
+        </w:rPr>
+        <w:t>“No, and that was a deliberate constraint rather than an oversight. The resume the applicant downloads is a plain list of skills exactly as it was before, so none of the fourteen designs changed and nothing new reaches an employer’s own screening software — welding a company name onto every skill would break the parsing this whole study is about. The source is stored beside the skill and shown in one place only: the recruiter’s view of that application, in a panel tinted so it cannot be mistaken for part of the document. There is an automated test asserting no employer name reaches the printed skills list.”</w:t>
+      </w:r>
+    </w:p>
+    <w:p>
+      <w:pPr>
+        <w:spacing w:after="70" w:line="285"/>
+        <w:ind w:left="300" w:hanging="300"/>
+      </w:pPr>
+      <w:r>
+        <w:rPr>
+          <w:rFonts w:ascii="Arial" w:cs="Arial" w:eastAsia="Arial" w:hAnsi="Arial"/>
+          <w:b/>
+          <w:bCs/>
+          <w:color w:val="1A1A1A"/>
+          <w:sz w:val="18"/>
+          <w:szCs w:val="18"/>
+        </w:rPr>
+        <w:t>COMPARISON</w:t>
+      </w:r>
+    </w:p>
+    <w:p>
+      <w:pPr>
+        <w:spacing w:after="70" w:line="285"/>
+        <w:ind w:left="420" w:hanging="420"/>
+      </w:pPr>
+      <w:r>
+        <w:rPr>
+          <w:rFonts w:ascii="Arial" w:cs="Arial" w:eastAsia="Arial" w:hAnsi="Arial"/>
+          <w:b/>
+          <w:bCs/>
+          <w:color w:val="8C2A2A"/>
+          <w:sz w:val="19"/>
+          <w:szCs w:val="19"/>
+        </w:rPr>
+        <w:t>Q112e  A commercial system rejects an applicant and says nothing. What does yours say?</w:t>
+      </w:r>
+    </w:p>
+    <w:p>
+      <w:pPr>
+        <w:pBdr>
+          <w:left w:val="single" w:color="2F5D3A" w:sz="14" w:space="8"/>
+        </w:pBdr>
+        <w:spacing w:after="110" w:line="292"/>
+        <w:ind w:left="480" w:right="140"/>
+      </w:pPr>
+      <w:r>
+        <w:rPr>
+          <w:rFonts w:ascii="Arial" w:cs="Arial" w:eastAsia="Arial" w:hAnsi="Arial"/>
+          <w:color w:val="1F3D2B"/>
+          <w:sz w:val="18"/>
+          <w:szCs w:val="18"/>
+        </w:rPr>
+        <w:t>“On a rejection the recruiter may pick a reason from a closed list of eight, and the applicant is shown it — in wording written for them rather than for the file. “The employer tried to reach you and could not. Check the phone number and email on your resume.” What they are not shown is which member of staff decided; the applicant learns what was decided, not who decided it. We built this the other way round first, keeping the reason internal, and the argument for that was real: a code its subject will read is a code some recruiters will soften. We reversed it because our own Chapter 1 says the problem is applicants who apply and hear nothing at all, and recording the reason and then withholding it from the person whose plans depend on it would be arguing against our own premise.”</w:t>
+      </w:r>
+    </w:p>
+    <w:p>
+      <w:pPr>
+        <w:spacing w:after="110" w:line="285"/>
+        <w:ind w:left="480"/>
+      </w:pPr>
+      <w:r>
+        <w:rPr>
+          <w:rFonts w:ascii="Arial" w:cs="Arial" w:eastAsia="Arial" w:hAnsi="Arial"/>
+          <w:b/>
+          <w:bCs/>
+          <w:color w:val="8C2A2A"/>
+          <w:sz w:val="16"/>
+          <w:szCs w:val="16"/>
+        </w:rPr>
+        <w:t>Follow-up trap — “Won’t recruiters just pick ‘other’?” Possibly, and the recruiter’s picker shows them the exact sentence the applicant will read before they choose, precisely so nobody discovers it afterwards. Whether it changes what they pick is a question our data can answer and our design cannot.</w:t>
       </w:r>
     </w:p>
     <w:p>
@@ -25252,7 +25556,7 @@
                 <w:sz w:val="16"/>
                 <w:szCs w:val="16"/>
               </w:rPr>
-              <w:t xml:space="preserve">140 across six suites — engine 37, API 46, email 10, extraction 10, parity 13, reader 24</w:t>
+              <w:t>160 across six suites — engine 49, API 52, reader 26, parity 13, email 10, extraction 10</w:t>
             </w:r>
           </w:p>
         </w:tc>
@@ -25613,6 +25917,126 @@
                 <w:szCs w:val="16"/>
               </w:rPr>
               <w:t xml:space="preserve">52 entries</w:t>
+            </w:r>
+          </w:p>
+        </w:tc>
+      </w:tr>
+      <w:tr>
+        <w:tc>
+          <w:tcPr>
+            <w:tcW w:type="dxa" w:w="3182"/>
+            <w:tcMar>
+              <w:top w:type="dxa" w:w="80"/>
+              <w:left w:type="dxa" w:w="105"/>
+              <w:bottom w:type="dxa" w:w="80"/>
+              <w:right w:type="dxa" w:w="105"/>
+            </w:tcMar>
+          </w:tcPr>
+          <w:p>
+            <w:pPr>
+              <w:spacing w:after="0" w:before="0" w:line="255"/>
+            </w:pPr>
+            <w:r>
+              <w:rPr>
+                <w:rFonts w:ascii="Arial" w:cs="Arial" w:eastAsia="Arial" w:hAnsi="Arial"/>
+                <w:b w:val="false"/>
+                <w:bCs w:val="false"/>
+                <w:i w:val="false"/>
+                <w:iCs w:val="false"/>
+                <w:color w:val="333333"/>
+                <w:sz w:val="16"/>
+                <w:szCs w:val="16"/>
+              </w:rPr>
+              <w:t>Credit for an unsourced skill</w:t>
+            </w:r>
+          </w:p>
+        </w:tc>
+        <w:tc>
+          <w:tcPr>
+            <w:tcW w:type="dxa" w:w="6178"/>
+            <w:tcMar>
+              <w:top w:type="dxa" w:w="80"/>
+              <w:left w:type="dxa" w:w="105"/>
+              <w:bottom w:type="dxa" w:w="80"/>
+              <w:right w:type="dxa" w:w="105"/>
+            </w:tcMar>
+          </w:tcPr>
+          <w:p>
+            <w:pPr>
+              <w:spacing w:after="0" w:before="0" w:line="255"/>
+            </w:pPr>
+            <w:r>
+              <w:rPr>
+                <w:rFonts w:ascii="Arial" w:cs="Arial" w:eastAsia="Arial" w:hAnsi="Arial"/>
+                <w:b w:val="false"/>
+                <w:bCs w:val="false"/>
+                <w:i w:val="false"/>
+                <w:iCs w:val="false"/>
+                <w:color w:val="333333"/>
+                <w:sz w:val="16"/>
+                <w:szCs w:val="16"/>
+              </w:rPr>
+              <w:t>half — 0.5, published as part of the formula</w:t>
+            </w:r>
+          </w:p>
+        </w:tc>
+      </w:tr>
+      <w:tr>
+        <w:tc>
+          <w:tcPr>
+            <w:tcW w:type="dxa" w:w="3182"/>
+            <w:tcMar>
+              <w:top w:type="dxa" w:w="80"/>
+              <w:left w:type="dxa" w:w="105"/>
+              <w:bottom w:type="dxa" w:w="80"/>
+              <w:right w:type="dxa" w:w="105"/>
+            </w:tcMar>
+          </w:tcPr>
+          <w:p>
+            <w:pPr>
+              <w:spacing w:after="0" w:before="0" w:line="255"/>
+            </w:pPr>
+            <w:r>
+              <w:rPr>
+                <w:rFonts w:ascii="Arial" w:cs="Arial" w:eastAsia="Arial" w:hAnsi="Arial"/>
+                <w:b w:val="false"/>
+                <w:bCs w:val="false"/>
+                <w:i w:val="false"/>
+                <w:iCs w:val="false"/>
+                <w:color w:val="333333"/>
+                <w:sz w:val="16"/>
+                <w:szCs w:val="16"/>
+              </w:rPr>
+              <w:t>Rejection reasons</w:t>
+            </w:r>
+          </w:p>
+        </w:tc>
+        <w:tc>
+          <w:tcPr>
+            <w:tcW w:type="dxa" w:w="6178"/>
+            <w:tcMar>
+              <w:top w:type="dxa" w:w="80"/>
+              <w:left w:type="dxa" w:w="105"/>
+              <w:bottom w:type="dxa" w:w="80"/>
+              <w:right w:type="dxa" w:w="105"/>
+            </w:tcMar>
+          </w:tcPr>
+          <w:p>
+            <w:pPr>
+              <w:spacing w:after="0" w:before="0" w:line="255"/>
+            </w:pPr>
+            <w:r>
+              <w:rPr>
+                <w:rFonts w:ascii="Arial" w:cs="Arial" w:eastAsia="Arial" w:hAnsi="Arial"/>
+                <w:b w:val="false"/>
+                <w:bCs w:val="false"/>
+                <w:i w:val="false"/>
+                <w:iCs w:val="false"/>
+                <w:color w:val="333333"/>
+                <w:sz w:val="16"/>
+                <w:szCs w:val="16"/>
+              </w:rPr>
+              <w:t>8 codes; the applicant reads the reason, never the staff name</w:t>
             </w:r>
           </w:p>
         </w:tc>
@@ -25795,6 +26219,29 @@
           <w:szCs w:val="19"/>
         </w:rPr>
         <w:t xml:space="preserve">Defending the 50/25/25 split as empirical. It is a reasoned design choice and the paper says so.</w:t>
+      </w:r>
+    </w:p>
+    <w:p>
+      <w:pPr>
+        <w:pStyle w:val="ListParagraph"/>
+        <w:numPr>
+          <w:ilvl w:val="0"/>
+          <w:numId w:val="2"/>
+        </w:numPr>
+        <w:spacing w:after="60" w:line="275"/>
+      </w:pPr>
+      <w:r>
+        <w:rPr>
+          <w:rFonts w:ascii="Arial" w:cs="Arial" w:eastAsia="Arial" w:hAnsi="Arial"/>
+          <w:b w:val="false"/>
+          <w:bCs w:val="false"/>
+          <w:i w:val="false"/>
+          <w:iCs w:val="false"/>
+          <w:color w:val="1A1A1A"/>
+          <w:sz w:val="19"/>
+          <w:szCs w:val="19"/>
+        </w:rPr>
+        <w:t>Reciting the skills component as matched-over-required. It has a second term now — a skill with no named source counts half — and the manuscript’s Chapter 3 still prints the old version.</w:t>
       </w:r>
     </w:p>
     <w:p>
@@ -25843,23 +26290,9 @@
           <w:sz w:val="20"/>
           <w:szCs w:val="20"/>
         </w:rPr>
-        <w:t xml:space="preserve">Three things to settle before you walk in</w:t>
-      </w:r>
-      <w:r>
+        <w:t>Four things to settle before you walk in</w:t>
         <w:br/>
-      </w:r>
-      <w:r>
-        <w:rPr>
-          <w:rFonts w:ascii="Arial" w:cs="Arial" w:eastAsia="Arial" w:hAnsi="Arial"/>
-          <w:b w:val="false"/>
-          <w:bCs w:val="false"/>
-          <w:i w:val="false"/>
-          <w:iCs w:val="false"/>
-          <w:color w:val="1A1A1A"/>
-          <w:sz w:val="19"/>
-          <w:szCs w:val="19"/>
-        </w:rPr>
-        <w:t xml:space="preserve">1. Confirm with your adviser whether this is a proposal defense or a final defense, and make the tense consistent. This is the decision that prices every other one, and it is still open. 2. Open the redalyc link in your own Đorđević (2022) entry — it is the last reference nobody has confirmed, and checking it takes two minutes. Then READ the six method sources you now lean on and have not opened: Brooke, Campbell and Stanley, Wilcoxon, Bangor et al. twice, and Lewis. Their existence is confirmed; that they say what your sentences claim is not. 3. Press Ctrl+A then F9 to build the table of contents and the list of figures — they are Word fields that have never been generated. Figures 1 to 5 are already in the manuscript at full text-column width.</w:t>
+        <w:t>1. Confirm with your adviser whether this is a proposal defense or a final defense, and make the tense consistent. This is the decision that prices every other one, and it is still open. 2. Open the redalyc link in your own Đorđević (2022) entry — it is the last reference nobody has confirmed, and checking it takes two minutes. Then READ the six method sources you now lean on and have not opened: Brooke, Campbell and Stanley, Wilcoxon, Bangor et al. twice, and Lewis. Their existence is confirmed; that they say what your sentences claim is not. 3. Press Ctrl+A then F9 to build the table of contents and the list of figures — they are Word fields that have never been generated. Figures 1 to 5 are already in the manuscript at full text-column width. 4. Correct the scoring formula printed in Chapter 3. It reads matched over required and should read matched minus unsourced-times-a-half, over required. As it stands, a panelist reproducing a score by hand from the paper alone gets a different number from the one on the screen.</w:t>
       </w:r>
     </w:p>
     <w:p>

--- a/05_Website_Angular/docs/ResumeMatch-PH-Study-Guide.docx
+++ b/05_Website_Angular/docs/ResumeMatch-PH-Study-Guide.docx
@@ -26292,7 +26292,7 @@
         </w:rPr>
         <w:t>Four things to settle before you walk in</w:t>
         <w:br/>
-        <w:t>1. Confirm with your adviser whether this is a proposal defense or a final defense, and make the tense consistent. This is the decision that prices every other one, and it is still open. 2. Open the redalyc link in your own Đorđević (2022) entry — it is the last reference nobody has confirmed, and checking it takes two minutes. Then READ the six method sources you now lean on and have not opened: Brooke, Campbell and Stanley, Wilcoxon, Bangor et al. twice, and Lewis. Their existence is confirmed; that they say what your sentences claim is not. 3. Press Ctrl+A then F9 to build the table of contents and the list of figures — they are Word fields that have never been generated. Figures 1 to 5 are already in the manuscript at full text-column width. 4. Correct the scoring formula printed in Chapter 3. It reads matched over required and should read matched minus unsourced-times-a-half, over required. As it stands, a panelist reproducing a score by hand from the paper alone gets a different number from the one on the screen.</w:t>
+        <w:t>1. Confirm with your adviser whether this is a proposal defense or a final defense, and make the tense consistent. This is the decision that prices every other one, and it is still open. 2. Open the redalyc link in your own Đorđević (2022) entry — it is the last reference nobody has confirmed, and checking it takes two minutes. Then READ the six method sources you now lean on and have not opened: Brooke, Campbell and Stanley, Wilcoxon, Bangor et al. twice, and Lewis. Their existence is confirmed; that they say what your sentences claim is not. 3. Press Ctrl+A then F9 to build the table of contents and the list of figures — they are Word fields that have never been generated. Figures 1 to 5 are already in the manuscript at full text-column width. 4. Paste Replacement 8 into Chapter 3. The scoring formula in the manuscript reads matched over required and should read matched minus unsourced-times-a-half, over required; a panelist reproducing a score by hand from the paper alone currently gets a different number from the one on the screen. The corrected section is written out in full in ResumeMatch-PH-Updated-Manuscript-Sections.docx — it is a copy-and-paste, not a rewrite.</w:t>
       </w:r>
     </w:p>
     <w:p>

--- a/05_Website_Angular/docs/ResumeMatch-PH-Study-Guide.docx
+++ b/05_Website_Angular/docs/ResumeMatch-PH-Study-Guide.docx
@@ -71,7 +71,7 @@
           <w:sz w:val="19"/>
           <w:szCs w:val="19"/>
         </w:rPr>
-        <w:t xml:space="preserve">Part 1 is the study itself: the whole paper section by section, with the numbers, sources and commitments each one contains. Parts 2 to 8 carry 120 practice questions in total, with answers written to be said out loud; Parts 6 and 7 are notes and alignment checks rather than questions.</w:t>
+        <w:t>Part 1 is the study itself: the whole paper section by section, with the numbers, sources and commitments each one contains. Parts 2 to 8 carry 125 practice questions in total, with answers written to be said out loud; Parts 6 and 7 are notes and alignment checks rather than questions.</w:t>
       </w:r>
     </w:p>
     <w:p>

--- a/05_Website_Angular/docs/ResumeMatch-PH-Study-Guide.docx
+++ b/05_Website_Angular/docs/ResumeMatch-PH-Study-Guide.docx
@@ -2199,16 +2199,7 @@
           <w:sz w:val="17"/>
           <w:szCs w:val="17"/>
         </w:rPr>
-        <w:t xml:space="preserve">· Four rules → four decisions  </w:t>
-      </w:r>
-      <w:r>
-        <w:rPr>
-          <w:rFonts w:ascii="Arial" w:cs="Arial" w:eastAsia="Arial" w:hAnsi="Arial"/>
-          <w:color w:val="333333"/>
-          <w:sz w:val="17"/>
-          <w:szCs w:val="17"/>
-        </w:rPr>
-        <w:t xml:space="preserve">consistency → a deterministic score · job relatedness → computed only from stated posting criteria · explanation → published weights and named missing skills · capacity to respond → every application visible to a human, nobody auto-rejected.</w:t>
+        <w:t>· Four rules → four decisions  consistency → a deterministic score · job relatedness → computed only from stated posting criteria · explanation → published weights and a stated, unnamed account of what is not met · capacity to respond → every application visible to a human, nobody auto-rejected.</w:t>
       </w:r>
     </w:p>
     <w:p>
@@ -2846,16 +2837,7 @@
           <w:sz w:val="17"/>
           <w:szCs w:val="17"/>
         </w:rPr>
-        <w:t xml:space="preserve">· New job seekers  </w:t>
-      </w:r>
-      <w:r>
-        <w:rPr>
-          <w:rFonts w:ascii="Arial" w:cs="Arial" w:eastAsia="Arial" w:hAnsi="Arial"/>
-          <w:color w:val="333333"/>
-          <w:sz w:val="17"/>
-          <w:szCs w:val="17"/>
-        </w:rPr>
-        <w:t xml:space="preserve">a free guided builder, and the same score the recruiter sees with missing skills named.</w:t>
+        <w:t>· New job seekers  a free guided builder, and the same score the recruiter sees, with what they have not met stated by number and kind.</w:t>
       </w:r>
     </w:p>
     <w:p>
@@ -6323,7 +6305,7 @@
           <w:sz w:val="18"/>
           <w:szCs w:val="18"/>
         </w:rPr>
-        <w:t xml:space="preserve">“Our system is a free web platform that does two jobs at once. On the applicant side it walks a first-time job seeker through building a resume step by step, and it comes out in a single-column, parser-safe layout so an automated screener can actually read it. On the company side, our partner is the HR department of Clark Outsourcing, a BPO in Clark Freeport Zone; they post an opening with the skills, education level, and months of experience they need. The part in the middle is our matching engine: when someone applies we compare their structured resume against the posting and compute one compatibility score. What makes us different is that we show the applicant the same number the recruiter sees, and we name the required skills they were missing.”</w:t>
+        <w:t>“Our system is a free web platform that does two jobs at once. On the applicant side it walks a first-time job seeker through building a resume step by step, and it comes out in a single-column, parser-safe layout so an automated screener can actually read it. On the company side, our partner is the HR department of Clark Outsourcing, a BPO in Clark Freeport Zone; they post an opening with the skills, education level, and months of experience they need. The part in the middle is our matching engine: when someone applies we compare their structured resume against the posting and compute one compatibility score. What makes us different is that we show the applicant the same number the recruiter sees, and account for it — how much of the requirement they meet, and what kind of requirement they do not.”</w:t>
       </w:r>
     </w:p>
     <w:p>
@@ -6683,7 +6665,7 @@
           <w:sz w:val="18"/>
           <w:szCs w:val="18"/>
         </w:rPr>
-        <w:t xml:space="preserve">“Two things neither of those gives. The first is that a template does not know what the job wants — it will happily let you send the same document to every posting, and the applicant never learns why nothing came back. We compare the resume against a specific posting and name the required skills that are missing, so the feedback is about that job. The second is structure. A Canva layout is built to look good, and the visual features that make it look good — columns, text boxes, icons, graphics — are the features that break automated parsing. Our output is single-column and plain-text-safe by construction, so the applicant does not have to know that trade-off exists to avoid it.”</w:t>
+        <w:t>“Two things neither of those gives. The first is that a template does not know what the job wants — it will happily let you send the same document to every posting, and the applicant never learns why nothing came back. We compare the resume against a specific posting and report what it does not meet, by number and kind, so the feedback is about that job. The second is structure. A Canva layout is built to look good, and the visual features that make it look good — columns, text boxes, icons, graphics — are the features that break automated parsing. Our output is single-column and plain-text-safe by construction, so the applicant does not have to know that trade-off exists to avoid it.”</w:t>
       </w:r>
     </w:p>
     <w:p>
@@ -7006,7 +6988,7 @@
           <w:sz w:val="18"/>
           <w:szCs w:val="18"/>
         </w:rPr>
-        <w:t xml:space="preserve">“It does, and the review says so directly. A system that computes and displays a compatibility score is an algorithm-driven procedure, and nothing in that evidence gives us a reason to assume applicants will regard ours as fair just because it is free or the formula is simple. What the evidence gives us is a location for the objection: Hilliard and colleagues place it in behavioural control, the sense of being unable to influence the outcome. Naming the missing skills responds to that specific finding, and whether it works is something our evaluation asks about rather than assumes.”</w:t>
+        <w:t>“It does, and the review says so directly. A system that computes and displays a compatibility score is an algorithm-driven procedure, and nothing in that evidence gives us a reason to assume applicants will regard ours as fair just because it is free or the formula is simple. What the evidence gives us is a location for the objection: Hilliard and colleagues place it in behavioural control, the sense of being unable to influence the outcome. Accounting for what is not met responds to that specific finding, and whether it works is something our evaluation asks about rather than assumes.”</w:t>
       </w:r>
     </w:p>
     <w:p>
@@ -7329,7 +7311,7 @@
           <w:sz w:val="18"/>
           <w:szCs w:val="18"/>
         </w:rPr>
-        <w:t xml:space="preserve">“Four ways, and each maps onto a procedural rule. Consistency is addressed by a deterministic rule-based score, so the same resume and posting always give the same result. Job relatedness is addressed by computing the score only from criteria the recruiter stated in the posting. Explanation is addressed by publishing the weights and showing the applicant the same score with the missing skills named. And the capacity to respond is addressed by leaving every application visible to a human recruiter and never rejecting anyone automatically.”</w:t>
+        <w:t>“Four ways, and each maps onto a procedural rule. Consistency is addressed by a deterministic rule-based score, so the same resume and posting always give the same result. Job relatedness is addressed by computing the score only from criteria the recruiter stated in the posting. Explanation is addressed by publishing the weights and showing the applicant the same score, with what they have not met stated by number and kind. And the capacity to respond is addressed by leaving every application visible to a human recruiter and never rejecting anyone automatically.”</w:t>
       </w:r>
     </w:p>
     <w:p>
@@ -8679,18 +8661,7 @@
           <w:sz w:val="19"/>
           <w:szCs w:val="19"/>
         </w:rPr>
-        <w:t xml:space="preserve">Q31  </w:t>
-      </w:r>
-      <w:r>
-        <w:rPr>
-          <w:rFonts w:ascii="Arial" w:cs="Arial" w:eastAsia="Arial" w:hAnsi="Arial"/>
-          <w:b/>
-          <w:bCs/>
-          <w:color w:val="1A1A1A"/>
-          <w:sz w:val="19"/>
-          <w:szCs w:val="19"/>
-        </w:rPr>
-        <w:t xml:space="preserve">You tell applicants exactly which skills they are missing, and you do not verify what they type. Is that not an invitation to lie?</w:t>
+        <w:t>Q31  You tell applicants how they fell short, and you do not verify what they type. Is that not an invitation to lie?</w:t>
       </w:r>
     </w:p>
     <w:p>
@@ -8708,7 +8679,7 @@
           <w:sz w:val="18"/>
           <w:szCs w:val="18"/>
         </w:rPr>
-        <w:t xml:space="preserve">“Nothing in the system prevents it, and the paper says so. An applicant could read the missing-skills list and add skills they do not hold, and neither we nor a commercial applicant tracking system operating on the same unverified information could detect it. What the design does is bound the consequence — the score orders a list and never rejects anyone, the recruiter still reads the resume and still interviews, and the decision rests with a named person. Whether transparency changes what applicants write is an empirical question we do not answer and have recorded as worth investigating.”</w:t>
+        <w:t>“It was, and we redesigned it. The system used to print the unmatched requirements as a list of names, which is a set of words to paste. It now reports how many are unmet and of what kind — two technical, one workplace — so an applicant who genuinely holds the skill has enough to go and check the posting, and one who does not is handed no word to claim. Three things bound what is left. A claimed skill must be linked to an entry already on the applicant’s own resume or it counts half, so padding costs points rather than being free. The recruiter ranks on the score recorded when the application was sent, so improving a resume afterwards cannot reorder a shortlist. And the recruiter sees every claimed skill beside its stated source, with the unsourced ones marked. I will not claim it is impossible: the posting states its requirements, as any advert must, so a determined applicant can still compare by hand. What we removed is the system doing that comparison for them, and what we added is a cost for claiming what you cannot account for. Whether it changes what applicants write is an empirical question we do not answer and have recorded as worth investigating.”</w:t>
       </w:r>
     </w:p>
     <w:p>
@@ -8770,7 +8741,7 @@
           <w:sz w:val="18"/>
           <w:szCs w:val="18"/>
         </w:rPr>
-        <w:t xml:space="preserve">“They are job boards and we are not one, and I want to be exact about the difference rather than claim we beat them. They carry thousands of live openings across the country; we carry the postings of the partner companies we have agreements with, which right now is one BPO. On reach they win completely. Where we differ is what happens after the apply button. On a job board the applicant sends the document and gets silence, and any percentage shown is not the employer’s screening result. In ours the applicant sees the same score the recruiter sees on the same posting, with the missing required skills listed. We are not competing with them on coverage; we are demonstrating a screening behaviour they do not have.”</w:t>
+        <w:t>“They are job boards and we are not one, and I want to be exact about the difference rather than claim we beat them. They carry thousands of live openings across the country; we carry the postings of the partner companies we have agreements with, which right now is one BPO. On reach they win completely. Where we differ is what happens after the apply button. On a job board the applicant sends the document and gets silence, and any percentage shown is not the employer’s screening result. In ours the applicant sees the same score the recruiter sees on the same posting, and is told how much of the requirement they meet and what kind they do not. We are not competing with them on coverage; we are demonstrating a screening behaviour they do not have.”</w:t>
       </w:r>
     </w:p>
     <w:p>
@@ -23271,7 +23242,7 @@
           <w:sz w:val="18"/>
           <w:szCs w:val="18"/>
         </w:rPr>
-        <w:t xml:space="preserve">“An uncatalogued synonym costs an applicant credit they have earned, which is a false negative. Equating related-but-different terms would credit an applicant with a skill they never claimed and put them in front of a recruiter on a false basis. We chose the first failure deliberately, and we make it visible: the applicant is shown which skills were counted missing and can correct their resume. A commercial system does not show them.”</w:t>
+        <w:t>“An uncatalogued synonym costs an applicant credit they have earned, which is a false negative. Equating related-but-different terms would credit an applicant with a skill they never claimed and put them in front of a recruiter on a false basis. We chose the first failure deliberately, and we make it visible: the applicant is told that a requirement went unmatched and what kind it was, and the posting states what it asks for, so they can find the wording problem themselves and correct it. A commercial system does not show them.”</w:t>
       </w:r>
     </w:p>
     <w:p>
@@ -24535,7 +24506,7 @@
           <w:sz w:val="18"/>
           <w:szCs w:val="18"/>
         </w:rPr>
-        <w:t xml:space="preserve">“A commercial applicant tracking system shows the applicant a confirmation and then, in most cases, nothing — the ranking exists, but it lives on the recruiter’s side and the applicant never learns their position or why. Ours shows the applicant the score itself, the tier, and the named required skills that were not found on their resume. That is the entire contribution of this study stated in one comparison. I should be careful about one thing: I am describing commercial systems from the literature we reviewed and from published accounts, not from having operated one, so I would put that as what those systems are reported to do rather than as something we tested.”</w:t>
+        <w:t>“A commercial applicant tracking system shows the applicant a confirmation and then, in most cases, nothing — the ranking exists, but it lives on the recruiter’s side and the applicant never learns their position or why. Ours shows the applicant the score itself, the tier, and an account of what was not found on their resume — how many requirements, and of what kind. That is the entire contribution of this study stated in one comparison. I should be careful about one thing: I am describing commercial systems from the literature we reviewed and from published accounts, not from having operated one, so I would put that as what those systems are reported to do rather than as something we tested.”</w:t>
       </w:r>
     </w:p>
     <w:p>
@@ -28940,18 +28911,7 @@
           <w:sz w:val="16"/>
           <w:szCs w:val="16"/>
         </w:rPr>
-        <w:t xml:space="preserve">What yours says  </w:t>
-      </w:r>
-      <w:r>
-        <w:rPr>
-          <w:rFonts w:ascii="Arial" w:cs="Arial" w:eastAsia="Arial" w:hAnsi="Arial"/>
-          <w:i w:val="false"/>
-          <w:iCs w:val="false"/>
-          <w:color w:val="2E2E2E"/>
-          <w:sz w:val="18"/>
-          <w:szCs w:val="18"/>
-        </w:rPr>
-        <w:t xml:space="preserve">Input has five numbered components: resume structure and designs; job seeker information; recruiter and company information; educational resources; and the matching criteria. Process is the five development phases. Output is split into system deliverables, job seeker outcomes, recruiter outcomes, and knowledge and evaluation. A feedback band beneath carries the explained score and the named missing skills back to the job seeker.</w:t>
+        <w:t>What yours says  Input has five numbered components: resume structure and designs; job seeker information; recruiter and company information; educational resources; and the matching criteria. Process is the five development phases. Output is split into system deliverables, job seeker outcomes, recruiter outcomes, and knowledge and evaluation. A feedback band beneath carries the explained score, and an account of what was not matched, back to the job seeker.</w:t>
       </w:r>
     </w:p>
     <w:p>

--- a/05_Website_Angular/docs/ResumeMatch-PH-Study-Guide.docx
+++ b/05_Website_Angular/docs/ResumeMatch-PH-Study-Guide.docx
@@ -38,6 +38,58 @@
           <w:szCs w:val="19"/>
         </w:rPr>
         <w:t xml:space="preserve">ResumeMatch PH — a web-based resume builder and rule-based job-matching platform · School of Computing, Holy Angel University · Garcia, Santos, Talens</w:t>
+      </w:r>
+    </w:p>
+    <w:p>
+      <w:pPr>
+        <w:spacing w:after="130" w:before="60"/>
+      </w:pPr>
+      <w:r>
+        <w:rPr>
+          <w:rFonts w:ascii="Arial" w:cs="Arial" w:eastAsia="Arial" w:hAnsi="Arial"/>
+          <w:b/>
+          <w:bCs/>
+          <w:color w:val="6B6B6B"/>
+          <w:sz w:val="16"/>
+          <w:szCs w:val="16"/>
+        </w:rPr>
+        <w:t>▌ START HERE IF THIS IS NEW TO YOU</w:t>
+      </w:r>
+    </w:p>
+    <w:p>
+      <w:pPr>
+        <w:spacing w:after="110" w:before="0" w:line="285"/>
+      </w:pPr>
+      <w:r>
+        <w:rPr>
+          <w:rFonts w:ascii="Arial" w:cs="Arial" w:eastAsia="Arial" w:hAnsi="Arial"/>
+          <w:b w:val="false"/>
+          <w:bCs w:val="false"/>
+          <w:i w:val="false"/>
+          <w:iCs w:val="false"/>
+          <w:color w:val="1A1A1A"/>
+          <w:sz w:val="19"/>
+          <w:szCs w:val="19"/>
+        </w:rPr>
+        <w:t>Do not start with this document. Read ResumeMatch-PH-Explained-Simply.docx first — about forty minutes, no jargon, with a word list at the back covering every term used here.</w:t>
+      </w:r>
+    </w:p>
+    <w:p>
+      <w:pPr>
+        <w:spacing w:after="110" w:before="0" w:line="285"/>
+      </w:pPr>
+      <w:r>
+        <w:rPr>
+          <w:rFonts w:ascii="Arial" w:cs="Arial" w:eastAsia="Arial" w:hAnsi="Arial"/>
+          <w:b w:val="false"/>
+          <w:bCs w:val="false"/>
+          <w:i w:val="false"/>
+          <w:iCs w:val="false"/>
+          <w:color w:val="1A1A1A"/>
+          <w:sz w:val="19"/>
+          <w:szCs w:val="19"/>
+        </w:rPr>
+        <w:t>The answers below are written for a panel, which makes them precise rather than gentle. They are far easier to learn once you already know what the system does and what the score means. Come back here when the plain-language document feels obvious.</w:t>
       </w:r>
     </w:p>
     <w:p>
@@ -10476,7 +10528,7 @@
           <w:sz w:val="18"/>
           <w:szCs w:val="18"/>
         </w:rPr>
-        <w:t xml:space="preserve">“Two groups, fifty respondents in total. Forty job seekers — students preparing to apply, recent graduates, and others looking for entry-level work — and all the HR personnel the partner department is able to release, expected to be ten. Sampling is purposive: a job seeker must be actively preparing to apply or looking, and an HR respondent must screen applicants as part of their actual work.”</w:t>
+        <w:t>“Two groups, fifty in total. Forty job seekers — students preparing to apply, recent graduates, and others looking for entry-level work, including people who have a job and are looking for a different one — and all the HR personnel the partner department can release, expected to be ten. We invite fifty-five to sixty job seekers to end up with forty, because the before and after surveys happen on different days and not everyone comes back. Sampling is purposive: a job seeker must be preparing to apply or looking, and an HR respondent must screen applicants as part of their actual work.”</w:t>
       </w:r>
     </w:p>
     <w:p>
@@ -10509,18 +10561,7 @@
           <w:sz w:val="19"/>
           <w:szCs w:val="19"/>
         </w:rPr>
-        <w:t xml:space="preserve">Q55  </w:t>
-      </w:r>
-      <w:r>
-        <w:rPr>
-          <w:rFonts w:ascii="Arial" w:cs="Arial" w:eastAsia="Arial" w:hAnsi="Arial"/>
-          <w:b/>
-          <w:bCs/>
-          <w:color w:val="1A1A1A"/>
-          <w:sz w:val="19"/>
-          <w:szCs w:val="19"/>
-        </w:rPr>
-        <w:t xml:space="preserve">Forty. Where does that number come from? Show me the power calculation.</w:t>
+        <w:t>Q55  Forty. Where does that number come from? Show me the power calculation.</w:t>
       </w:r>
     </w:p>
     <w:p>
@@ -10538,7 +10579,16 @@
           <w:sz w:val="18"/>
           <w:szCs w:val="18"/>
         </w:rPr>
-        <w:t xml:space="preserve">“There is no power calculation and we do not offer one, because we test no hypothesis and make no inferential claim. Forty is a practical minimum for a single-site descriptive study: enough that a five-point item can be reported as a mean with a distribution worth showing, and small enough that we can actually recruit it through one school. It is fixed in advance rather than decided as responses arrive, because a mean has to be computed over a known number of respondents. The achieved number is reported with the findings, and any shortfall is reported as a shortfall rather than absorbed.”</w:t>
+        <w:t>“We can show you one, because the study now has one test that needs it. The four paired items are tested with the Wilcoxon signed-rank test, and that is the only place a hypothesis is stated.</w:t>
+        <w:br/>
+        <w:br/>
+        <w:t>To detect a medium change — Cohen’s dz of nought point five — at eighty percent power with alpha at point-oh-five, two-tailed, that test needs thirty-five people who complete BOTH surveys. We set the target at forty, which reaches a slightly smaller change, about nought point four-five. On a five-point agreement scale a medium change is roughly half a point — an item averaging three point nought before and three point five after — provided the answers are not wildly spread.</w:t>
+        <w:br/>
+        <w:br/>
+        <w:t>Forty is people who finish both, not people invited. The before survey goes out before the system is finished and the after survey comes later, so some do not return, and losing one person loses the whole pair because the test compares each person against themselves. Budgeting a quarter to a third for that, we invite fifty-five to sixty.</w:t>
+        <w:br/>
+        <w:br/>
+        <w:t>The rest of the study is descriptive, where forty is a practical minimum for one site: enough for a five-point item to be reported as a mean with a distribution worth showing, and small enough to recruit through one school. It is fixed in advance rather than decided as responses arrive, and the achieved number is reported with the findings — a shortfall is reported as a shortfall rather than absorbed.”</w:t>
       </w:r>
     </w:p>
     <w:p>
@@ -10555,18 +10605,9 @@
           <w:sz w:val="16"/>
           <w:szCs w:val="16"/>
         </w:rPr>
-        <w:t xml:space="preserve">Follow-up trap — </w:t>
-      </w:r>
-      <w:r>
-        <w:rPr>
-          <w:rFonts w:ascii="Arial" w:cs="Arial" w:eastAsia="Arial" w:hAnsi="Arial"/>
-          <w:i/>
-          <w:iCs/>
-          <w:color w:val="7A2230"/>
-          <w:sz w:val="17"/>
-          <w:szCs w:val="17"/>
-        </w:rPr>
-        <w:t xml:space="preserve">“So the number is arbitrary.” It is a judgement, not an arbitrary one, and it is stated as a judgement in the paper. Do not invent a statistical justification you cannot defend.</w:t>
+        <w:t>Follow-up trap — “Why not Slovin’s formula?” Because Slovin and margin-of-error calculators are for RANDOM sampling — names out of a hat — and margin of error is a property of random sampling. Ours is purposive, and the paper says so, so a margin of error computed over it would be arithmetic with nothing attached. This is the likeliest follow-up in a Philippine defence, and a correct answer earns more than the question costs.</w:t>
+        <w:br/>
+        <w:t>Second trap — “So you are underpowered.” For small changes, yes, and say so: about ninety-four pairs would be needed to detect a change of nought point three. Concede it and point at Limitations. If the result comes back non-significant, the honest sentence is “no difference was detected at this sample size”, never “there was no difference”.</w:t>
       </w:r>
     </w:p>
     <w:p>

--- a/05_Website_Angular/docs/ResumeMatch-PH-Study-Guide.docx
+++ b/05_Website_Angular/docs/ResumeMatch-PH-Study-Guide.docx
@@ -71,7 +71,25 @@
           <w:sz w:val="19"/>
           <w:szCs w:val="19"/>
         </w:rPr>
-        <w:t>Do not start with this document. Read ResumeMatch-PH-Explained-Simply.docx first — about forty minutes, no jargon, with a word list at the back covering every term used here.</w:t>
+        <w:t>Do not start with this document. Read ResumeMatch-PH-Reviewer.docx first — it covers the same material in the simplest words we could write, and has thirty practice questions to warm up on. ResumeMatch-PH-Explained-Simply.docx has a word list for anything that still does not make sense.</w:t>
+      </w:r>
+    </w:p>
+    <w:p>
+      <w:pPr>
+        <w:spacing w:after="110" w:before="0" w:line="285"/>
+      </w:pPr>
+      <w:r>
+        <w:rPr>
+          <w:rFonts w:ascii="Arial" w:cs="Arial" w:eastAsia="Arial" w:hAnsi="Arial"/>
+          <w:b w:val="false"/>
+          <w:bCs w:val="false"/>
+          <w:i w:val="false"/>
+          <w:iCs w:val="false"/>
+          <w:color w:val="1A1A1A"/>
+          <w:sz w:val="19"/>
+          <w:szCs w:val="19"/>
+        </w:rPr>
+        <w:t>The answers here are scripts to be SAID, not passages to be read. They are being rewritten into shorter sentences for that reason — a 60-word sentence is impossible to say out loud without losing your place, however well it reads on paper. Twenty-three of the longest have been redone so far, worst first; the rest are accurate but still dense. Nothing has been shortened by dropping a fact, a number or an admission.</w:t>
       </w:r>
     </w:p>
     <w:p>
@@ -6826,7 +6844,13 @@
           <w:sz w:val="18"/>
           <w:szCs w:val="18"/>
         </w:rPr>
-        <w:t xml:space="preserve">“The literature treats resume creation and job matching as separate problems. There are studies on resume quality and ATS parsing, and separate studies on job recommendation systems, but very little that closes the loop by using the same structured data an applicant entered to build their resume as the input to matching them, and then explaining the result back to them. That combination, in a Philippine single-company setting, is our gap.”</w:t>
+        <w:t>“The literature treats two things as separate problems. Writing a resume is one. Matching people to jobs is the other.</w:t>
+        <w:br/>
+        <w:br/>
+        <w:t>There are studies on resume quality and on screening software. There are separate studies on job recommendation systems. What is missing is the loop being closed — taking the same information a person entered to build their resume, using it to match them, and then explaining the result back to them.</w:t>
+        <w:br/>
+        <w:br/>
+        <w:t>That combination, in a Philippine setting with one partner company, is our gap.”</w:t>
       </w:r>
     </w:p>
     <w:p>
@@ -7211,7 +7235,16 @@
           <w:sz w:val="18"/>
           <w:szCs w:val="18"/>
         </w:rPr>
-        <w:t xml:space="preserve">“Organisational justice theory as it applies to personnel selection, and specifically the model advanced by Gilliland in 1993. It proposes that applicants judge the fairness of a selection system by a set of procedural rules — among them whether the basis of the decision is related to the job, whether they are given adequate information and explanation about how they are being assessed, and whether the procedure is applied consistently — rather than solely by whether they were chosen.”</w:t>
+        <w:t>“Organisational justice theory, applied to hiring. The specific model is Gilliland’s, from 1993.</w:t>
+        <w:br/>
+        <w:br/>
+        <w:t>His argument is this. Applicants do not judge a hiring system only by whether they got the job. They judge it by how it treated them. And he lists the rules they judge it against.</w:t>
+        <w:br/>
+        <w:br/>
+        <w:t>Three of those rules matter to us. Was the decision based on something related to the job? Were they told enough about how they were being judged? Was the same procedure used for everyone?</w:t>
+        <w:br/>
+        <w:br/>
+        <w:t>Our system answers all three, which is why we chose this theory.”</w:t>
       </w:r>
     </w:p>
     <w:p>
@@ -8043,7 +8076,16 @@
           <w:sz w:val="18"/>
           <w:szCs w:val="18"/>
         </w:rPr>
-        <w:t xml:space="preserve">“Questions one and two come from Instrument A, the job seeker requirement survey. Question three comes from Instrument B, the HR requirement survey, with items 15 to 17 carrying the weighting evidence specifically. Question four comes from Instrument C, the job seeker evaluation. Question five comes from Instrument D, the recruiter evaluation. Question six is the one to be careful about, because two instruments touch it and they do different things: Instrument D item 10 records what the recruiter BELIEVES about how close the order was, and Instrument E MEASURES it, by having them rank five résumés and computing Spearman’s rho against the system’s order. Where belief and measurement diverge we report both rather than resolve it.”</w:t>
+        <w:t>“Questions one and two come from Instrument A, the job seeker survey. Question three comes from Instrument B, the HR survey — items 15 to 17 carry the weighting evidence. Question four comes from Instrument C. Question five comes from Instrument D.</w:t>
+        <w:br/>
+        <w:br/>
+        <w:t>Question six is the one to be careful about, because two instruments touch it and they do different jobs.</w:t>
+        <w:br/>
+        <w:br/>
+        <w:t>Instrument D item 10 records what the recruiter BELIEVES about how close our order was. Instrument E MEASURES it — they rank five résumés themselves, and we compare their order with ours using Spearman’s rho.</w:t>
+        <w:br/>
+        <w:br/>
+        <w:t>If belief and measurement disagree, we report both. We do not pick one.”</w:t>
       </w:r>
     </w:p>
     <w:p>
@@ -8124,7 +8166,13 @@
           <w:sz w:val="18"/>
           <w:szCs w:val="18"/>
         </w:rPr>
-        <w:t xml:space="preserve">“To design, develop and evaluate a free web-based resume builder and ATS-inspired job matching system that helps new Filipino job seekers produce parser-safe resumes and understand how their applications are assessed, while giving the HR department of a partner company structured, ranked and explainable applications.”</w:t>
+        <w:t>“To build and evaluate a free website that does two things.</w:t>
+        <w:br/>
+        <w:br/>
+        <w:t>For new Filipino job seekers: helps them write a resume screening software can actually read, and shows them how their application is being judged.</w:t>
+        <w:br/>
+        <w:br/>
+        <w:t>For the HR department of our partner company: gives them applications that are structured, put in order, and explainable.”</w:t>
       </w:r>
     </w:p>
     <w:p>
@@ -8248,7 +8296,16 @@
           <w:sz w:val="18"/>
           <w:szCs w:val="18"/>
         </w:rPr>
-        <w:t xml:space="preserve">“There is no ISO questionnaire — the standard defines quality characteristics and publishes no survey instrument. ISO 25010 is the framework that determines what our evaluation asks about. Each rated item in the two post-use instruments is written against one of three characteristics and is labelled with it in Appendix A, so the mean we report for functional suitability is computed from items a reader can check belong to it. What we cannot claim is that our numbers are comparable to anyone else’s, because the instrument is ours.”</w:t>
+        <w:t>“There is no ISO questionnaire. The standard lists quality characteristics. It publishes no survey.</w:t>
+        <w:br/>
+        <w:br/>
+        <w:t>What it gives us is the frame — it decides what our evaluation asks about.</w:t>
+        <w:br/>
+        <w:br/>
+        <w:t>Every rated item in the two after-use instruments is written against one of three characteristics and labelled with it in Appendix A. So when we report a mean for functional suitability, a reader can check for themselves which items it came from.</w:t>
+        <w:br/>
+        <w:br/>
+        <w:t>What we cannot claim is that our numbers compare with anybody else’s. The questionnaire is ours.”</w:t>
       </w:r>
     </w:p>
     <w:p>
@@ -8902,7 +8959,13 @@
           <w:sz w:val="18"/>
           <w:szCs w:val="18"/>
         </w:rPr>
-        <w:t xml:space="preserve">“Delimitations are boundaries we chose — the single partner company, the three scoring components, the decision not to generate content. Limitations are constraints we did not choose and cannot remove: that we built the system we are evaluating, that the HR group is ten people so one respondent moves a mean, that a single session cannot evidence reliability over time, and that we measure system quality rather than employment outcomes.”</w:t>
+        <w:t>“Delimitations are boundaries we CHOSE. One partner company. Three things in the score and no more. The decision not to write content for people.</w:t>
+        <w:br/>
+        <w:br/>
+        <w:t>Limitations are things we did NOT choose and cannot remove. We built the system we are judging. The HR group is ten people, so one person shifts an average. One session cannot show whether something is reliable over months. And we measure whether the system is good, not whether anyone got hired.</w:t>
+        <w:br/>
+        <w:br/>
+        <w:t>The short version: delimitations are our decisions, limitations are our constraints.”</w:t>
       </w:r>
     </w:p>
     <w:p>
@@ -8964,7 +9027,13 @@
           <w:sz w:val="18"/>
           <w:szCs w:val="18"/>
         </w:rPr>
-        <w:t xml:space="preserve">“You should treat that as a real threat, and we do. Three procedures constrain it: respondents complete the tasks alone with no researcher beside them, all three of us code the responses independently and reconcile our codes, and a summary of the themes goes back to respondents who agreed to be contacted so they can say whether it reflects what they meant. None of that eliminates the effect, and the Limitations section says the residual possibility remains.”</w:t>
+        <w:t>“You should treat that as a real threat. We do.</w:t>
+        <w:br/>
+        <w:br/>
+        <w:t>Three things hold it down. Respondents do the tasks alone, with nobody from our team beside them. All three of us read the responses separately and then compare how we read them. And we send a summary back to respondents who agreed to be contacted, so they can tell us if we got them wrong.</w:t>
+        <w:br/>
+        <w:br/>
+        <w:t>None of that removes the problem. Our Limitations section says the risk remains.”</w:t>
       </w:r>
     </w:p>
     <w:p>
@@ -9310,7 +9379,16 @@
           <w:sz w:val="18"/>
           <w:szCs w:val="18"/>
         </w:rPr>
-        <w:t xml:space="preserve">“A quantitative descriptive design. We describe how a defined group rates a defined set of statements: how difficult job seekers find each part of writing a resume, how recruiters distribute importance across skills, education and experience, and how both groups rate the system against three ISO 25010 characteristics. Descriptive, not experimental — there is no control group, nothing is withheld from anyone, and we make no causal claim.”</w:t>
+        <w:t>“A quantitative descriptive design.</w:t>
+        <w:br/>
+        <w:br/>
+        <w:t>That means we describe how a defined group rates a defined set of statements. Three things: how hard job seekers find each part of writing a resume, how recruiters spread importance across skills, education and experience, and how both groups rate our system against three ISO 25010 characteristics.</w:t>
+        <w:br/>
+        <w:br/>
+        <w:t>Descriptive, not experimental. There is no control group. Nothing is withheld from anybody. And we make no claim that our system caused anything.</w:t>
+        <w:br/>
+        <w:br/>
+        <w:t>One exception, and I should name it rather than let you find it. The four repeated questions are tested with Wilcoxon, and that one test is inferential. It is the only hypothesis in the study.”</w:t>
       </w:r>
     </w:p>
     <w:p>
@@ -9372,7 +9450,19 @@
           <w:sz w:val="18"/>
           <w:szCs w:val="18"/>
         </w:rPr>
-        <w:t xml:space="preserve">“Descriptive is the honest label, and yes — averages and distributions are exactly what we report. We are not correlational, because we test no relationship between variables; we are not experimental, because we manipulate nothing. We compute a weighted mean per item and per quality characteristic, report it against an interpretation scale fixed before any data was collected, and show the distribution alongside every mean so that agreement is never confused with two opposed groups averaging out. Claiming anything more than that would be claiming a method we are not using.”</w:t>
+        <w:t>“Descriptive is the honest word, and yes — averages and distributions are exactly what we report.</w:t>
+        <w:br/>
+        <w:br/>
+        <w:t>We are not correlational, because we test no relationship between variables. We are not experimental, because we manipulate nothing.</w:t>
+        <w:br/>
+        <w:br/>
+        <w:t>What we do: a weighted mean per item and per quality characteristic, read against a scale we fixed BEFORE collecting anything, with the distribution shown beside every mean.</w:t>
+        <w:br/>
+        <w:br/>
+        <w:t>That last part matters. Without the distribution, a room where everybody mildly agrees looks identical to a room split between people who strongly agree and people who strongly disagree. The average hides it. So we always show both.</w:t>
+        <w:br/>
+        <w:br/>
+        <w:t>Claiming more than that would be claiming a method we are not using.”</w:t>
       </w:r>
     </w:p>
     <w:p>
@@ -9496,7 +9586,16 @@
           <w:sz w:val="18"/>
           <w:szCs w:val="18"/>
         </w:rPr>
-        <w:t xml:space="preserve">“We use both, and for different jobs. Our research questions ask about three ISO 25010 characteristics, not one, and several items are about this system specifically — whether the score breakdown explained the number, whether the skills reported as missing were genuinely missing, whether the ranked order matched the recruiter’s own. No published instrument asks those, so those items had to be written. But a researcher-made instrument has no norms, which means every number it produces can only be compared with itself. So the System Usability Scale is included in Instrument C, all ten items, unaltered, scored on its own nought-to-one-hundred scale and never averaged with our ISO items. It is the one figure in the study that can be read against something outside this paper.”</w:t>
+        <w:t>“We use both, for different jobs.</w:t>
+        <w:br/>
+        <w:br/>
+        <w:t>Our questions ask about three ISO 25010 characteristics, not one. And several items are about THIS system specifically — did the breakdown explain the number, was the ranked order close to the recruiter’s own. No published instrument asks those. So we had to write them.</w:t>
+        <w:br/>
+        <w:br/>
+        <w:t>But a questionnaire we wrote ourselves has no published averages. Every number it produces can only be compared with our own numbers.</w:t>
+        <w:br/>
+        <w:br/>
+        <w:t>That is why the System Usability Scale is in Instrument C. All ten items, unchanged, scored on its own 0 to 100 scale, never mixed with our ISO items. It is the one figure in this study that can be read against something outside our paper.”</w:t>
       </w:r>
     </w:p>
     <w:p>
@@ -9981,7 +10080,13 @@
           <w:sz w:val="18"/>
           <w:szCs w:val="18"/>
         </w:rPr>
-        <w:t xml:space="preserve">“Two properties of the project. We build for two user groups whose needs pull in different directions — what a job seeker wants from the score is an explanation, what a recruiter wants is a ranking — so we needed to build, show it to both, and adjust. And the matching feature had to be tuned repeatedly against test resumes and postings; we could not have specified the right behaviour up front.”</w:t>
+        <w:t>“Two things about this project.</w:t>
+        <w:br/>
+        <w:br/>
+        <w:t>First, we build for two groups who want different things. A job seeker wants the score explained. A recruiter wants applicants put in order. We had to build something, show both groups, and adjust.</w:t>
+        <w:br/>
+        <w:br/>
+        <w:t>Second, the matching had to be tuned again and again against test resumes and postings. We could not have written down the right behaviour before we started.”</w:t>
       </w:r>
     </w:p>
     <w:p>
@@ -10930,7 +11035,19 @@
           <w:sz w:val="18"/>
           <w:szCs w:val="18"/>
         </w:rPr>
-        <w:t xml:space="preserve">“There is no ISO 25010 questionnaire — the standard defines quality characteristics and publishes no survey. Our instruments are researcher-developed and the paper says so. ISO 25010 is used as the framework determining what the post-use instruments ask about, in three of its eight characteristics, so each item is written against a named characteristic, and Appendix A prints that label next to every rated item so you can check it yourself. Content validity is established by adviser review against the characteristic each item is written for, following Lawshe, and internal consistency is reported as Cronbach’s alpha per characteristic once responses are in. The instruments are pilot-tested with three to five people outside the sample before administration.”</w:t>
+        <w:t>“There is no such thing as an ISO 25010 questionnaire. The standard lists quality characteristics. It does not publish a survey.</w:t>
+        <w:br/>
+        <w:br/>
+        <w:t>Our questions are our own, and the paper says so plainly.</w:t>
+        <w:br/>
+        <w:br/>
+        <w:t>What ISO 25010 gives us is the frame. We use three of its eight characteristics to decide what the after-use questions ask about, and every rated item is written against one named characteristic. Appendix A prints that label beside each item, so you can check us.</w:t>
+        <w:br/>
+        <w:br/>
+        <w:t>On validity: our adviser reviews each item against the characteristic it was written for, following Lawshe. Once responses are in, we report Cronbach’s alpha for each characteristic.</w:t>
+        <w:br/>
+        <w:br/>
+        <w:t>And we pilot the instruments with three to five people outside the sample before we send anything.”</w:t>
       </w:r>
     </w:p>
     <w:p>
@@ -11253,7 +11370,13 @@
           <w:sz w:val="18"/>
           <w:szCs w:val="18"/>
         </w:rPr>
-        <w:t xml:space="preserve">“Each respondent is first given a task sheet listing the activities they carry out themselves — for job seekers, building and exporting a resume, browsing, applying and reading the resulting score; for HR, creating a posting, reviewing the ranked applicants and updating a status. No member of the team demonstrates the system or sits beside them. Once the tasks are done they get the link and answer alone.”</w:t>
+        <w:t>“Each respondent gets a task sheet and works through it themselves.</w:t>
+        <w:br/>
+        <w:br/>
+        <w:t>Job seekers build and export a resume, browse openings, apply, and read the score they get. HR staff create a posting, look at the ranked applicants, and update a status.</w:t>
+        <w:br/>
+        <w:br/>
+        <w:t>Nobody from our team demonstrates the system or sits beside them. When the tasks are done they get the questionnaire link and answer it alone.”</w:t>
       </w:r>
     </w:p>
     <w:p>
@@ -12023,7 +12146,16 @@
           <w:sz w:val="18"/>
           <w:szCs w:val="18"/>
         </w:rPr>
-        <w:t xml:space="preserve">“It influences it, and we say so under Validity and Reliability rather than leaving it to be found. The study is deliberately paired: a job seeker asked to rate how difficult they find each part of writing a resume has been made to attend to those difficulties before they ever open the system, and an HR respondent asked to allocate weight across skills, education and experience has been prompted to think about weighting before meeting a system that weights. We treat the post-use ratings as coming from informed rather than naive users and report them as such. Recruiting separate groups would remove the priming but would also remove the ability to compare the same person’s account of the problem with their rating of the solution, which is the comparison this study is most interested in.”</w:t>
+        <w:t>“Yes, it does influence it. We say so in Validity and Reliability rather than wait to be asked.</w:t>
+        <w:br/>
+        <w:br/>
+        <w:t>Here is the effect. A job seeker who has just rated how hard each part of resume writing is has been made to think about those difficulties before they ever open our system. An HR respondent who has just been asked how much weight to give skills, education and experience has been made to think about weighting before meeting a system that weights.</w:t>
+        <w:br/>
+        <w:br/>
+        <w:t>So we do not treat the second set of answers as coming from people with fresh eyes. They come from people we have already made think, and we report them that way.</w:t>
+        <w:br/>
+        <w:br/>
+        <w:t>We could have used two separate groups. That would remove the priming. But it would also remove the thing this study is most interested in: comparing the same person’s account of the problem with their rating of our solution. We chose to keep the comparison and declare the cost.”</w:t>
       </w:r>
     </w:p>
     <w:p>
@@ -15543,7 +15675,16 @@
           <w:sz w:val="18"/>
           <w:szCs w:val="18"/>
         </w:rPr>
-        <w:t xml:space="preserve">“Because they are the four where the system could plausibly change something a respondent believes, and where we had a before-answer worth comparing to. Whether they can tell if a company’s software will read their resume; whether they can tell from a posting if they are qualified; whether they know what happens after they send it; and whether they would trust a match score that showed its working. Those four are the claims our system makes. The rest of Instrument A is about the difficulty of writing a resume, which the system also addresses but which we did not pair, because a single twenty-minute session is not enough to change how hard someone finds writing.”</w:t>
+        <w:t>“Because those four are the ones our system could actually change, and where we had a before-answer worth comparing to.</w:t>
+        <w:br/>
+        <w:br/>
+        <w:t>They are: can you tell whether a company’s software will read your resume; can you tell from a posting whether you are qualified; do you know what happens after you send it; and would you trust a match score that showed its working.</w:t>
+        <w:br/>
+        <w:br/>
+        <w:t>Those four ARE the claims our system makes.</w:t>
+        <w:br/>
+        <w:br/>
+        <w:t>The rest of Instrument A is about how hard writing a resume is. We did not repeat those, because twenty minutes with a system is not going to change how hard somebody finds writing.”</w:t>
       </w:r>
     </w:p>
     <w:p>
@@ -15605,7 +15746,16 @@
           <w:sz w:val="18"/>
           <w:szCs w:val="18"/>
         </w:rPr>
-        <w:t xml:space="preserve">“It would have been more data and we considered it. Two reasons against. First, most of Instrument A asks about what the respondent did in the past — how they made their last resume, how long it took — and re-asking those after twenty minutes with our system would produce no change and would look like padding. Second, every item repeated is an item where the respondent may remember their earlier answer and simply reproduce it, which is the testing threat we already carry. Four is what we could justify. It is thin, and that is stated in Limitations rather than argued away.”</w:t>
+        <w:t>“It would be more data, and we did consider it. Two reasons against.</w:t>
+        <w:br/>
+        <w:br/>
+        <w:t>First, most of Instrument A asks about the past — how you made your last resume, how long it took. Asking that again twenty minutes later would change nothing and would look like padding.</w:t>
+        <w:br/>
+        <w:br/>
+        <w:t>Second, every repeated question is one where somebody might remember their first answer and just copy it. That is a real threat and we already carry it four times.</w:t>
+        <w:br/>
+        <w:br/>
+        <w:t>Four is what we could justify. It is thin. We say so in Limitations rather than argue it away.”</w:t>
       </w:r>
     </w:p>
     <w:p>
@@ -17942,7 +18092,19 @@
           <w:sz w:val="18"/>
           <w:szCs w:val="18"/>
         </w:rPr>
-        <w:t xml:space="preserve">“Because a t-test assumes the differences are drawn from a roughly normal distribution and that the scale is interval. Our data is five-point ordinal — the gap between "agree" and "strongly agree" is not guaranteed to be the same size as the gap between "disagree" and "neither" — and with forty respondents on a five-point item the differences are lumpy, taking only the values −4 through +4. Wilcoxon works on the ranks of the differences and assumes no distribution at all, which is exactly the assumption we are able to make. It is also worth saying that this is the one place in the study where we treat the scale as strictly ordinal, and we are aware that we treat it as interval when we compute the means.”</w:t>
+        <w:t>“A t-test assumes two things we cannot promise.</w:t>
+        <w:br/>
+        <w:br/>
+        <w:t>First, it assumes the differences form a bell curve. Ours will not. With forty people on a five-point item, the only possible differences are minus four through plus four. That is lumpy, not smooth.</w:t>
+        <w:br/>
+        <w:br/>
+        <w:t>Second, it assumes the gaps on our scale are equal. We cannot promise that either. The step from "agree" to "strongly agree" is not guaranteed to be the same size as the step from "disagree" to "neither".</w:t>
+        <w:br/>
+        <w:br/>
+        <w:t>Wilcoxon works on the ORDER of the differences, not their size, and assumes no particular shape at all. That is the assumption we can actually make.</w:t>
+        <w:br/>
+        <w:br/>
+        <w:t>One thing I should admit. This is the one place we treat the scale strictly as an order. When we compute means elsewhere, we are treating it as if the gaps were equal. We know that, and it is stated.”</w:t>
       </w:r>
     </w:p>
     <w:p>
@@ -18032,7 +18194,19 @@
           <w:sz w:val="18"/>
           <w:szCs w:val="18"/>
         </w:rPr>
-        <w:t xml:space="preserve">“That the answers moved, and that the movement is unlikely to be chance within this group. It does not tell us the system caused it, and the paper says so in those words. This is a one-group pretest-posttest, which Campbell and Stanley classify as pre-experimental precisely because it cannot rule out the alternatives — the respondent may have learned something between the two sittings, or may have been prompted by the first questionnaire, or may simply be answering the second one differently because they have seen it before. We name those threats in Limitations rather than waiting to be told about them.”</w:t>
+        <w:t>“It tells us two things. The answers moved. And that movement is unlikely to be chance, within this group.</w:t>
+        <w:br/>
+        <w:br/>
+        <w:t>It does NOT tell us our system caused it. The paper says that in those words.</w:t>
+        <w:br/>
+        <w:br/>
+        <w:t>Our design is a one-group pretest-posttest. Campbell and Stanley call that pre-experimental, and the reason is exactly this problem — it cannot rule out the other explanations.</w:t>
+        <w:br/>
+        <w:br/>
+        <w:t>There are three. The respondent may have learned something between the two sittings. The first questionnaire may have put ideas in their head. Or they may simply answer differently the second time because they have seen the questions before.</w:t>
+        <w:br/>
+        <w:br/>
+        <w:t>All three are named in our Limitations. We would rather say them than be told them.”</w:t>
       </w:r>
     </w:p>
     <w:p>
@@ -19596,7 +19770,13 @@
           <w:sz w:val="18"/>
           <w:szCs w:val="18"/>
         </w:rPr>
-        <w:t xml:space="preserve">“It is deliberate and it is a property of the instrument rather than a flaw in it. The alternation is what defeats straight-lining: a respondent who ticks 5 all the way down scores 50, not 100, because half the items are reverse-scored. We did not alter it, and altering it is the one thing we must not do — the moment you reword a SUS item you forfeit exactly the comparability the scale was added for, and you are back to a researcher-made questionnaire with extra steps.”</w:t>
+        <w:t>“It is deliberate, and it belongs to the instrument. It is not our wording.</w:t>
+        <w:br/>
+        <w:br/>
+        <w:t>Here is what it does. Somebody who just ticks 5 all the way down scores 50, not 100 — because half the items are scored backwards. The alternation catches people who are not reading.</w:t>
+        <w:br/>
+        <w:br/>
+        <w:t>We did not change it, and changing it is the one thing we must not do. The moment you reword a SUS item, you lose the published averages that were the whole reason for including it. You would be back to a questionnaire you wrote yourself, with extra steps.”</w:t>
       </w:r>
     </w:p>
     <w:p>
@@ -20928,7 +21108,16 @@
           <w:sz w:val="18"/>
           <w:szCs w:val="18"/>
         </w:rPr>
-        <w:t xml:space="preserve">“We report both and we do not resolve it. That divergence is itself a finding, and it is the more interesting outcome of the two: a recruiter who says the ranking matched their judgement while their own ordering correlates weakly with it is telling us something about how a published score influences the person reading it. Our Method commits to reporting the measurement and the belief side by side rather than picking whichever supports the system.”</w:t>
+        <w:t>“We report both, and we do not try to resolve it.</w:t>
+        <w:br/>
+        <w:br/>
+        <w:t>That disagreement IS a finding, and it is the more interesting of the two outcomes. Think about what it would mean. A recruiter says our ranking matched their judgement — but when we measure their actual ordering, it barely agrees with ours.</w:t>
+        <w:br/>
+        <w:br/>
+        <w:t>That tells us something about how seeing a score changes the person reading it. Which is worth more than a clean result.</w:t>
+        <w:br/>
+        <w:br/>
+        <w:t>Our Method commits us to printing the measurement and the belief side by side, rather than picking whichever one flatters the system.”</w:t>
       </w:r>
     </w:p>
     <w:p>
@@ -23283,7 +23472,19 @@
           <w:sz w:val="18"/>
           <w:szCs w:val="18"/>
         </w:rPr>
-        <w:t>“An uncatalogued synonym costs an applicant credit they have earned, which is a false negative. Equating related-but-different terms would credit an applicant with a skill they never claimed and put them in front of a recruiter on a false basis. We chose the first failure deliberately, and we make it visible: the applicant is told that a requirement went unmatched and what kind it was, and the posting states what it asks for, so they can find the wording problem themselves and correct it. A commercial system does not show them.”</w:t>
+        <w:t>“There are two ways this can fail, and we picked which one.</w:t>
+        <w:br/>
+        <w:br/>
+        <w:t>If we miss a synonym, somebody loses credit they earned. That is a false negative.</w:t>
+        <w:br/>
+        <w:br/>
+        <w:t>If we treated similar-but-different words as the same, somebody would be credited with a skill they never claimed, and put in front of a recruiter on a false basis.</w:t>
+        <w:br/>
+        <w:br/>
+        <w:t>We chose the first one on purpose. And we make it visible — the applicant is told a requirement went unmatched and what kind, and the posting says what it wants, so they can spot the wording problem and fix it themselves.</w:t>
+        <w:br/>
+        <w:br/>
+        <w:t>A commercial system does not show them any of that.”</w:t>
       </w:r>
     </w:p>
     <w:p>
@@ -24547,7 +24748,16 @@
           <w:sz w:val="18"/>
           <w:szCs w:val="18"/>
         </w:rPr>
-        <w:t>“A commercial applicant tracking system shows the applicant a confirmation and then, in most cases, nothing — the ranking exists, but it lives on the recruiter’s side and the applicant never learns their position or why. Ours shows the applicant the score itself, the tier, and an account of what was not found on their resume — how many requirements, and of what kind. That is the entire contribution of this study stated in one comparison. I should be careful about one thing: I am describing commercial systems from the literature we reviewed and from published accounts, not from having operated one, so I would put that as what those systems are reported to do rather than as something we tested.”</w:t>
+        <w:t>“A commercial system shows the applicant a confirmation, and then usually nothing at all. The ranking exists — but it lives on the recruiter’s side. The applicant never learns their position or why.</w:t>
+        <w:br/>
+        <w:br/>
+        <w:t>Ours shows the applicant the score, the band it falls in, and an account of what was not found on their resume: how many requirements, and of what kind.</w:t>
+        <w:br/>
+        <w:br/>
+        <w:t>That one comparison is the whole contribution of this study.</w:t>
+        <w:br/>
+        <w:br/>
+        <w:t>One care I should take. I am describing commercial systems from the literature and from published accounts, not from having run one. So that is what those systems are REPORTED to do, not something we tested.”</w:t>
       </w:r>
     </w:p>
     <w:p>
@@ -24819,7 +25029,19 @@
           <w:sz w:val="18"/>
           <w:szCs w:val="18"/>
         </w:rPr>
-        <w:t>“No, and that was a deliberate constraint rather than an oversight. The resume the applicant downloads is a plain list of skills exactly as it was before, so none of the fourteen designs changed and nothing new reaches an employer’s own screening software — welding a company name onto every skill would break the parsing this whole study is about. The source is stored beside the skill and shown in one place only: the recruiter’s view of that application, in a panel tinted so it cannot be mistaken for part of the document. There is an automated test asserting no employer name reaches the printed skills list.”</w:t>
+        <w:t>“No, and that was on purpose, not something we forgot.</w:t>
+        <w:br/>
+        <w:br/>
+        <w:t>The resume the applicant downloads is a plain list of skills, exactly as it was before. None of the fourteen designs changed. Nothing new reaches an employer’s screening software.</w:t>
+        <w:br/>
+        <w:br/>
+        <w:t>And there is a reason for that. Sticking a company name onto every skill would break the reading software — which is the very problem this study is about.</w:t>
+        <w:br/>
+        <w:br/>
+        <w:t>The source is stored beside the skill and shown in one place only: the recruiter’s view of that application, in a panel shaded so it cannot be mistaken for part of the resume.</w:t>
+        <w:br/>
+        <w:br/>
+        <w:t>We have an automated test that fails if an employer name ever reaches the printed skills list.”</w:t>
       </w:r>
     </w:p>
     <w:p>

--- a/05_Website_Angular/docs/ResumeMatch-PH-Study-Guide.docx
+++ b/05_Website_Angular/docs/ResumeMatch-PH-Study-Guide.docx
@@ -89,7 +89,10 @@
           <w:sz w:val="19"/>
           <w:szCs w:val="19"/>
         </w:rPr>
-        <w:t>The answers here are scripts to be SAID, not passages to be read. They are being rewritten into shorter sentences for that reason — a 60-word sentence is impossible to say out loud without losing your place, however well it reads on paper. Twenty-three of the longest have been redone so far, worst first; the rest are accurate but still dense. Nothing has been shortened by dropping a fact, a number or an admission.</w:t>
+        <w:t>The answers here are scripts to be SAID, not passages to be read, and they have been rewritten with that in mind. A 60-word sentence is impossible to say out loud without losing your place, however well it reads on paper. The longest sentence in this guide was 61 words; it is now 35, and the typical answer's longest sentence is 25.</w:t>
+        <w:br/>
+        <w:br/>
+        <w:t>Nothing was shortened by dropping a fact, a number or an admission. Where an answer concedes something, the concession now stands on its own line, because that is the sentence you most need to land cleanly.</w:t>
       </w:r>
     </w:p>
     <w:p>
@@ -6375,7 +6378,19 @@
           <w:sz w:val="18"/>
           <w:szCs w:val="18"/>
         </w:rPr>
-        <w:t>“Our system is a free web platform that does two jobs at once. On the applicant side it walks a first-time job seeker through building a resume step by step, and it comes out in a single-column, parser-safe layout so an automated screener can actually read it. On the company side, our partner is the HR department of Clark Outsourcing, a BPO in Clark Freeport Zone; they post an opening with the skills, education level, and months of experience they need. The part in the middle is our matching engine: when someone applies we compare their structured resume against the posting and compute one compatibility score. What makes us different is that we show the applicant the same number the recruiter sees, and account for it — how much of the requirement they meet, and what kind of requirement they do not.”</w:t>
+        <w:t>“It is a free website that does two jobs at once.</w:t>
+        <w:br/>
+        <w:br/>
+        <w:t>On the applicant side, it walks a first-time job seeker through building a resume step by step. What comes out is single-column and plain, so automated screening software can actually read it.</w:t>
+        <w:br/>
+        <w:br/>
+        <w:t>On the company side, our partner is the HR department of Clark Outsourcing, a BPO in Clark Freeport Zone. They post an opening with the skills, education level and months of experience they need.</w:t>
+        <w:br/>
+        <w:br/>
+        <w:t>In the middle is our matching engine. When somebody applies, we compare their resume against that posting and produce one compatibility score.</w:t>
+        <w:br/>
+        <w:br/>
+        <w:t>And here is what makes us different. We show the applicant the same number the recruiter sees, and we account for it — how much of the requirement they meet, and what kind they do not.”</w:t>
       </w:r>
     </w:p>
     <w:p>
@@ -6735,7 +6750,16 @@
           <w:sz w:val="18"/>
           <w:szCs w:val="18"/>
         </w:rPr>
-        <w:t>“Two things neither of those gives. The first is that a template does not know what the job wants — it will happily let you send the same document to every posting, and the applicant never learns why nothing came back. We compare the resume against a specific posting and report what it does not meet, by number and kind, so the feedback is about that job. The second is structure. A Canva layout is built to look good, and the visual features that make it look good — columns, text boxes, icons, graphics — are the features that break automated parsing. Our output is single-column and plain-text-safe by construction, so the applicant does not have to know that trade-off exists to avoid it.”</w:t>
+        <w:t>“Two things neither of those gives you.</w:t>
+        <w:br/>
+        <w:br/>
+        <w:t>First, a template does not know what the job wants. It will happily let you send the same document to every posting, and you never learn why nothing came back. We compare your resume against a SPECIFIC posting and report what it does not meet, by number and kind. The feedback is about that job.</w:t>
+        <w:br/>
+        <w:br/>
+        <w:t>Second, structure. A Canva layout is built to look good — and the things that make it look good are columns, text boxes, icons and graphics. Those are exactly the things that break automated reading.</w:t>
+        <w:br/>
+        <w:br/>
+        <w:t>Ours comes out single-column and plain by construction. The applicant does not need to know that trade-off exists in order to avoid it.”</w:t>
       </w:r>
     </w:p>
     <w:p>
@@ -6912,7 +6936,13 @@
           <w:sz w:val="18"/>
           <w:szCs w:val="18"/>
         </w:rPr>
-        <w:t xml:space="preserve">“It is the Hidden Workers study from Harvard Business School and Accenture, surveying 8,000 workers and 2,250 executives. Eighty-eight percent of employers say their own applicant tracking system filters out qualified, high-skilled candidates because the resume does not match the exact criteria in the job description, rising to ninety-four percent for middle-skills roles. It matters because it is employers describing the failure in their own systems, which is far stronger evidence for our premise than a resume company’s blog post.”</w:t>
+        <w:t>“It is the Hidden Workers study, from Harvard Business School and Accenture. They surveyed 8,000 workers and 2,250 executives.</w:t>
+        <w:br/>
+        <w:br/>
+        <w:t>The finding: eighty-eight percent of employers say their own screening system filters out qualified, high-skilled candidates, because the resume does not match the exact wording in the job description. For middle-skills roles it rises to ninety-four percent.</w:t>
+        <w:br/>
+        <w:br/>
+        <w:t>Why it matters to us. That is EMPLOYERS describing the failure in their own systems. That is far stronger evidence for our premise than a resume company’s blog post would be.”</w:t>
       </w:r>
     </w:p>
     <w:p>
@@ -7002,7 +7032,16 @@
           <w:sz w:val="18"/>
           <w:szCs w:val="18"/>
         </w:rPr>
-        <w:t xml:space="preserve">“It complicates it, and we say so in the review rather than hiding it. Wiles and colleagues, in a field experiment with nearly half a million jobseekers, found that applicants given algorithmic writing assistance were hired eight percent more often with no drop in employer satisfaction. Our reason for not generating content is therefore not that assistance has been shown to be harmful. It is that our system’s purpose is to explain how an application is assessed, and a system that writes someone’s resume for them is asserting claims about a person that the person did not make.”</w:t>
+        <w:t>“It complicates it, and we say so in the review rather than hide it.</w:t>
+        <w:br/>
+        <w:br/>
+        <w:t>Wiles and colleagues ran a field experiment with nearly half a million jobseekers. Applicants given algorithmic writing help were hired eight percent more often, with no drop in employer satisfaction.</w:t>
+        <w:br/>
+        <w:br/>
+        <w:t>So our reason for not writing content for people is NOT that help has been shown to be harmful. The evidence says the opposite.</w:t>
+        <w:br/>
+        <w:br/>
+        <w:t>Our reason is different. The purpose of our system is to explain how an application is judged. A system that writes somebody’s resume for them is making claims about a person that the person did not make.”</w:t>
       </w:r>
     </w:p>
     <w:p>
@@ -7064,7 +7103,16 @@
           <w:sz w:val="18"/>
           <w:szCs w:val="18"/>
         </w:rPr>
-        <w:t>“It does, and the review says so directly. A system that computes and displays a compatibility score is an algorithm-driven procedure, and nothing in that evidence gives us a reason to assume applicants will regard ours as fair just because it is free or the formula is simple. What the evidence gives us is a location for the objection: Hilliard and colleagues place it in behavioural control, the sense of being unable to influence the outcome. Accounting for what is not met responds to that specific finding, and whether it works is something our evaluation asks about rather than assumes.”</w:t>
+        <w:t>“It does, and our review says so directly.</w:t>
+        <w:br/>
+        <w:br/>
+        <w:t>A system that computes and shows a compatibility score IS an algorithm-driven procedure. Nothing in that evidence lets us assume applicants will think ours is fair just because it is free, or because the formula is simple.</w:t>
+        <w:br/>
+        <w:br/>
+        <w:t>What the evidence does give us is where the objection sits. Hilliard and colleagues locate it in behavioural control — the feeling of being unable to influence the outcome.</w:t>
+        <w:br/>
+        <w:br/>
+        <w:t>Telling an applicant what they have not met responds to that specific finding. Whether it actually works is something our evaluation asks about, not something we assume.”</w:t>
       </w:r>
     </w:p>
     <w:p>
@@ -7458,7 +7506,13 @@
           <w:sz w:val="18"/>
           <w:szCs w:val="18"/>
         </w:rPr>
-        <w:t xml:space="preserve">“I can name the ones our design responds to — job relatedness, the provision of information and explanation, and consistency of administration — and I would not want to recite the full set from memory and get one wrong. The framework in our paper uses those three because they are the ones our system acts on.”</w:t>
+        <w:t>“I can name the three our design responds to. Job relatedness. Giving information and explanation. And consistency — the same procedure for everyone.</w:t>
+        <w:br/>
+        <w:br/>
+        <w:t>I would not want to recite all ten from memory and get one wrong.</w:t>
+        <w:br/>
+        <w:br/>
+        <w:t>Our framework uses those three because they are the ones our system actually acts on.”</w:t>
       </w:r>
     </w:p>
     <w:p>
@@ -7567,7 +7621,10 @@
           <w:sz w:val="18"/>
           <w:szCs w:val="18"/>
         </w:rPr>
-        <w:t xml:space="preserve">“The difficulty facing new job seekers is not only that they cannot produce a well-formed resume, but that they cannot see how their application is judged — and addressing both together produces effects that addressing either alone does not.”</w:t>
+        <w:t>“New job seekers face two problems, not one. They cannot produce a well-formed resume. And they cannot see how their application is judged.</w:t>
+        <w:br/>
+        <w:br/>
+        <w:t>Our claim is that addressing both together does something that addressing either one alone does not.”</w:t>
       </w:r>
     </w:p>
     <w:p>
@@ -8788,7 +8845,31 @@
           <w:sz w:val="18"/>
           <w:szCs w:val="18"/>
         </w:rPr>
-        <w:t>“It was, and we redesigned it. The system used to print the unmatched requirements as a list of names, which is a set of words to paste. It now reports how many are unmet and of what kind — two technical, one workplace — so an applicant who genuinely holds the skill has enough to go and check the posting, and one who does not is handed no word to claim. Three things bound what is left. A claimed skill must be linked to an entry already on the applicant’s own resume or it counts half, so padding costs points rather than being free. The recruiter ranks on the score recorded when the application was sent, so improving a resume afterwards cannot reorder a shortlist. And the recruiter sees every claimed skill beside its stated source, with the unsourced ones marked. I will not claim it is impossible: the posting states its requirements, as any advert must, so a determined applicant can still compare by hand. What we removed is the system doing that comparison for them, and what we added is a cost for claiming what you cannot account for. Whether it changes what applicants write is an empirical question we do not answer and have recorded as worth investigating.”</w:t>
+        <w:t>“It was. We redesigned it.</w:t>
+        <w:br/>
+        <w:br/>
+        <w:t>The system used to print the unmatched requirements by name. That is a set of words to paste.</w:t>
+        <w:br/>
+        <w:br/>
+        <w:t>Now it reports how many are unmet and of what kind — two technical, one workplace. Somebody who genuinely has the skill can go and check the posting. Somebody who does not is handed no word to claim.</w:t>
+        <w:br/>
+        <w:br/>
+        <w:t>Three things bound what is left.</w:t>
+        <w:br/>
+        <w:br/>
+        <w:t>One. A claimed skill must be linked to something already on their own resume, or it counts half. Padding costs points instead of being free.</w:t>
+        <w:br/>
+        <w:br/>
+        <w:t>Two. The recruiter ranks on the score recorded when the application was sent. Improving a resume afterwards cannot reorder a shortlist.</w:t>
+        <w:br/>
+        <w:br/>
+        <w:t>Three. The recruiter sees every claimed skill beside its source, with the unsourced ones marked.</w:t>
+        <w:br/>
+        <w:br/>
+        <w:t>I will not claim it is impossible. The posting states its requirements, as any advert must, so a determined applicant can still compare by hand. What we removed is the system doing that comparison for them. What we added is a cost for claiming what you cannot account for.</w:t>
+        <w:br/>
+        <w:br/>
+        <w:t>Whether it changes what applicants write is a question our data does not answer. We have recorded it as worth investigating.”</w:t>
       </w:r>
     </w:p>
     <w:p>
@@ -9238,7 +9319,19 @@
           <w:sz w:val="18"/>
           <w:szCs w:val="18"/>
         </w:rPr>
-        <w:t xml:space="preserve">“No, and the similarity is the reason we define ours carefully. A job board’s percentage is generated by that platform for the applicant’s benefit; the employer does not necessarily see it, and it plays no part in who gets called. Ours is the number the recruiter is ranking by. It is the same value on both screens, and that is the definitional point — we define it as the single figure produced by comparing one resume to one posting, shown identically to both sides. If it were only shown to the applicant, our study would have nothing to say.”</w:t>
+        <w:t>“No, and because they look alike we define ours carefully.</w:t>
+        <w:br/>
+        <w:br/>
+        <w:t>A job board’s percentage is produced by that platform for the applicant’s benefit. The employer does not necessarily see it, and it plays no part in who gets called.</w:t>
+        <w:br/>
+        <w:br/>
+        <w:t>Ours is the number the recruiter is actually ranking by. The same value appears on both screens.</w:t>
+        <w:br/>
+        <w:br/>
+        <w:t>That is the whole definition: one figure, produced by comparing one resume to one posting, shown identically to both sides.</w:t>
+        <w:br/>
+        <w:br/>
+        <w:t>If it were only shown to the applicant, our study would have nothing to say.”</w:t>
       </w:r>
     </w:p>
     <w:p>
@@ -9828,7 +9921,19 @@
           <w:sz w:val="18"/>
           <w:szCs w:val="18"/>
         </w:rPr>
-        <w:t xml:space="preserve">“Interviews would have been better and I will not argue otherwise. They would have told us what this particular HR department actually struggles with, which features they would never use, and what vocabulary they use for skills — and that last one is exactly where our system is weakest. What the literature gave us instead is a defensible reason for each feature that does not depend on our own guessing, and a set of requirements we could start building against immediately, which mattered given the timeline. The trade shows in our results: our first primary data about real needs arrives from the before-instruments, after the requirements were already fixed. That ordering is a weakness in our design, not a choice we would defend as superior.”</w:t>
+        <w:t>“Interviews would have been better. I will not argue otherwise.</w:t>
+        <w:br/>
+        <w:br/>
+        <w:t>They would have told us what this HR department actually struggles with, which features they would never use, and what words they use for skills. That last one is exactly where our system is weakest.</w:t>
+        <w:br/>
+        <w:br/>
+        <w:t>What the literature gave us instead was a defensible reason for each feature that does not rest on our own guessing, and requirements we could start building against straight away. That mattered, given our timeline.</w:t>
+        <w:br/>
+        <w:br/>
+        <w:t>The cost shows in our results. Our first real data about what people need arrives from the before-questionnaires — AFTER the requirements were already fixed.</w:t>
+        <w:br/>
+        <w:br/>
+        <w:t>That ordering is a weakness in our design. It is not a choice I would defend as better.”</w:t>
       </w:r>
     </w:p>
     <w:p>
@@ -9999,7 +10104,10 @@
           <w:sz w:val="18"/>
           <w:szCs w:val="18"/>
         </w:rPr>
-        <w:t xml:space="preserve">“Every feature traces back through the documentation to a gap, and every gap traces to something in the review or to the partner department’s practice. The two-resume design, for instance, exists because parsing failure is documented as a reason capable applicants are screened out, and our answer is to rank from structured fields the applicant can correct while still forwarding their own document untouched.”</w:t>
+        <w:t>“Every feature traces back to a gap, and every gap traces to something in our review or to how the partner department actually works.</w:t>
+        <w:br/>
+        <w:br/>
+        <w:t>Take the two-resume design. Parsing failure is documented as a reason capable applicants get screened out. So our answer is to rank from structured fields the applicant can correct, while still passing their own document to the recruiter untouched.”</w:t>
       </w:r>
     </w:p>
     <w:p>
@@ -10176,7 +10284,13 @@
           <w:sz w:val="18"/>
           <w:szCs w:val="18"/>
         </w:rPr>
-        <w:t xml:space="preserve">“The builder needed a live preview that updates as you type, across a seven-step wizard with fourteen designs the user can switch between instantly — that is a state-heavy interface, which is what Angular is built for. Node with TypeScript on the server meant the scoring function could be written once in one language and mirrored exactly on both sides, and twelve automated tests assert the browser and server produce identical scores. In two different languages, keeping them in step would have been guesswork.”</w:t>
+        <w:t>“Two reasons.</w:t>
+        <w:br/>
+        <w:br/>
+        <w:t>The builder needed a live preview that updates as you type, across seven steps, with fourteen designs you can switch between instantly. That is a lot of moving state, and it is what Angular is built for.</w:t>
+        <w:br/>
+        <w:br/>
+        <w:t>And Node with TypeScript on the server meant the scoring function is written in ONE language and mirrored exactly on both sides. A test suite asserts the browser and the server produce identical scores. In two different languages, keeping them in step would have been guesswork.”</w:t>
       </w:r>
     </w:p>
     <w:p>
@@ -10238,7 +10352,19 @@
           <w:sz w:val="18"/>
           <w:szCs w:val="18"/>
         </w:rPr>
-        <w:t xml:space="preserve">“Three reasons, all in the paper. PostgreSQL lets us put a CHECK constraint on the application status column, so an invalid status cannot enter the database even if application code has a bug — and status is what our audit trail depends on. It applies schema changes transactionally, so a failed migration cannot leave the database half-updated. And Supabase gave us a managed free tier appropriate to a capstone. We changed during system design, before development, which is when a change like that should happen.”</w:t>
+        <w:t>“Three reasons, all in the paper.</w:t>
+        <w:br/>
+        <w:br/>
+        <w:t>One. PostgreSQL lets us fix the list of allowed application statuses at the database level. So an invalid status cannot get in even if our code has a bug — and status is what our whole audit trail depends on.</w:t>
+        <w:br/>
+        <w:br/>
+        <w:t>Two. It applies schema changes all-or-nothing, so a failed update cannot leave the database half-changed.</w:t>
+        <w:br/>
+        <w:br/>
+        <w:t>Three. Supabase gave us a free managed tier suitable for a capstone.</w:t>
+        <w:br/>
+        <w:br/>
+        <w:t>And we changed during design, before development. That is when a change like this should happen.”</w:t>
       </w:r>
     </w:p>
     <w:p>
@@ -10633,7 +10759,19 @@
           <w:sz w:val="18"/>
           <w:szCs w:val="18"/>
         </w:rPr>
-        <w:t>“Two groups, fifty in total. Forty job seekers — students preparing to apply, recent graduates, and others looking for entry-level work, including people who have a job and are looking for a different one — and all the HR personnel the partner department can release, expected to be ten. We invite fifty-five to sixty job seekers to end up with forty, because the before and after surveys happen on different days and not everyone comes back. Sampling is purposive: a job seeker must be preparing to apply or looking, and an HR respondent must screen applicants as part of their actual work.”</w:t>
+        <w:t>“Two groups, fifty in total.</w:t>
+        <w:br/>
+        <w:br/>
+        <w:t>Forty job seekers. That includes students preparing to apply, recent graduates, people looking for entry-level work, and people who already have a job and want a different one.</w:t>
+        <w:br/>
+        <w:br/>
+        <w:t>And all the HR personnel the partner department can release, which we expect to be ten.</w:t>
+        <w:br/>
+        <w:br/>
+        <w:t>We invite fifty-five to sixty job seekers to end up with forty. The before and after surveys are on different days, and not everyone comes back.</w:t>
+        <w:br/>
+        <w:br/>
+        <w:t>Sampling is purposive. A job seeker must be preparing to apply or looking. An HR respondent must screen applicants as part of their actual work.”</w:t>
       </w:r>
     </w:p>
     <w:p>
@@ -10687,13 +10825,25 @@
         <w:t>“We can show you one, because the study now has one test that needs it. The four paired items are tested with the Wilcoxon signed-rank test, and that is the only place a hypothesis is stated.</w:t>
         <w:br/>
         <w:br/>
-        <w:t>To detect a medium change — Cohen’s dz of nought point five — at eighty percent power with alpha at point-oh-five, two-tailed, that test needs thirty-five people who complete BOTH surveys. We set the target at forty, which reaches a slightly smaller change, about nought point four-five. On a five-point agreement scale a medium change is roughly half a point — an item averaging three point nought before and three point five after — provided the answers are not wildly spread.</w:t>
-        <w:br/>
-        <w:br/>
-        <w:t>Forty is people who finish both, not people invited. The before survey goes out before the system is finished and the after survey comes later, so some do not return, and losing one person loses the whole pair because the test compares each person against themselves. Budgeting a quarter to a third for that, we invite fifty-five to sixty.</w:t>
-        <w:br/>
-        <w:br/>
-        <w:t>The rest of the study is descriptive, where forty is a practical minimum for one site: enough for a five-point item to be reported as a mean with a distribution worth showing, and small enough to recruit through one school. It is fixed in advance rather than decided as responses arrive, and the achieved number is reported with the findings — a shortfall is reported as a shortfall rather than absorbed.”</w:t>
+        <w:t>To detect a medium change at eighty percent power, with alpha at point-oh-five, two-tailed, that test needs thirty-five people who complete BOTH surveys. A medium change is Cohen’s dz of nought point five.</w:t>
+        <w:br/>
+        <w:br/>
+        <w:t>We set the target at forty. That reaches a slightly smaller change, about nought point four-five.</w:t>
+        <w:br/>
+        <w:br/>
+        <w:t>On a five-point scale, a medium change is roughly half a point — an item averaging three point nought before and three point five after. That holds as long as the answers are not wildly spread.</w:t>
+        <w:br/>
+        <w:br/>
+        <w:t>Forty is people who FINISH BOTH, not people invited. The before survey goes out before the system is finished, and the after survey comes later. Some do not return.</w:t>
+        <w:br/>
+        <w:br/>
+        <w:t>And losing one person loses the whole pair, because the test compares each person against themselves. So we budget for losing a quarter to a third, and invite fifty-five to sixty.</w:t>
+        <w:br/>
+        <w:br/>
+        <w:t>The rest of the study is descriptive. There, forty is a practical minimum for one site — enough for a five-point item to have a mean with a distribution worth showing, and small enough to recruit through one school.</w:t>
+        <w:br/>
+        <w:br/>
+        <w:t>It is fixed in advance, not decided as responses arrive. And whatever number we actually achieve is reported with the findings. A shortfall gets reported as a shortfall, not absorbed.”</w:t>
       </w:r>
     </w:p>
     <w:p>
@@ -10774,7 +10924,16 @@
           <w:sz w:val="18"/>
           <w:szCs w:val="18"/>
         </w:rPr>
-        <w:t xml:space="preserve">“That is exactly right, and it is why we do not report the HR means on their own. The HR group is a purposive census rather than a sample — the department employs a small fixed number of people who screen applicants and all of them are invited, so there is no respondent eleven to recruit. For that group we print the distribution beside every mean, so a panel can see whether a 4.1 came from ten people agreeing or from six agreeing and four disagreeing. We report how many participated out of how many were available, and we make no claim that ten people represent recruiters beyond that department. It is recorded under Limitations in those words.”</w:t>
+        <w:t>“That is exactly right, and it is why we never report the HR means on their own.</w:t>
+        <w:br/>
+        <w:br/>
+        <w:t>The HR group is not a sample. It is a census. The department employs a small fixed number of people who screen applicants, and we invite all of them. There is no respondent eleven to go and find.</w:t>
+        <w:br/>
+        <w:br/>
+        <w:t>So for that group we print the distribution beside every mean. A panel can then see whether a 4.1 came from ten people agreeing, or from six agreeing and four disagreeing.</w:t>
+        <w:br/>
+        <w:br/>
+        <w:t>We report how many took part out of how many were available. And we make no claim that ten people represent recruiters anywhere beyond that department. It is in our Limitations in those words.”</w:t>
       </w:r>
     </w:p>
     <w:p>
@@ -11199,7 +11358,16 @@
           <w:sz w:val="18"/>
           <w:szCs w:val="18"/>
         </w:rPr>
-        <w:t xml:space="preserve">“It does not, and the Instrument section says the three characteristics are not evidenced equally by this design. Reliability concerns behaviour over time. The reliability items ask respondents what happened when something went wrong during their own use, and those accounts are reported as reliability as experienced within a single session, not as an assessment of the system in service. Reliability over time is addressed through the automated regression testing and the browser walkthroughs.”</w:t>
+        <w:t>“It does not, and our Instrument section says the three characteristics are not evidenced equally by this design.</w:t>
+        <w:br/>
+        <w:br/>
+        <w:t>Reliability is about behaviour over time. Thirty minutes cannot show that.</w:t>
+        <w:br/>
+        <w:br/>
+        <w:t>What our reliability items actually ask is what happened when something went wrong during their own use. We report those as reliability AS EXPERIENCED IN ONE SESSION — not as an assessment of the system in service.</w:t>
+        <w:br/>
+        <w:br/>
+        <w:t>Reliability over time is covered a different way: by the automated tests and the browser walkthroughs, which run every time the code changes.”</w:t>
       </w:r>
     </w:p>
     <w:p>
@@ -11261,7 +11429,19 @@
           <w:sz w:val="18"/>
           <w:szCs w:val="18"/>
         </w:rPr>
-        <w:t xml:space="preserve">“A single after-instrument would tell us what they thought of the system, and that is all. It could not tell us what they expected before they saw it, so we would have no way of knowing whether the system changed anything or whether they always felt that way. The before-instrument is what lets an applicant say what they currently do when an application goes unanswered, and lets a recruiter say how they screen now — and then the after-instrument asks about the same ground. The comparison across the pair is our evidence, not the after-responses on their own. The cost is that the first instrument can prime them for the second, which is a real threat and one we name in the Validity and Reliability section.”</w:t>
+        <w:t>“One after-questionnaire would tell us what they thought of the system. That is all.</w:t>
+        <w:br/>
+        <w:br/>
+        <w:t>It could not tell us what they expected beforehand. So we would never know whether our system changed anything, or whether they always felt that way.</w:t>
+        <w:br/>
+        <w:br/>
+        <w:t>The before-questionnaire is what lets an applicant say what they currently do when an application goes unanswered, and lets a recruiter say how they screen now. Then the after-questionnaire asks about the same ground.</w:t>
+        <w:br/>
+        <w:br/>
+        <w:t>The comparison across the pair is our evidence — not the after-answers on their own.</w:t>
+        <w:br/>
+        <w:br/>
+        <w:t>The cost is that the first questionnaire can prime them for the second. That is a real threat and we name it in Validity and Reliability.”</w:t>
       </w:r>
     </w:p>
     <w:p>
@@ -11500,7 +11680,16 @@
           <w:sz w:val="18"/>
           <w:szCs w:val="18"/>
         </w:rPr>
-        <w:t xml:space="preserve">“We report it as a finding. The weights are fixed for the duration of the study and will not be adjusted in response to the requirement-analysis results, because a system altered partway through would mean the respondents in the evaluation were not describing the same system. Any divergence between recruiter judgement and our published weighting is reported in the recruiters’ own terms, and it is the principal evidence this study offers on whether the weighting reflects how screening is actually done. The weights are configuration values, so retuning them is available to a partner company or a later study, and that is recorded as future work.”</w:t>
+        <w:t>“We report it as a finding. We do not change the weights.</w:t>
+        <w:br/>
+        <w:br/>
+        <w:t>They are fixed for the whole study. If we adjusted them partway through, our respondents would not all be describing the same system.</w:t>
+        <w:br/>
+        <w:br/>
+        <w:t>Any gap between what recruiters say and what our weighting does gets reported in their terms. That gap is the main evidence this study offers on whether our weighting matches how screening actually works.</w:t>
+        <w:br/>
+        <w:br/>
+        <w:t>And the weights are settings, not code. A partner company or a later study can retune them. We record that as future work.”</w:t>
       </w:r>
     </w:p>
     <w:p>
@@ -11562,7 +11751,13 @@
           <w:sz w:val="18"/>
           <w:szCs w:val="18"/>
         </w:rPr>
-        <w:t xml:space="preserve">“Job seekers are invited through an open announcement circulated by the School of Computing, which states the inclusion criteria and asks interested people to contact us; no respondent is individually solicited by a researcher who knows them. HR respondents are invited through the head of the partner department, who forwards it to eligible staff. The invitation does not identify which researcher built which part of the system, and it says explicitly that critical accounts are as useful as favourable ones.”</w:t>
+        <w:t>“Job seekers are invited through an open announcement circulated by the School of Computing. It states who is eligible and asks interested people to contact us. Nobody is approached individually by a researcher who knows them.</w:t>
+        <w:br/>
+        <w:br/>
+        <w:t>HR respondents are invited through the head of the partner department, who forwards it to eligible staff.</w:t>
+        <w:br/>
+        <w:br/>
+        <w:t>Two things about the invitation itself. It does not say which of us built which part. And it says plainly that critical answers are as useful to us as favourable ones.”</w:t>
       </w:r>
     </w:p>
     <w:p>
@@ -11643,7 +11838,25 @@
           <w:sz w:val="18"/>
           <w:szCs w:val="18"/>
         </w:rPr>
-        <w:t xml:space="preserve">“Descriptive statistics in seven steps, with one inferential test inside them. Prepare — export from Google Forms into a spreadsheet and number each response. Distributions — counts and percentages for every choice and checklist item, per group. Weighted mean per item — each scale point times the number who chose it, summed, divided by the number who answered, with the standard deviation beside it. Weighted mean per ISO characteristic — the items belonging to functional suitability, usability and reliability averaged into one figure each. Then the three that are not means at all: Wilcoxon signed-rank on the four paired items, the System Usability Scale scored by its own published procedure, and Spearman’s rho between each recruiter’s ordering and the system’s. Only the Wilcoxon step produces a p-value; everything else describes.”</w:t>
+        <w:t>“Seven steps. Descriptive, with one inferential test inside them.</w:t>
+        <w:br/>
+        <w:br/>
+        <w:t>First, prepare — export from Google Forms into a spreadsheet and number each response.</w:t>
+        <w:br/>
+        <w:br/>
+        <w:t>Second, distributions — counts and percentages for every choice, per group.</w:t>
+        <w:br/>
+        <w:br/>
+        <w:t>Third, weighted mean per item. Each scale point times how many chose it, summed, divided by how many answered. Standard deviation beside it.</w:t>
+        <w:br/>
+        <w:br/>
+        <w:t>Fourth, weighted mean per ISO characteristic — the items belonging to functional suitability, usability and reliability averaged into one figure each.</w:t>
+        <w:br/>
+        <w:br/>
+        <w:t>Then three that are not means at all. Wilcoxon signed-rank on the four paired items. The System Usability Scale, scored by its own published procedure. And Spearman’s rho between each recruiter’s ordering and ours.</w:t>
+        <w:br/>
+        <w:br/>
+        <w:t>Only the Wilcoxon step produces a p-value. Everything else describes.”</w:t>
       </w:r>
     </w:p>
     <w:p>
@@ -12298,7 +12511,19 @@
           <w:sz w:val="18"/>
           <w:szCs w:val="18"/>
         </w:rPr>
-        <w:t xml:space="preserve">“It is credible for the response itself and we do not overstate it. No name or email address is collected and each response carries only a number, so we cannot tell who answered what. What anonymity cannot do in a department of ten is hide a distinctive combination of background answers — a job title, a length of service, and a set of departments screened could in principle single somebody out. So for the HR group we report background items as counts over the whole group and never cross-tabulate one background item against another, and we never report an individual response. That is stated in the consent form as well, so respondents know it before they start.”</w:t>
+        <w:t>“It is credible for the response itself, and we do not overstate it.</w:t>
+        <w:br/>
+        <w:br/>
+        <w:t>We collect no name and no email. Each response carries only a number. So we cannot tell who answered what.</w:t>
+        <w:br/>
+        <w:br/>
+        <w:t>But here is what anonymity cannot do in a department of ten. A distinctive COMBINATION of background answers could still single somebody out — a job title, plus length of service, plus which departments they screen for.</w:t>
+        <w:br/>
+        <w:br/>
+        <w:t>So for the HR group we do three things. We report background items as counts over the whole group. We never cross one background item against another. And we never report an individual response.</w:t>
+        <w:br/>
+        <w:br/>
+        <w:t>That is in the consent form too, so respondents know it before they start.”</w:t>
       </w:r>
     </w:p>
     <w:p>
@@ -12388,7 +12613,16 @@
           <w:sz w:val="18"/>
           <w:szCs w:val="18"/>
         </w:rPr>
-        <w:t xml:space="preserve">“That is a question our paper does not yet answer well, and I would rather say so than invent a name. Our delimitation states that no maintenance happens after the project ends. Applicants can export their data and delete their account from inside the system at any time. For the deployment itself we intend to hand the codebase and database to the department and coordinate with the partner company on retention, and naming a controller formally is something we need to settle before the final manuscript.”</w:t>
+        <w:t>“Our paper does not answer that well yet, and I would rather say so than invent a name.</w:t>
+        <w:br/>
+        <w:br/>
+        <w:t>What we can say. Our delimitation states that no maintenance happens after the project ends. Applicants can export their data and delete their account from inside the system at any time.</w:t>
+        <w:br/>
+        <w:br/>
+        <w:t>What we intend. To hand the code and the database to the department, and agree retention with the partner company.</w:t>
+        <w:br/>
+        <w:br/>
+        <w:t>Naming a controller formally is something we have to settle before the final manuscript. It is on our open list.”</w:t>
       </w:r>
     </w:p>
     <w:p>
@@ -14889,7 +15123,16 @@
           <w:sz w:val="18"/>
           <w:szCs w:val="18"/>
         </w:rPr>
-        <w:t xml:space="preserve">“It is in the Method, fixed before any data is collected, and that is the reason it is stated there rather than in the findings. The bands are the conventional five-point equal-interval split used in this kind of evaluation. We are not claiming we derived them — they are a convention we adopted and published in advance, and publishing them in advance is what stops us choosing the bands that flatter whatever we get. If we had computed a 3.4 and then decided that "good" starts at 3.4, the scale would not be a scale, it would be a conclusion.”</w:t>
+        <w:t>“It is in the Method, fixed before any data is collected. That is why it sits there and not in the findings.</w:t>
+        <w:br/>
+        <w:br/>
+        <w:t>The bands are the conventional five-point equal split used in this kind of evaluation. We are not claiming we invented them. We adopted a convention and published it in advance.</w:t>
+        <w:br/>
+        <w:br/>
+        <w:t>And publishing it in advance is the point. It stops us choosing the bands that flatter whatever we get.</w:t>
+        <w:br/>
+        <w:br/>
+        <w:t>If we computed a 3.4 and then decided that "good" starts at 3.4, that would not be a scale. It would be a conclusion.”</w:t>
       </w:r>
     </w:p>
     <w:p>
@@ -15678,13 +15921,13 @@
         <w:t>“Because those four are the ones our system could actually change, and where we had a before-answer worth comparing to.</w:t>
         <w:br/>
         <w:br/>
-        <w:t>They are: can you tell whether a company’s software will read your resume; can you tell from a posting whether you are qualified; do you know what happens after you send it; and would you trust a match score that showed its working.</w:t>
+        <w:t>They are these. Can you tell whether a company’s software will read your resume? Can you tell from a posting whether you are qualified? Do you know what happens after you send it? And would you trust a match score that showed its working?</w:t>
         <w:br/>
         <w:br/>
         <w:t>Those four ARE the claims our system makes.</w:t>
         <w:br/>
         <w:br/>
-        <w:t>The rest of Instrument A is about how hard writing a resume is. We did not repeat those, because twenty minutes with a system is not going to change how hard somebody finds writing.”</w:t>
+        <w:t>The rest of Instrument A is about how hard writing a resume is. We did not repeat those. Twenty minutes with a system is not going to change how hard somebody finds writing.”</w:t>
       </w:r>
     </w:p>
     <w:p>
@@ -19708,7 +19951,16 @@
           <w:sz w:val="18"/>
           <w:szCs w:val="18"/>
         </w:rPr>
-        <w:t xml:space="preserve">“Because our own usability items produce a number that can only be compared with itself. Every instrument in this study except this one was written by us, so a usability mean of 4.2 is meaningful within our paper and meaningless outside it — there is nothing to hold it against. SUS is a published instrument with published norms, so it is the one figure a reader outside this study can situate. It costs ten items and it is not folded into any of our means, precisely because mixing a 0-to-100 published scale with our five-point ISO items would produce a figure belonging to neither.”</w:t>
+        <w:t>“Because our own usability items produce a number that can only be compared with itself.</w:t>
+        <w:br/>
+        <w:br/>
+        <w:t>Every instrument in this study except this one was written by us. So a usability mean of 4.2 means something inside our paper and nothing outside it. There is nothing to hold it against.</w:t>
+        <w:br/>
+        <w:br/>
+        <w:t>SUS is published, and it has published averages. It is the one figure a reader outside this study can place.</w:t>
+        <w:br/>
+        <w:br/>
+        <w:t>It costs us ten items. And it is never folded into any of our means — mixing a 0-to-100 published scale with our five-point items would produce a number belonging to neither.”</w:t>
       </w:r>
     </w:p>
     <w:p>
@@ -21046,7 +21298,16 @@
           <w:sz w:val="18"/>
           <w:szCs w:val="18"/>
         </w:rPr>
-        <w:t xml:space="preserve">“We report it, and it is one of the more useful results the study could produce. A low correlation means the ordering our published weighting produces is not the ordering experienced recruiters arrive at, which is direct evidence on the question items 15 to 17 of Instrument B ask them in the abstract. It would not invalidate the system — the system never rejects anyone and the recruiter decides — but it would be a finding about the default weights, and the paper commits in advance to reporting it whichever way it falls.”</w:t>
+        <w:t>“We report it. And it would be one of the more useful results this study could produce.</w:t>
+        <w:br/>
+        <w:br/>
+        <w:t>A low correlation would mean our weighting puts people in a different order than experienced recruiters do. That is direct evidence on the question items 15 to 17 of Instrument B ask them in the abstract.</w:t>
+        <w:br/>
+        <w:br/>
+        <w:t>It would not invalidate the system. The system never rejects anyone, and the recruiter decides.</w:t>
+        <w:br/>
+        <w:br/>
+        <w:t>But it would be a real finding about our default weights. And our paper commits in advance to reporting it whichever way it comes out.”</w:t>
       </w:r>
     </w:p>
     <w:p>
@@ -21782,7 +22043,19 @@
           <w:sz w:val="18"/>
           <w:szCs w:val="18"/>
         </w:rPr>
-        <w:t xml:space="preserve">“Content validity, and it is a separate procedure — expert review by the adviser, who judges each item against the ISO characteristic or research question it was written for, with items judged not essential reworded or removed, following Lawshe. That is the only thing in our design that addresses whether the items measure the right thing, and it rests on one reviewer. We are not claiming construct validation; we did not run a factor analysis and we do not have the sample size for one. Appendix A prints the characteristic beside every rated item so that a reader can judge the mapping for themselves, which is the most we can offer.”</w:t>
+        <w:t>“Content validity, and it is a separate procedure.</w:t>
+        <w:br/>
+        <w:br/>
+        <w:t>Our adviser reviews each item against the ISO characteristic or research question it was written for. Items judged not essential are reworded or removed. That follows Lawshe.</w:t>
+        <w:br/>
+        <w:br/>
+        <w:t>And I should be honest about its limits. That is the only thing in our design addressing whether the items measure the right thing, and it rests on ONE reviewer.</w:t>
+        <w:br/>
+        <w:br/>
+        <w:t>We are not claiming construct validation. We ran no factor analysis and we do not have the sample size for one.</w:t>
+        <w:br/>
+        <w:br/>
+        <w:t>What we can offer is that Appendix A prints the characteristic beside every rated item, so a reader can judge the mapping themselves.”</w:t>
       </w:r>
     </w:p>
     <w:p>
@@ -22954,7 +23227,19 @@
           <w:sz w:val="18"/>
           <w:szCs w:val="18"/>
         </w:rPr>
-        <w:t>“Score equals S times nought point five, plus E times nought point two five, plus X times nought point two five, all times one hundred. S is the proportion of the posting’s required skills the resume lists — with one refinement: a matched skill the applicant named no source for counts as a half rather than a whole, so S is matched minus unsourced-times-a-half, over the number required. E is the applicant’s highest education rank divided by the required rank, capped at one. X is total months of experience over the required months, also capped at one. It is rounded half-up. Strong is eighty and above, possible is fifty to seventy-nine, related is below fifty.”</w:t>
+        <w:t>“Score equals S times nought point five, plus E times nought point two five, plus X times nought point two five. All of that times one hundred.</w:t>
+        <w:br/>
+        <w:br/>
+        <w:t>S is skills. It is how many of the posting’s required skills the resume lists, out of how many were required. With one refinement — a matched skill the applicant named no source for counts as a half, not a whole. So S is matched, minus unsourced times a half, over the number required.</w:t>
+        <w:br/>
+        <w:br/>
+        <w:t>E is education. Their highest level divided by the level required, capped at one.</w:t>
+        <w:br/>
+        <w:br/>
+        <w:t>X is experience. Total months divided by the months required, also capped at one.</w:t>
+        <w:br/>
+        <w:br/>
+        <w:t>Rounded half-up. Strong is eighty and above. Possible is fifty to seventy-nine. Related is below fifty.”</w:t>
       </w:r>
     </w:p>
     <w:p>
@@ -23196,7 +23481,16 @@
           <w:sz w:val="18"/>
           <w:szCs w:val="18"/>
         </w:rPr>
-        <w:t xml:space="preserve">“Eighty percent, which the system labels a strong match. Education is a quarter of the score and the ranks are divided as though the intervals were equal, so one fifth of the education component still leaves a strong skills match carrying the total over the threshold. The recruiter does see the education line reading below the requirement, so the information is not hidden — but I accept the tier label is doing the wrong work there.”</w:t>
+        <w:t>“Eighty percent, and the system labels that a strong match.</w:t>
+        <w:br/>
+        <w:br/>
+        <w:t>Here is why. Education is only a quarter of the score. And we divide the ranks as though the gaps between them were equal, so a high school graduate against a master’s requirement still earns one fifth of that quarter. With every skill matched, the total clears eighty.</w:t>
+        <w:br/>
+        <w:br/>
+        <w:t>The recruiter does see the education line reading below the requirement, so nothing is hidden from them.</w:t>
+        <w:br/>
+        <w:br/>
+        <w:t>But I accept the label is doing the wrong work there. Calling that a strong match is the weakest point in our tier scheme.”</w:t>
       </w:r>
     </w:p>
     <w:p>
@@ -23320,7 +23614,16 @@
           <w:sz w:val="18"/>
           <w:szCs w:val="18"/>
         </w:rPr>
-        <w:t xml:space="preserve">“No. It is a sum of total months compared against the minimum the posting states, and it assesses neither whether that experience is in a related field nor how recently it was gained. Twenty-four months as a call-centre agent and twenty-four months in a bookkeeping role score identically against a support posting. That is stated in our delimitations, and it is also why skills carry half the weight — of the three components, skills is the only one compared item by item against what the posting asks for.”</w:t>
+        <w:t>“No. It adds up total months and compares them to the minimum the posting states.</w:t>
+        <w:br/>
+        <w:br/>
+        <w:t>It does not check whether the experience is in a related field, and it does not check how recent it is.</w:t>
+        <w:br/>
+        <w:br/>
+        <w:t>So twenty-four months as a call-centre agent and twenty-four months in bookkeeping score identically against a support posting.</w:t>
+        <w:br/>
+        <w:br/>
+        <w:t>That is in our delimitations. It is also why skills carry half the weight — of the three parts, skills is the only one compared item by item against what the posting actually asked for.”</w:t>
       </w:r>
     </w:p>
     <w:p>
@@ -23382,7 +23685,19 @@
           <w:sz w:val="18"/>
           <w:szCs w:val="18"/>
         </w:rPr>
-        <w:t xml:space="preserve">“It contains fifty-two entries resolving to twenty-five canonical forms. Measured against the twenty-five distinct skill terms seeded in the catalogue — which are the terms our postings draw on — eighteen, or seventy-two percent, have at least one catalogued synonym. The remaining seven are Git, Windows, Canva, Copywriting, Organization, Recruitment and Scheduling, and those are matched only when an applicant writes them exactly as the posting does. So an applicant writing “GitHub” against a posting requiring “Git” gets no credit, and neither does the British spelling of “Organisation”. We re-measured after the partner company changed and coverage rose, from 63.6 percent to 72.0 — not because outsourcing is easier to describe, but because the retarget dropped hospitality terms that had no synonyms written for them.”</w:t>
+        <w:t>“It has fifty-two entries that resolve to twenty-five standard forms.</w:t>
+        <w:br/>
+        <w:br/>
+        <w:t>We measured it against the twenty-five skill terms in our catalogue, which are the terms our postings use. Eighteen of them — seventy-two percent — have at least one synonym written for them.</w:t>
+        <w:br/>
+        <w:br/>
+        <w:t>Seven do not: Git, Windows, Canva, Copywriting, Organization, Recruitment and Scheduling. Those match only if the applicant writes them exactly as the posting does.</w:t>
+        <w:br/>
+        <w:br/>
+        <w:t>So somebody writing “GitHub” against a posting wanting “Git” gets nothing. Neither does anybody using the British spelling of “Organisation”.</w:t>
+        <w:br/>
+        <w:br/>
+        <w:t>One honest note on the number. Coverage rose from 63.6 percent to 72.0 when our partner company changed. Not because outsourcing is easier to describe — because the change dropped hospitality terms we had never written synonyms for.”</w:t>
       </w:r>
     </w:p>
     <w:p>
@@ -23481,7 +23796,7 @@
         <w:t>If we treated similar-but-different words as the same, somebody would be credited with a skill they never claimed, and put in front of a recruiter on a false basis.</w:t>
         <w:br/>
         <w:br/>
-        <w:t>We chose the first one on purpose. And we make it visible — the applicant is told a requirement went unmatched and what kind, and the posting says what it wants, so they can spot the wording problem and fix it themselves.</w:t>
+        <w:t>We chose the first one on purpose. And we make it visible. The applicant is told a requirement went unmatched and what kind it was, and the posting says what it wants — so they can spot the wording problem and fix it themselves.</w:t>
         <w:br/>
         <w:br/>
         <w:t>A commercial system does not show them any of that.”</w:t>
@@ -23546,7 +23861,19 @@
           <w:sz w:val="18"/>
           <w:szCs w:val="18"/>
         </w:rPr>
-        <w:t xml:space="preserve">“A similarity method would compare the whole resume against the whole posting as text and give one number. It would catch wording we never anticipated, which is our biggest weakness. But it would also mix everything together: a long resume that repeats the posting’s language scores well without having the education or the experience, because similarity cannot tell a requirement from a description. Our three components are separated on purpose, so the system can say “you have eight of the ten skills, you meet the education, you are four months short.” That sentence is not producible from a cosine value. We chose the method that can explain itself, knowing it matches worse.”</w:t>
+        <w:t>“A similarity method compares the whole resume against the whole posting as text, and gives one number.</w:t>
+        <w:br/>
+        <w:br/>
+        <w:t>It would catch wording we never anticipated. That is our biggest weakness, so this is a real advantage.</w:t>
+        <w:br/>
+        <w:br/>
+        <w:t>But it mixes everything together. A long resume that echoes the posting’s language scores well without having the education or the experience — because similarity cannot tell a requirement from a description.</w:t>
+        <w:br/>
+        <w:br/>
+        <w:t>Our three parts are kept separate on purpose. That is what lets the system say: you have eight of the ten skills, you meet the education, you are four months short.</w:t>
+        <w:br/>
+        <w:br/>
+        <w:t>You cannot produce that sentence from a similarity value. We chose the method that can explain itself, knowing it matches worse.”</w:t>
       </w:r>
     </w:p>
     <w:p>
@@ -23655,7 +23982,13 @@
           <w:sz w:val="18"/>
           <w:szCs w:val="18"/>
         </w:rPr>
-        <w:t xml:space="preserve">“The structured resume built inside the platform is the only input to ranking, because its fields are unambiguous and the applicant can correct them. The optional uploaded file is forwarded to the recruiter untouched, so nothing the applicant chose to say is lost to a parser, and it is separately read into the same fields and scored by the same formula. That second score is never used to order anyone.”</w:t>
+        <w:t>“The resume built inside our platform is the only thing ranking uses. Its fields are unambiguous, and the applicant can correct them.</w:t>
+        <w:br/>
+        <w:br/>
+        <w:t>The uploaded file is passed to the recruiter untouched, so nothing the applicant chose to say is lost to a parser.</w:t>
+        <w:br/>
+        <w:br/>
+        <w:t>We also read that file into the same fields and score it with the same formula. But that second score never puts anybody in order.”</w:t>
       </w:r>
     </w:p>
     <w:p>
@@ -23717,7 +24050,13 @@
           <w:sz w:val="18"/>
           <w:szCs w:val="18"/>
         </w:rPr>
-        <w:t xml:space="preserve">“Its purpose is to show the applicant how much of what they wrote survived being read automatically. If the structured resume scores eighty-five and their own PDF scores forty, the gap tells them their document is not reading well and they can act on it before sending it somewhere with no such safeguard. Keeping it out of ranking is what makes it safe to show — a badly parsed document cannot lower anyone’s position.”</w:t>
+        <w:t>“Its purpose is to show the applicant how much of what they wrote survived being read by software.</w:t>
+        <w:br/>
+        <w:br/>
+        <w:t>Say their structured resume scores eighty-five and their own PDF scores forty. That gap tells them their document is not reading well — and they can fix it before sending it somewhere with no such safeguard.</w:t>
+        <w:br/>
+        <w:br/>
+        <w:t>Keeping it out of the ranking is exactly what makes it safe to show them. A badly read document cannot lower anybody’s position.”</w:t>
       </w:r>
     </w:p>
     <w:p>
@@ -23931,7 +24270,16 @@
           <w:sz w:val="18"/>
           <w:szCs w:val="18"/>
         </w:rPr>
-        <w:t xml:space="preserve">“From the built resume we get fields — a list of skills, an education level, a number of months. Those go straight into the formula with nothing in between, so if the score is wrong we can point at a field. From an uploaded file we get text, and turning text into those fields means extraction, which can be wrong in ways nobody sees: a missed skill looks exactly like a skill the applicant does not have. If we ranked on the uploaded file, every score would carry that uncertainty and we could not tell an applicant why they scored low without hedging. So the built resume is what we rank on, and the file score exists to show the applicant the gap between the two — which is the one thing the file is good for.”</w:t>
+        <w:t>“From the built resume we get fields — a list of skills, an education level, a number of months. Those go straight into the formula with nothing in between. If the score is wrong, we can point at a field.</w:t>
+        <w:br/>
+        <w:br/>
+        <w:t>From an uploaded file we get text. Turning text into fields means reading it, and that can be wrong in a way nobody sees. A skill the software missed looks exactly like a skill the applicant does not have.</w:t>
+        <w:br/>
+        <w:br/>
+        <w:t>If we ranked on the file, every score would carry that uncertainty, and we could not tell an applicant why they scored low without hedging.</w:t>
+        <w:br/>
+        <w:br/>
+        <w:t>So we rank on the built resume. The file score exists to show the applicant the gap between the two — which is the one thing the file is genuinely good for.”</w:t>
       </w:r>
     </w:p>
     <w:p>
@@ -24040,7 +24388,16 @@
           <w:sz w:val="18"/>
           <w:szCs w:val="18"/>
         </w:rPr>
-        <w:t xml:space="preserve">“A Job Seeker builds resumes, picks among fourteen designs and three formats, exports, browses partner-company openings, gets recommendations, applies, tracks across six statuses and withdraws. A Recruiter manages the company profile, posts openings with required skills, minimum education, minimum months and a closing date, receives scored and ranked applications, sees the structured resume beside any attached file, filters, updates statuses and emails an interview invitation. The Administrator is held by our team: it approves recruiter access so only verified partner staff can post, assigns departments, and produces the anonymous aggregated metrics.”</w:t>
+        <w:t>“Three accounts.</w:t>
+        <w:br/>
+        <w:br/>
+        <w:t>A Job Seeker builds resumes, picks from fourteen designs and three formats, exports, browses our partner’s openings, gets recommendations, applies, follows the application across six statuses, and can withdraw.</w:t>
+        <w:br/>
+        <w:br/>
+        <w:t>A Recruiter manages the company profile and posts openings — with required skills, minimum education, minimum months and a closing date. They receive applications already scored and ranked, see the structured resume beside any attached file, filter, update statuses, and email an interview invitation.</w:t>
+        <w:br/>
+        <w:br/>
+        <w:t>The Administrator is held by our team. It approves recruiter access so only verified partner staff can post, assigns departments, and produces the anonymous study figures.”</w:t>
       </w:r>
     </w:p>
     <w:p>
@@ -24515,7 +24872,22 @@
           <w:sz w:val="18"/>
           <w:szCs w:val="18"/>
         </w:rPr>
-        <w:t xml:space="preserve">“They share the same interface and the same scoring code — the formula, the weights, the thresholds and the skill vocabulary are one file used by both, so a score computed on either is the same score. What differs is everything behind it. The demonstration build keeps its data in the browser and has no server, so there is no PostgreSQL, no password hashing, no email, and no extraction call — the seeded accounts are there so the flow can be shown without a running backend. The API build is the one the Method describes: Express, PostgreSQL on Supabase, hashed passwords, and the Gemini extraction. Our evaluation is on the API build, because the security and privacy claims in the paper are only true there. If you open our public link you are on the demonstration build.”</w:t>
+        <w:t>“They share two things: the same interface, and the same scoring code. The formula, the weights, the thresholds and the skill vocabulary live in one file used by both. So a score computed on either one is the same score.</w:t>
+        <w:br/>
+        <w:br/>
+        <w:t>Everything behind that differs.</w:t>
+        <w:br/>
+        <w:br/>
+        <w:t>The demonstration build keeps its data in the browser and has no server. No PostgreSQL, no password hashing, no email, no document reading. The sample accounts exist so the flow can be shown without anything running behind it.</w:t>
+        <w:br/>
+        <w:br/>
+        <w:t>The API build is the one our Method describes. Express, PostgreSQL on Supabase, hashed passwords, and the Gemini reader.</w:t>
+        <w:br/>
+        <w:br/>
+        <w:t>We evaluate the API build, because the security and privacy claims in our paper are only true there.</w:t>
+        <w:br/>
+        <w:br/>
+        <w:t>And if you open our public link, you are on the demonstration build. I would rather tell you that than have you find it.”</w:t>
       </w:r>
     </w:p>
     <w:p>
@@ -24624,7 +24996,22 @@
           <w:sz w:val="18"/>
           <w:szCs w:val="18"/>
         </w:rPr>
-        <w:t xml:space="preserve">“Building a resume from scratch is our strongest flow — let them watch the live preview update, and pause on the Skills step to say that half of every score comes from that one list. Switching designs is safe and pre-empts the design-count question. Exporting to PDF is fast and undeniable. Applying to a prepared posting and reading the breakdown aloud is the heart of it. Showing the same score in a recruiter window is the differentiator made visible. And the unreadable-file case is a win.”</w:t>
+        <w:t>“Building a resume from scratch is our strongest flow. Let them watch the live preview update, and pause on the Skills step to say that half of every score comes from that one list.</w:t>
+        <w:br/>
+        <w:br/>
+        <w:t>Switching designs is safe, and it heads off the question about how many there are.</w:t>
+        <w:br/>
+        <w:br/>
+        <w:t>Exporting to PDF is fast and undeniable.</w:t>
+        <w:br/>
+        <w:br/>
+        <w:t>Applying to a prepared posting and reading the breakdown out loud is the heart of it.</w:t>
+        <w:br/>
+        <w:br/>
+        <w:t>Showing the same score in a recruiter window is our whole difference, made visible.</w:t>
+        <w:br/>
+        <w:br/>
+        <w:t>And the unreadable-file case is a win — it shows the system admitting what it does not know.”</w:t>
       </w:r>
     </w:p>
     <w:p>
@@ -24856,7 +25243,13 @@
           <w:sz w:val="18"/>
           <w:szCs w:val="18"/>
         </w:rPr>
-        <w:t>“Where the applicant used it. The answer has to point at an entry already on their own resume — a job, a project, a certification or a course — so it is a dropdown built from what they have already written, never a free text box. A matched skill with a source counts in full; one without still counts, at half.”</w:t>
+        <w:t>“Where they used it.</w:t>
+        <w:br/>
+        <w:br/>
+        <w:t>The answer has to point at something already on their own resume — a job, a project, a certification, or a course. It is a dropdown built from what they have already written. Never a free text box.</w:t>
+        <w:br/>
+        <w:br/>
+        <w:t>A matched skill with a source counts in full. One without still counts, at half.”</w:t>
       </w:r>
     </w:p>
     <w:p>
@@ -25093,7 +25486,19 @@
           <w:sz w:val="18"/>
           <w:szCs w:val="18"/>
         </w:rPr>
-        <w:t>“On a rejection the recruiter may pick a reason from a closed list of eight, and the applicant is shown it — in wording written for them rather than for the file. “The employer tried to reach you and could not. Check the phone number and email on your resume.” What they are not shown is which member of staff decided; the applicant learns what was decided, not who decided it. We built this the other way round first, keeping the reason internal, and the argument for that was real: a code its subject will read is a code some recruiters will soften. We reversed it because our own Chapter 1 says the problem is applicants who apply and hear nothing at all, and recording the reason and then withholding it from the person whose plans depend on it would be arguing against our own premise.”</w:t>
+        <w:t>“On a rejection the recruiter can pick a reason from a closed list of eight. The applicant is shown it, in wording written for them rather than for the file.</w:t>
+        <w:br/>
+        <w:br/>
+        <w:t>For example: “The employer tried to reach you and could not. Check the phone number and email on your resume.”</w:t>
+        <w:br/>
+        <w:br/>
+        <w:t>What they are not shown is which member of staff decided. They learn what was decided, not who decided it.</w:t>
+        <w:br/>
+        <w:br/>
+        <w:t>We built it the other way round first, keeping the reason internal. The argument for that was real — a code its subject will read is a code some recruiters will soften.</w:t>
+        <w:br/>
+        <w:br/>
+        <w:t>We reversed it anyway. Our own Chapter 1 says the problem is applicants who apply and hear nothing at all. Recording the reason and then hiding it from the person whose plans depend on it would argue against our own premise.”</w:t>
       </w:r>
     </w:p>
     <w:p>
@@ -29264,7 +29669,16 @@
           <w:sz w:val="18"/>
           <w:szCs w:val="18"/>
         </w:rPr>
-        <w:t xml:space="preserve">“It is an addition and I would rather say so than pretend it is standard. Our framework claims that the problem is produced by two conditions together, and that the second one — the applicant cannot see how the application is judged — is only addressed if something goes back to them. A strictly linear diagram would show a system that ends at the recruiter, which is the design we are arguing against. If the panel prefers a conventional IPO we can remove the band, because the proposition is stated in the text before the figure and does not depend on it.”</w:t>
+        <w:t>“It is an addition. I would rather say that than pretend it is standard.</w:t>
+        <w:br/>
+        <w:br/>
+        <w:t>Here is why it is there. Our framework says the problem comes from two conditions together, and the second one is that the applicant cannot see how their application is judged. That is only addressed if something goes BACK to them.</w:t>
+        <w:br/>
+        <w:br/>
+        <w:t>A strictly linear diagram would show a system that ends at the recruiter. That is exactly the design we are arguing against.</w:t>
+        <w:br/>
+        <w:br/>
+        <w:t>If the panel prefers a conventional diagram we can remove the band. The claim is stated in the text before the figure and does not depend on it.”</w:t>
       </w:r>
     </w:p>
     <w:p>
@@ -29508,7 +29922,13 @@
           <w:sz w:val="18"/>
           <w:szCs w:val="18"/>
         </w:rPr>
-        <w:t xml:space="preserve">“Your text gives the example itself: if the matching scores do not align with how recruiters would actually rank the same applicants, the team goes back, adjusts the design, and runs through the cycle again rather than leaving the problem unresolved. I should add one qualification. That loop describes how the software was built. It does not apply during the evaluation, because the weights are frozen for the duration of the study — a system altered partway through would mean our respondents were not describing the same system.”</w:t>
+        <w:t>“Your own text gives the example. If the matching scores do not line up with how recruiters would actually rank the same applicants, the team goes back, adjusts the design, and runs the cycle again rather than leaving it unresolved.</w:t>
+        <w:br/>
+        <w:br/>
+        <w:t>One qualification, and I should give it before you ask.</w:t>
+        <w:br/>
+        <w:br/>
+        <w:t>That loop describes how the software was BUILT. It does not apply during the evaluation. The weights are frozen for the whole study — because if we changed the system halfway through, our respondents would not all be describing the same system.”</w:t>
       </w:r>
     </w:p>
     <w:p>
@@ -29900,7 +30320,16 @@
           <w:sz w:val="18"/>
           <w:szCs w:val="18"/>
         </w:rPr>
-        <w:t xml:space="preserve">“Because no user invokes it. It runs when an application is submitted and when an applicant previews a posting, and it supports the use cases that are actor-facing — viewing the ranked list, and viewing your own score and missing skills. Drawing it as something a recruiter does would suggest they can trigger, retune or override a score, and they cannot. That is why it sits inside the boundary with «include» arrows pointing at it.”</w:t>
+        <w:t>“Because no user calls it. It runs by itself — when an application is submitted, and when an applicant previews a posting.</w:t>
+        <w:br/>
+        <w:br/>
+        <w:t>It supports the use cases that ARE actor-facing: viewing the ranked list, and viewing your own score.</w:t>
+        <w:br/>
+        <w:br/>
+        <w:t>If we drew it as something a recruiter does, that would suggest they can trigger it, retune it or override it. They cannot.</w:t>
+        <w:br/>
+        <w:br/>
+        <w:t>That is why it sits inside the boundary with include arrows pointing at it.”</w:t>
       </w:r>
     </w:p>
     <w:p>

--- a/05_Website_Angular/docs/ResumeMatch-PH-Study-Guide.docx
+++ b/05_Website_Angular/docs/ResumeMatch-PH-Study-Guide.docx
@@ -6480,7 +6480,16 @@
           <w:sz w:val="18"/>
           <w:szCs w:val="18"/>
         </w:rPr>
-        <w:t xml:space="preserve">“We started from a problem all three of us are about to have, because we graduate into this job market. What made us commit was realising it has two sides. Applicants cannot get read, and local HR departments cannot afford the screening tools that would find them. We had access to a partner HR department willing to work with us, so we could build for a real recruiter rather than an imagined one.”</w:t>
+        <w:t>“We started from a problem all three of us are about to have. We graduate into this job market.</w:t>
+        <w:br/>
+        <w:br/>
+        <w:t>What made us commit was realising it has TWO sides.</w:t>
+        <w:br/>
+        <w:br/>
+        <w:t>Applicants cannot get read. And local HR departments cannot afford the screening tools that would find them.</w:t>
+        <w:br/>
+        <w:br/>
+        <w:t>We also had a partner HR department willing to work with us. So we could build for a real recruiter instead of an imagined one.”</w:t>
       </w:r>
     </w:p>
     <w:p>
@@ -6570,7 +6579,16 @@
           <w:sz w:val="18"/>
           <w:szCs w:val="18"/>
         </w:rPr>
-        <w:t xml:space="preserve">“It comes from the fourth Philippine Graduate Tracer Study by Tutor, Orbeta and Miraflor, published by PIDS in 2021, which surveyed 11,547 graduates of academic years 2008–09 through 2010–11. Among graduates of programmes requiring a professional licence, only 49 percent were employed in work matching their degree. I should be clear that those are older cohorts, so we present it as the most recent national tracer study rather than as current-year data.”</w:t>
+        <w:t>“The fourth Philippine Graduate Tracer Study — Tutor, Orbeta and Miraflor, published by PIDS in 2021.</w:t>
+        <w:br/>
+        <w:br/>
+        <w:t>They surveyed 11,547 graduates, from academic years 2008–09 through 2010–11.</w:t>
+        <w:br/>
+        <w:br/>
+        <w:t>The finding we use: among graduates of programmes requiring a professional licence, only 49 percent were employed in work matching their degree.</w:t>
+        <w:br/>
+        <w:br/>
+        <w:t>I will be straight about the weakness. Those are older cohorts. So we present it as the most recent NATIONAL tracer study, not as current-year data.”</w:t>
       </w:r>
     </w:p>
     <w:p>
@@ -6660,7 +6678,16 @@
           <w:sz w:val="18"/>
           <w:szCs w:val="18"/>
         </w:rPr>
-        <w:t xml:space="preserve">“They were removed. Four figures in our Requirement Documentation had no source, and our requirement analysis was a desk exercise that surveyed nobody, so no method in the paper could have produced them. Rather than find a source that happened to agree, we deleted the claims. The points they were making are still made, using the cited material in the review.”</w:t>
+        <w:t>“They were removed.</w:t>
+        <w:br/>
+        <w:br/>
+        <w:t>Four figures in our Requirement Documentation had no source. Our requirement analysis was a desk exercise that surveyed nobody — so no method anywhere in our paper could have produced those numbers.</w:t>
+        <w:br/>
+        <w:br/>
+        <w:t>We could have gone looking for a source that happened to agree. We deleted the claims instead.</w:t>
+        <w:br/>
+        <w:br/>
+        <w:t>The points they were making are still made. They are made with the cited material in the review.”</w:t>
       </w:r>
     </w:p>
     <w:p>
@@ -7174,7 +7201,22 @@
           <w:sz w:val="18"/>
           <w:szCs w:val="18"/>
         </w:rPr>
-        <w:t xml:space="preserve">“They are solving a harder problem than we are and they solve it better. A semantic model can tell that “client account support” and “customer service” are close without anyone writing that down, and our system cannot — ours only knows the synonyms we listed. So on pure matching accuracy we lose. What we get in exchange is that every score can be taken apart in front of the person who received it. We can point to the three components, the weights, and the exact required skills that were not found. A similarity model gives a number that neither the applicant nor the recruiter can interrogate, and our whole claim is about the applicant being able to interrogate it. We are trading accuracy for explainability, deliberately, and I would rather state it that way than pretend the trade does not exist.”</w:t>
+        <w:t>“They are solving a harder problem than we are, and they solve it better. I will say that plainly.</w:t>
+        <w:br/>
+        <w:br/>
+        <w:t>A semantic model can work out that “client account support” and “customer service” are close, without anyone writing that down. Ours cannot. Ours knows only the synonyms we listed.</w:t>
+        <w:br/>
+        <w:br/>
+        <w:t>So on pure matching accuracy, we lose.</w:t>
+        <w:br/>
+        <w:br/>
+        <w:t>Here is what we get in exchange. Every score can be taken apart. We can point to the three components, the weights, and — for the recruiter — the exact required skills that were not found. The applicant is told how many and of what kind, which is enough to act on and not enough to copy.</w:t>
+        <w:br/>
+        <w:br/>
+        <w:t>A similarity model hands over a number that NEITHER side can question. Our whole claim is about the number being questionable.</w:t>
+        <w:br/>
+        <w:br/>
+        <w:t>We are trading accuracy for explainability, on purpose. I would rather say it that way than pretend the trade does not exist.”</w:t>
       </w:r>
     </w:p>
     <w:p>
@@ -7354,7 +7396,16 @@
           <w:sz w:val="18"/>
           <w:szCs w:val="18"/>
         </w:rPr>
-        <w:t xml:space="preserve">“TAM asks whether people will adopt a system. Our research questions ask how people experience being assessed by one, and what an explanation does to that experience. Gilliland’s model is about exactly that, and it is the theory the fairness literature we cite is built on. TAM would have grounded the wrong question.”</w:t>
+        <w:t>“TAM asks whether people will ADOPT a system.</w:t>
+        <w:br/>
+        <w:br/>
+        <w:t>That is not our question. Ours asks how people experience being ASSESSED by one, and what an explanation does to that experience.</w:t>
+        <w:br/>
+        <w:br/>
+        <w:t>Gilliland’s model is about exactly that, and it is the theory the fairness literature we cite is built on.</w:t>
+        <w:br/>
+        <w:br/>
+        <w:t>TAM would have grounded the wrong question.”</w:t>
       </w:r>
     </w:p>
     <w:p>
@@ -7444,7 +7495,19 @@
           <w:sz w:val="18"/>
           <w:szCs w:val="18"/>
         </w:rPr>
-        <w:t>“Four ways, and each maps onto a procedural rule. Consistency is addressed by a deterministic rule-based score, so the same resume and posting always give the same result. Job relatedness is addressed by computing the score only from criteria the recruiter stated in the posting. Explanation is addressed by publishing the weights and showing the applicant the same score, with what they have not met stated by number and kind. And the capacity to respond is addressed by leaving every application visible to a human recruiter and never rejecting anyone automatically.”</w:t>
+        <w:t>“Four ways, and each one answers a specific procedural rule of his.</w:t>
+        <w:br/>
+        <w:br/>
+        <w:t>CONSISTENCY — the score is a deterministic rule. The same resume and the same posting always give the same result.</w:t>
+        <w:br/>
+        <w:br/>
+        <w:t>JOB RELATEDNESS — the score is computed only from criteria the recruiter stated in the posting. Nothing else enters it.</w:t>
+        <w:br/>
+        <w:br/>
+        <w:t>EXPLANATION — we publish the weights, and we show the applicant the same number the recruiter sees. What they have not met is stated by number and kind.</w:t>
+        <w:br/>
+        <w:br/>
+        <w:t>CAPACITY TO RESPOND — every application stays visible to a human recruiter, and nobody is ever rejected automatically.”</w:t>
       </w:r>
     </w:p>
     <w:p>
@@ -7686,7 +7749,16 @@
           <w:sz w:val="18"/>
           <w:szCs w:val="18"/>
         </w:rPr>
-        <w:t xml:space="preserve">“Unstructured input and opaque assessment. Unstructured input means a resume written without guidance, in a layout automated screening reads poorly, so the information the applicant does hold fails to reach the recruiter intact. Opaque assessment means screening that returns an outcome without a reason, so the applicant learns neither why they were unsuccessful nor what would change it. Structured input makes the applicant’s content legible to software and to the recruiter; an explained score makes the assessment legible to the applicant.”</w:t>
+        <w:t>“Two problems: unstructured input, and opaque assessment.</w:t>
+        <w:br/>
+        <w:br/>
+        <w:t>UNSTRUCTURED INPUT means a resume written without guidance, laid out in a way automated screening reads badly. The qualifications the applicant really holds never reach the recruiter intact.</w:t>
+        <w:br/>
+        <w:br/>
+        <w:t>OPAQUE ASSESSMENT means screening that gives an outcome with no reason. The applicant learns neither why they failed nor what would change it.</w:t>
+        <w:br/>
+        <w:br/>
+        <w:t>Our two answers line up with those two problems. Structured input makes the applicant’s content readable — by software and by the recruiter. An explained score makes the assessment readable by the applicant.”</w:t>
       </w:r>
     </w:p>
     <w:p>
@@ -7748,7 +7820,13 @@
           <w:sz w:val="18"/>
           <w:szCs w:val="18"/>
         </w:rPr>
-        <w:t xml:space="preserve">“The framework is the proposition and the relationships I just described, and it is stated in the text before the figure. Figure 1 shows how those relationships are operationalised — what the system takes in, how it is developed and computes, and what it produces for each group. I accept that a diagram alone would not be a conceptual framework, which is why the concepts are stated separately.”</w:t>
+        <w:t>“The framework is the proposition and the relationships I just described. They are stated in the TEXT, before the figure ever appears.</w:t>
+        <w:br/>
+        <w:br/>
+        <w:t>Figure 1 then shows how those relationships are put into practice: what the system takes in, how it is built and computes, and what it produces for each group.</w:t>
+        <w:br/>
+        <w:br/>
+        <w:t>And I accept the premise behind the question. A diagram on its own would not be a conceptual framework. That is exactly why the concepts are written out separately.”</w:t>
       </w:r>
     </w:p>
     <w:p>
@@ -7810,7 +7888,16 @@
           <w:sz w:val="18"/>
           <w:szCs w:val="18"/>
         </w:rPr>
-        <w:t xml:space="preserve">“Most of the frameworks in our review run in one direction — a resume goes in, a ranking comes out, and the diagram ends at the recruiter. Ours has a second output arrow going back to the applicant, carrying the same score and the named gaps. That is the only structural difference, and it is the whole study. It is why our research questions ask how applicants describe being scored rather than only how accurate the ranking is.”</w:t>
+        <w:t>“Most frameworks in our review run in ONE direction. A resume goes in, a ranking comes out, and the diagram stops at the recruiter.</w:t>
+        <w:br/>
+        <w:br/>
+        <w:t>Ours has a second arrow. It goes back to the applicant, carrying the same score, the weights that produced it, and how much of the requirement was unmet.</w:t>
+        <w:br/>
+        <w:br/>
+        <w:t>That is the only structural difference. It is also the whole study.</w:t>
+        <w:br/>
+        <w:br/>
+        <w:t>It is why our research questions ask how applicants describe being SCORED, and not only how accurate the ranking is.”</w:t>
       </w:r>
     </w:p>
     <w:p>
@@ -7919,7 +8006,16 @@
           <w:sz w:val="18"/>
           <w:szCs w:val="18"/>
         </w:rPr>
-        <w:t xml:space="preserve">“Six. The first three ask how job seekers describe creating a resume, how they decide whether they qualify for an opening, and how HR personnel describe screening and what they weigh for entry-level roles. Questions four and five ask how each group describes using the system, in terms of functional suitability, usability and reliability. The sixth asks how HR personnel describe the correspondence between the system’s ranking and the order they would arrive at themselves.”</w:t>
+        <w:t>“Six, in three pairs.</w:t>
+        <w:br/>
+        <w:br/>
+        <w:t>The first three are about life BEFORE our system. How job seekers describe creating a resume. How they decide whether they qualify for an opening. How HR personnel describe screening, and what they weigh for entry-level roles.</w:t>
+        <w:br/>
+        <w:br/>
+        <w:t>Four and five are about USING the system — how each group rates it on functional suitability, usability and reliability.</w:t>
+        <w:br/>
+        <w:br/>
+        <w:t>The sixth is the one that tests the matching itself. It asks HR personnel how closely the system’s ranking matched the order they would have reached on their own.”</w:t>
       </w:r>
     </w:p>
     <w:p>
@@ -7981,7 +8077,19 @@
           <w:sz w:val="18"/>
           <w:szCs w:val="18"/>
         </w:rPr>
-        <w:t xml:space="preserve">“Because for five of the six questions we are describing how a defined group rates something, not measuring an improvement against a baseline. “Does it improve” would promise a controlled comparison our design cannot deliver. I should be precise about the exception, though: four items ARE asked before and after the same respondent uses the system, and that block does measure a change within one group. It is a one-group pretest-posttest, which Campbell and Stanley class as pre-experimental — no control group, no random assignment — so it tells us the answers moved, not that the system moved them.”</w:t>
+        <w:t>“Because for five of the six, we are describing how a defined group RATES something. We are not measuring an improvement against a baseline.</w:t>
+        <w:br/>
+        <w:br/>
+        <w:t>“Does it improve” would promise a controlled comparison, and our design cannot deliver one.</w:t>
+        <w:br/>
+        <w:br/>
+        <w:t>Let me be precise about the exception, because there is one. Four items ARE asked before and after the same respondent uses the system. That block does measure a change within one group.</w:t>
+        <w:br/>
+        <w:br/>
+        <w:t>It is a one-group pretest-posttest — pre-experimental, in Campbell and Stanley’s terms. No control group, no random assignment.</w:t>
+        <w:br/>
+        <w:br/>
+        <w:t>So it tells us the answers moved. It does not tell us the system moved them.”</w:t>
       </w:r>
     </w:p>
     <w:p>
@@ -8043,7 +8151,16 @@
           <w:sz w:val="18"/>
           <w:szCs w:val="18"/>
         </w:rPr>
-        <w:t xml:space="preserve">“There is one, and it belongs to one part of the study. The four items asked both before and after use are tested with the Wilcoxon signed-rank test, whose null hypothesis is that the before-and-after differences are symmetric about zero — that no systematic change occurred. It is applied two-sided, because we do not predict the direction in advance. Everything else in the study is descriptive and carries no hypothesis, because we are reporting how this group rated these statements and making no claim about a population.”</w:t>
+        <w:t>“There is one, and it belongs to one part of the study only.</w:t>
+        <w:br/>
+        <w:br/>
+        <w:t>The four before-and-after items are tested with the Wilcoxon signed-rank test. Its null hypothesis is that the differences are symmetric about zero — in plain words, that no systematic change happened.</w:t>
+        <w:br/>
+        <w:br/>
+        <w:t>We apply it TWO-SIDED, because we do not predict the direction in advance.</w:t>
+        <w:br/>
+        <w:br/>
+        <w:t>Everything else in the study is descriptive and carries no hypothesis at all. We report how this group rated these statements. We make no claim about a population.”</w:t>
       </w:r>
     </w:p>
     <w:p>
@@ -8291,7 +8408,13 @@
           <w:sz w:val="18"/>
           <w:szCs w:val="18"/>
         </w:rPr>
-        <w:t xml:space="preserve">“The essential ones are the resume builder, the matching feature, account and data protection, and the evaluation — without those there is no system and no study. The learning materials, the three account types as separate objectives, accessibility, and the recommendation behaviour are all built and working, but they elaborate the core rather than constitute it. If we had been forced to cut, we would have cut breadth of designs before we cut any of the four.”</w:t>
+        <w:t>“Four are essential: the resume builder, the matching feature, account and data protection, and the evaluation. Without those there is no system and no study.</w:t>
+        <w:br/>
+        <w:br/>
+        <w:t>The rest — the learning materials, the three account types as separate objectives, accessibility, the recommendation behaviour — are all built and working. But they elaborate the core. They do not constitute it.</w:t>
+        <w:br/>
+        <w:br/>
+        <w:t>If we had been forced to cut, we would have cut the number of designs long before we cut any of the four.”</w:t>
       </w:r>
     </w:p>
     <w:p>
@@ -8471,7 +8594,22 @@
           <w:sz w:val="18"/>
           <w:szCs w:val="18"/>
         </w:rPr>
-        <w:t xml:space="preserve">“Five groups. New job seekers get a free guided builder and an explanation of how they are assessed. HR personnel and the partner company get structured, ranked applications and a record of how each was handled. Clark Outsourcing specifically gets a system fitted to an organisation hiring across several departments. The School of Computing gets a documented system and the reasoning behind it. And future researchers get a stated baseline — the weights, the thresholds, and the cases where we judged the approach to perform poorly.”</w:t>
+        <w:t>“Five groups.</w:t>
+        <w:br/>
+        <w:br/>
+        <w:t>NEW JOB SEEKERS — a free guided builder, and an explanation of how they are being assessed.</w:t>
+        <w:br/>
+        <w:br/>
+        <w:t>HR PERSONNEL — structured, ranked applications, plus a record of how each one was handled.</w:t>
+        <w:br/>
+        <w:br/>
+        <w:t>CLARK OUTSOURCING — a system fitted to an organisation that hires across several very different departments.</w:t>
+        <w:br/>
+        <w:br/>
+        <w:t>THE SCHOOL OF COMPUTING — a documented system, and the reasoning behind every decision in it.</w:t>
+        <w:br/>
+        <w:br/>
+        <w:t>FUTURE RESEARCHERS — a stated baseline. The weights, the thresholds, and the cases where we ourselves judged the approach to perform poorly.”</w:t>
       </w:r>
     </w:p>
     <w:p>
@@ -8533,7 +8671,16 @@
           <w:sz w:val="18"/>
           <w:szCs w:val="18"/>
         </w:rPr>
-        <w:t xml:space="preserve">“No, and the paper says so in three places. We evaluate the quality of the system, not employment outcomes. Measuring whether anyone was hired because of it would need to follow applicants for months past the end of our study, and we have no such data. What we offer an applicant is a clearer view of how an application is read and what would need to change.”</w:t>
+        <w:t>“No, and our paper says so in three separate places.</w:t>
+        <w:br/>
+        <w:br/>
+        <w:t>We evaluate the QUALITY of the system. We do not evaluate employment outcomes.</w:t>
+        <w:br/>
+        <w:br/>
+        <w:t>To measure whether anyone was hired because of it, we would have to follow applicants for months past the end of our study. We have no such data, and we never will within this timeframe.</w:t>
+        <w:br/>
+        <w:br/>
+        <w:t>What we do offer an applicant is a clearer view of how an application is read, and what would need to change.”</w:t>
       </w:r>
     </w:p>
     <w:p>
@@ -8614,7 +8761,16 @@
           <w:sz w:val="18"/>
           <w:szCs w:val="18"/>
         </w:rPr>
-        <w:t xml:space="preserve">“Fourteen, all single-column and free of tables, text boxes, multiple columns and graphics. Three content formats — chronological, functional and combination — determine the order sections appear in, and the design changes only the appearance. The design a user picks never changes the score.”</w:t>
+        <w:t>“Fourteen. All single-column. None of them contain tables, text boxes, multiple columns or graphics — because those are the four things that break automated reading.</w:t>
+        <w:br/>
+        <w:br/>
+        <w:t>Separately from the designs there are three CONTENT FORMATS: chronological, functional and combination. Those decide the ORDER the sections appear in.</w:t>
+        <w:br/>
+        <w:br/>
+        <w:t>So the format decides the order, and the design decides the appearance.</w:t>
+        <w:br/>
+        <w:br/>
+        <w:t>And the design a user picks never changes the score.”</w:t>
       </w:r>
     </w:p>
     <w:p>
@@ -8704,7 +8860,16 @@
           <w:sz w:val="18"/>
           <w:szCs w:val="18"/>
         </w:rPr>
-        <w:t xml:space="preserve">“Because a scraped posting has no verified requirements behind it and no recruiter accountable for it. Our matching depends on a recruiter stating the required skills, an education level and a minimum experience, and on that same recruiter reading the ranked list afterwards. A JobStreet listing gives us neither. It also keeps the study within what we can actually observe — a real department screening real applications.”</w:t>
+        <w:t>“Because a scraped posting has no verified requirements behind it, and no recruiter accountable for it.</w:t>
+        <w:br/>
+        <w:br/>
+        <w:t>Our matching needs two things from a real recruiter. It needs them to STATE the required skills, the education level and the minimum experience. And it needs that same person to READ the ranked list afterwards.</w:t>
+        <w:br/>
+        <w:br/>
+        <w:t>A JobStreet listing gives us neither one.</w:t>
+        <w:br/>
+        <w:br/>
+        <w:t>It also keeps our study inside what we can actually observe — a real department screening real applications.”</w:t>
       </w:r>
     </w:p>
     <w:p>
@@ -8766,7 +8931,16 @@
           <w:sz w:val="18"/>
           <w:szCs w:val="18"/>
         </w:rPr>
-        <w:t xml:space="preserve">“Gemini does one thing: it converts an uploaded document into fields. It never computes, weights, ranks or recommends. Every score in the system, including the score of an uploaded file, comes from the same rule-based formula. The separation is enforced in code and tested — one of the extraction tests asserts that no score is ever returned from that route, because extraction and scoring are separate steps.”</w:t>
+        <w:t>“Gemini does exactly one thing. It turns an uploaded document into fields.</w:t>
+        <w:br/>
+        <w:br/>
+        <w:t>It never computes, weights, ranks or recommends. Not once.</w:t>
+        <w:br/>
+        <w:br/>
+        <w:t>Every score in the system — including the score of an uploaded file — comes from the same rule-based formula we published.</w:t>
+        <w:br/>
+        <w:br/>
+        <w:t>And that separation is not just a promise. It is enforced in code and it is tested. One of our extraction tests asserts that no score is EVER returned from that route, because extraction and scoring are two separate steps.”</w:t>
       </w:r>
     </w:p>
     <w:p>
@@ -8931,7 +9105,25 @@
           <w:sz w:val="18"/>
           <w:szCs w:val="18"/>
         </w:rPr>
-        <w:t>“They are job boards and we are not one, and I want to be exact about the difference rather than claim we beat them. They carry thousands of live openings across the country; we carry the postings of the partner companies we have agreements with, which right now is one BPO. On reach they win completely. Where we differ is what happens after the apply button. On a job board the applicant sends the document and gets silence, and any percentage shown is not the employer’s screening result. In ours the applicant sees the same score the recruiter sees on the same posting, and is told how much of the requirement they meet and what kind they do not. We are not competing with them on coverage; we are demonstrating a screening behaviour they do not have.”</w:t>
+        <w:t>“They are job boards. We are not one — and I would rather be exact about the difference than claim we beat them.</w:t>
+        <w:br/>
+        <w:br/>
+        <w:t>They carry thousands of live openings nationwide. We carry the postings of partner companies we have agreements with, which right now is one BPO.</w:t>
+        <w:br/>
+        <w:br/>
+        <w:t>On reach, they win completely. I will not argue that.</w:t>
+        <w:br/>
+        <w:br/>
+        <w:t>The difference is what happens AFTER the apply button.</w:t>
+        <w:br/>
+        <w:br/>
+        <w:t>On a job board, the applicant sends the document and gets silence. Any percentage shown to them is not the employer’s screening result.</w:t>
+        <w:br/>
+        <w:br/>
+        <w:t>In ours, the applicant sees the same score the recruiter sees, on the same posting. They are told how much of the requirement they meet, and how much they do not.</w:t>
+        <w:br/>
+        <w:br/>
+        <w:t>We are not competing on coverage. We are demonstrating a screening behaviour they do not have.”</w:t>
       </w:r>
     </w:p>
     <w:p>
@@ -9195,7 +9387,16 @@
           <w:sz w:val="18"/>
           <w:szCs w:val="18"/>
         </w:rPr>
-        <w:t xml:space="preserve">“It is our own term and we define it operationally. It describes a system that adopts the structured screening and ranking behaviour of an applicant tracking system while deliberately omitting its automatic rejection of applicants. We produce a ranked list and an explanation of each score, but no applicant is ever filtered out by the software. Calling it an ATS would claim a behaviour we deliberately do not have.”</w:t>
+        <w:t>“It is our own term, and we define it in the paper rather than leave it to be guessed at.</w:t>
+        <w:br/>
+        <w:br/>
+        <w:t>It means a system that takes the structured screening and ranking behaviour of an applicant tracking system, and deliberately LEAVES OUT the automatic rejection.</w:t>
+        <w:br/>
+        <w:br/>
+        <w:t>We produce a ranked list and an explanation of every score. No applicant is ever filtered out by the software.</w:t>
+        <w:br/>
+        <w:br/>
+        <w:t>Calling it an ATS outright would claim a behaviour we deliberately do not have.”</w:t>
       </w:r>
     </w:p>
     <w:p>
@@ -9257,7 +9458,16 @@
           <w:sz w:val="18"/>
           <w:szCs w:val="18"/>
         </w:rPr>
-        <w:t xml:space="preserve">“It is the category the system assigns to a score so a recruiter can read a ranked list quickly: strong at eighty and above, possible from fifty to seventy-nine, related below fifty. We set those thresholds. They are conventional cut-offs chosen so the three tiers describe meaningfully different situations, and they are stored as configuration values rather than fixed in code.”</w:t>
+        <w:t>“It is the label the system puts on a score, so a recruiter can read a long ranked list quickly.</w:t>
+        <w:br/>
+        <w:br/>
+        <w:t>Strong — eighty and above. Possible — fifty to seventy-nine. Related — below fifty.</w:t>
+        <w:br/>
+        <w:br/>
+        <w:t>We set those cut-offs ourselves. They are conventional, chosen so the three tiers describe genuinely different situations.</w:t>
+        <w:br/>
+        <w:br/>
+        <w:t>And they are stored as configuration values, not written into the code. So they can be changed without rebuilding anything.”</w:t>
       </w:r>
     </w:p>
     <w:p>
@@ -9410,7 +9620,25 @@
           <w:sz w:val="23"/>
           <w:szCs w:val="23"/>
         </w:rPr>
-        <w:t xml:space="preserve">2.1  Research design</w:t>
+        <w:t>2.0  The two methodologies, in plain words</w:t>
+      </w:r>
+    </w:p>
+    <w:p>
+      <w:pPr>
+        <w:spacing w:after="110" w:before="0" w:line="285"/>
+      </w:pPr>
+      <w:r>
+        <w:rPr>
+          <w:rFonts w:ascii="Arial" w:cs="Arial" w:eastAsia="Arial" w:hAnsi="Arial"/>
+          <w:b w:val="false"/>
+          <w:bCs w:val="false"/>
+          <w:i w:val="false"/>
+          <w:iCs w:val="false"/>
+          <w:color w:val="1A1A1A"/>
+          <w:sz w:val="19"/>
+          <w:szCs w:val="19"/>
+        </w:rPr>
+        <w:t>Read this before the questions below. It is the one thing groups get wrong most often, and it is the cheapest mark in the whole defense to lose.</w:t>
       </w:r>
     </w:p>
     <w:p>
@@ -9426,35 +9654,7 @@
           <w:sz w:val="14"/>
           <w:szCs w:val="14"/>
         </w:rPr>
-        <w:t xml:space="preserve">BASIC</w:t>
-      </w:r>
-    </w:p>
-    <w:p>
-      <w:pPr>
-        <w:spacing w:after="70" w:line="285"/>
-        <w:ind w:left="420" w:hanging="420"/>
-      </w:pPr>
-      <w:r>
-        <w:rPr>
-          <w:rFonts w:ascii="Arial" w:cs="Arial" w:eastAsia="Arial" w:hAnsi="Arial"/>
-          <w:b/>
-          <w:bCs/>
-          <w:color w:val="8C2A2A"/>
-          <w:sz w:val="19"/>
-          <w:szCs w:val="19"/>
-        </w:rPr>
-        <w:t xml:space="preserve">Q38  </w:t>
-      </w:r>
-      <w:r>
-        <w:rPr>
-          <w:rFonts w:ascii="Arial" w:cs="Arial" w:eastAsia="Arial" w:hAnsi="Arial"/>
-          <w:b/>
-          <w:bCs/>
-          <w:color w:val="1A1A1A"/>
-          <w:sz w:val="19"/>
-          <w:szCs w:val="19"/>
-        </w:rPr>
-        <w:t xml:space="preserve">What is your research design?</w:t>
+        <w:t>THE WHOLE IDEA IN FOUR LINES</w:t>
       </w:r>
     </w:p>
     <w:p>
@@ -9472,16 +9672,32 @@
           <w:sz w:val="18"/>
           <w:szCs w:val="18"/>
         </w:rPr>
-        <w:t>“A quantitative descriptive design.</w:t>
-        <w:br/>
-        <w:br/>
-        <w:t>That means we describe how a defined group rates a defined set of statements. Three things: how hard job seekers find each part of writing a resume, how recruiters spread importance across skills, education and experience, and how both groups rate our system against three ISO 25010 characteristics.</w:t>
-        <w:br/>
-        <w:br/>
-        <w:t>Descriptive, not experimental. There is no control group. Nothing is withheld from anybody. And we make no claim that our system caused anything.</w:t>
-        <w:br/>
-        <w:br/>
-        <w:t>One exception, and I should name it rather than let you find it. The four repeated questions are tested with Wilcoxon, and that one test is inferential. It is the only hypothesis in the study.”</w:t>
+        <w:t>You have TWO methodologies. They are not rivals and they do not overlap.</w:t>
+        <w:br/>
+        <w:br/>
+        <w:t>·  Agile  —  how you BUILT THE APP.</w:t>
+        <w:br/>
+        <w:t>·  Quantitative descriptive  —  how you DID THE STUDY.</w:t>
+        <w:br/>
+        <w:br/>
+        <w:t>One is for the software. One is for the research. A panelist who asks you to pick one has asked a question with no answer, and saying so calmly is the correct response.</w:t>
+      </w:r>
+    </w:p>
+    <w:p>
+      <w:pPr>
+        <w:spacing w:after="110" w:line="285"/>
+        <w:ind w:left="480"/>
+      </w:pPr>
+      <w:r>
+        <w:rPr>
+          <w:rFonts w:ascii="Arial" w:cs="Arial" w:eastAsia="Arial" w:hAnsi="Arial"/>
+          <w:b/>
+          <w:bCs/>
+          <w:color w:val="8C2A2A"/>
+          <w:sz w:val="16"/>
+          <w:szCs w:val="16"/>
+        </w:rPr>
+        <w:t>Follow-up trap — “So which is it, Agile or descriptive?” Answer: “Both, for different things. Agile governs how the system was built. The descriptive design governs how the study investigates. Our Method states that distinction explicitly, and the rule we use is that where the paper says phases, sprints or iterations it is describing construction, and where it says instruments, respondents, items or means it is describing research.”</w:t>
       </w:r>
     </w:p>
     <w:p>
@@ -9493,39 +9709,65 @@
           <w:rFonts w:ascii="Arial" w:cs="Arial" w:eastAsia="Arial" w:hAnsi="Arial"/>
           <w:b/>
           <w:bCs/>
-          <w:color w:val="8A6A1F"/>
+          <w:color w:val="2A4D6E"/>
           <w:sz w:val="14"/>
           <w:szCs w:val="14"/>
         </w:rPr>
-        <w:t xml:space="preserve">ANALYTICAL — WHY</w:t>
-      </w:r>
-    </w:p>
-    <w:p>
-      <w:pPr>
-        <w:spacing w:after="70" w:line="285"/>
-        <w:ind w:left="420" w:hanging="420"/>
-      </w:pPr>
-      <w:r>
-        <w:rPr>
-          <w:rFonts w:ascii="Arial" w:cs="Arial" w:eastAsia="Arial" w:hAnsi="Arial"/>
-          <w:b/>
-          <w:bCs/>
-          <w:color w:val="8C2A2A"/>
+        <w:t>WHY AGILE, FOR BUILDING</w:t>
+      </w:r>
+    </w:p>
+    <w:p>
+      <w:pPr>
+        <w:spacing w:after="110" w:before="0" w:line="285"/>
+      </w:pPr>
+      <w:r>
+        <w:rPr>
+          <w:rFonts w:ascii="Arial" w:cs="Arial" w:eastAsia="Arial" w:hAnsi="Arial"/>
+          <w:b w:val="false"/>
+          <w:bCs w:val="false"/>
+          <w:i w:val="false"/>
+          <w:iCs w:val="false"/>
+          <w:color w:val="1A1A1A"/>
           <w:sz w:val="19"/>
           <w:szCs w:val="19"/>
         </w:rPr>
-        <w:t xml:space="preserve">Q39  </w:t>
-      </w:r>
-      <w:r>
-        <w:rPr>
-          <w:rFonts w:ascii="Arial" w:cs="Arial" w:eastAsia="Arial" w:hAnsi="Arial"/>
-          <w:b/>
-          <w:bCs/>
+        <w:t>Agile means: build a piece, test it, fix it, build the next piece. The opposite model, Waterfall, means: plan the whole thing perfectly, build it all, then test at the very end.</w:t>
+      </w:r>
+    </w:p>
+    <w:p>
+      <w:pPr>
+        <w:spacing w:after="110" w:before="0" w:line="285"/>
+      </w:pPr>
+      <w:r>
+        <w:rPr>
+          <w:rFonts w:ascii="Arial" w:cs="Arial" w:eastAsia="Arial" w:hAnsi="Arial"/>
+          <w:b w:val="false"/>
+          <w:bCs w:val="false"/>
+          <w:i w:val="false"/>
+          <w:iCs w:val="false"/>
           <w:color w:val="1A1A1A"/>
           <w:sz w:val="19"/>
           <w:szCs w:val="19"/>
         </w:rPr>
-        <w:t xml:space="preserve">Descriptive how? Are you not just reporting averages?</w:t>
+        <w:t>You chose Agile for one honest reason. You did not know the right answers when you started.</w:t>
+      </w:r>
+    </w:p>
+    <w:p>
+      <w:pPr>
+        <w:spacing w:after="110" w:before="0" w:line="285"/>
+      </w:pPr>
+      <w:r>
+        <w:rPr>
+          <w:rFonts w:ascii="Arial" w:cs="Arial" w:eastAsia="Arial" w:hAnsi="Arial"/>
+          <w:b w:val="false"/>
+          <w:bCs w:val="false"/>
+          <w:i w:val="false"/>
+          <w:iCs w:val="false"/>
+          <w:color w:val="1A1A1A"/>
+          <w:sz w:val="19"/>
+          <w:szCs w:val="19"/>
+        </w:rPr>
+        <w:t>The proof is your own history, and it is much better evidence than any textbook sentence. You planned MySQL and switched to PostgreSQL during design. You built a screen that showed applicants the NAMES of the skills they were missing, then realised a person could simply copy those words into their resume and claim them, so you changed it to show a count and a kind instead. Waterfall would have required both of those decisions to be locked before you knew either was wrong.</w:t>
       </w:r>
     </w:p>
     <w:p>
@@ -9543,19 +9785,34 @@
           <w:sz w:val="18"/>
           <w:szCs w:val="18"/>
         </w:rPr>
-        <w:t>“Descriptive is the honest word, and yes — averages and distributions are exactly what we report.</w:t>
-        <w:br/>
-        <w:br/>
-        <w:t>We are not correlational, because we test no relationship between variables. We are not experimental, because we manipulate nothing.</w:t>
-        <w:br/>
-        <w:br/>
-        <w:t>What we do: a weighted mean per item and per quality characteristic, read against a scale we fixed BEFORE collecting anything, with the distribution shown beside every mean.</w:t>
-        <w:br/>
-        <w:br/>
-        <w:t>That last part matters. Without the distribution, a room where everybody mildly agrees looks identical to a room split between people who strongly agree and people who strongly disagree. The average hides it. So we always show both.</w:t>
-        <w:br/>
-        <w:br/>
-        <w:t>Claiming more than that would be claiming a method we are not using.”</w:t>
+        <w:t>“We chose Agile because our requirements changed as we tested, and we knew they would.</w:t>
+        <w:br/>
+        <w:br/>
+        <w:t>We serve two user groups whose needs pull the design in different directions, and the behaviour of the matching feature was always going to need tuning against real test data.</w:t>
+        <w:br/>
+        <w:br/>
+        <w:t>Two things actually changed mid-project. We planned MySQL and adopted PostgreSQL. And we removed a feature that named the applicant’s missing skills, because testing made it obvious that naming them was an instruction on what to claim.</w:t>
+        <w:br/>
+        <w:br/>
+        <w:t>Agile is the model that permits that. Waterfall would have required us to be right on the first attempt.”</w:t>
+      </w:r>
+    </w:p>
+    <w:p>
+      <w:pPr>
+        <w:spacing w:after="110" w:before="0" w:line="285"/>
+      </w:pPr>
+      <w:r>
+        <w:rPr>
+          <w:rFonts w:ascii="Arial" w:cs="Arial" w:eastAsia="Arial" w:hAnsi="Arial"/>
+          <w:b w:val="false"/>
+          <w:bCs w:val="false"/>
+          <w:i w:val="false"/>
+          <w:iCs w:val="false"/>
+          <w:color w:val="1A1A1A"/>
+          <w:sz w:val="19"/>
+          <w:szCs w:val="19"/>
+        </w:rPr>
+        <w:t>There is one more piece of evidence worth knowing, because it is Agile thinking made physical. The scoring weights and the tier thresholds are stored in the database, not written into the program. So changing the balance between skills, education and experience is a change of SETTING, not a rebuild. The design anticipated its own revision.</w:t>
       </w:r>
     </w:p>
     <w:p>
@@ -9567,39 +9824,47 @@
           <w:rFonts w:ascii="Arial" w:cs="Arial" w:eastAsia="Arial" w:hAnsi="Arial"/>
           <w:b/>
           <w:bCs/>
-          <w:color w:val="A81733"/>
+          <w:color w:val="2A4D6E"/>
           <w:sz w:val="14"/>
           <w:szCs w:val="14"/>
         </w:rPr>
-        <w:t xml:space="preserve">CRITICAL CHALLENGE</w:t>
-      </w:r>
-    </w:p>
-    <w:p>
-      <w:pPr>
-        <w:spacing w:after="70" w:line="285"/>
-        <w:ind w:left="420" w:hanging="420"/>
-      </w:pPr>
-      <w:r>
-        <w:rPr>
-          <w:rFonts w:ascii="Arial" w:cs="Arial" w:eastAsia="Arial" w:hAnsi="Arial"/>
-          <w:b/>
-          <w:bCs/>
-          <w:color w:val="8C2A2A"/>
+        <w:t>WHY QUANTITATIVE DESCRIPTIVE, FOR THE RESEARCH</w:t>
+      </w:r>
+    </w:p>
+    <w:p>
+      <w:pPr>
+        <w:spacing w:after="110" w:before="0" w:line="285"/>
+      </w:pPr>
+      <w:r>
+        <w:rPr>
+          <w:rFonts w:ascii="Arial" w:cs="Arial" w:eastAsia="Arial" w:hAnsi="Arial"/>
+          <w:b w:val="false"/>
+          <w:bCs w:val="false"/>
+          <w:i w:val="false"/>
+          <w:iCs w:val="false"/>
+          <w:color w:val="1A1A1A"/>
           <w:sz w:val="19"/>
           <w:szCs w:val="19"/>
         </w:rPr>
-        <w:t xml:space="preserve">Q40  </w:t>
-      </w:r>
-      <w:r>
-        <w:rPr>
-          <w:rFonts w:ascii="Arial" w:cs="Arial" w:eastAsia="Arial" w:hAnsi="Arial"/>
-          <w:b/>
-          <w:bCs/>
+        <w:t>Quantitative means you count things and average them. Descriptive means you describe what you find — you do not claim one thing CAUSED another.</w:t>
+      </w:r>
+    </w:p>
+    <w:p>
+      <w:pPr>
+        <w:spacing w:after="110" w:before="0" w:line="285"/>
+      </w:pPr>
+      <w:r>
+        <w:rPr>
+          <w:rFonts w:ascii="Arial" w:cs="Arial" w:eastAsia="Arial" w:hAnsi="Arial"/>
+          <w:b w:val="false"/>
+          <w:bCs w:val="false"/>
+          <w:i w:val="false"/>
+          <w:iCs w:val="false"/>
           <w:color w:val="1A1A1A"/>
           <w:sz w:val="19"/>
           <w:szCs w:val="19"/>
         </w:rPr>
-        <w:t xml:space="preserve">You built software. Is Agile your research design?</w:t>
+        <w:t>You chose it because of the shape of the questions you actually ask. How MANY new job seekers find each part of resume writing difficult. How recruiters spread importance across skills, education and experience. How BOTH groups rate the system after using it. Not one of those needs an interview or a story. Every one of them needs numbers from closed questions.</w:t>
       </w:r>
     </w:p>
     <w:p>
@@ -9617,7 +9882,412 @@
           <w:sz w:val="18"/>
           <w:szCs w:val="18"/>
         </w:rPr>
-        <w:t xml:space="preserve">“No, and the paper draws that distinction explicitly. Agile is a software development methodology and governs how the system is built; it does not govern how the study investigates. The rule in our Method is that where the document refers to phases, sprints or iterations it is describing construction, and where it refers to instruments, respondents, items and means it is describing research. The study as a whole is developmental in character: an artefact is produced, and the ratings of the people who use it are the data.”</w:t>
+        <w:t>“Because of what our questions ask.</w:t>
+        <w:br/>
+        <w:br/>
+        <w:t>We ask how many job seekers find a part of resume writing difficult, how recruiters spread importance across three components, and how both groups rate the system once they have used it.</w:t>
+        <w:br/>
+        <w:br/>
+        <w:t>Those are answered by counting and averaging closed responses, not by interpreting written accounts.</w:t>
+        <w:br/>
+        <w:br/>
+        <w:t>We match the method to the question. That is the entire argument.”</w:t>
+      </w:r>
+    </w:p>
+    <w:p>
+      <w:pPr>
+        <w:spacing w:after="24" w:before="260"/>
+      </w:pPr>
+      <w:r>
+        <w:rPr>
+          <w:rFonts w:ascii="Arial" w:cs="Arial" w:eastAsia="Arial" w:hAnsi="Arial"/>
+          <w:b/>
+          <w:bCs/>
+          <w:color w:val="2A4D6E"/>
+          <w:sz w:val="14"/>
+          <w:szCs w:val="14"/>
+        </w:rPr>
+        <w:t>THE ONE PART THAT IS SLIGHTLY MORE THAN DESCRIPTIVE</w:t>
+      </w:r>
+    </w:p>
+    <w:p>
+      <w:pPr>
+        <w:spacing w:after="110" w:before="0" w:line="285"/>
+      </w:pPr>
+      <w:r>
+        <w:rPr>
+          <w:rFonts w:ascii="Arial" w:cs="Arial" w:eastAsia="Arial" w:hAnsi="Arial"/>
+          <w:b w:val="false"/>
+          <w:bCs w:val="false"/>
+          <w:i w:val="false"/>
+          <w:iCs w:val="false"/>
+          <w:color w:val="1A1A1A"/>
+          <w:sz w:val="19"/>
+          <w:szCs w:val="19"/>
+        </w:rPr>
+        <w:t>The job seeker side also carries a one-group pretest-posttest. Four questions are asked BEFORE respondents see the system and the same four are asked AFTER they have used it. That lets you measure the change in each person’s own answer instead of guessing at it.</w:t>
+      </w:r>
+    </w:p>
+    <w:p>
+      <w:pPr>
+        <w:spacing w:after="110" w:before="0" w:line="285"/>
+      </w:pPr>
+      <w:r>
+        <w:rPr>
+          <w:rFonts w:ascii="Arial" w:cs="Arial" w:eastAsia="Arial" w:hAnsi="Arial"/>
+          <w:b w:val="false"/>
+          <w:bCs w:val="false"/>
+          <w:i w:val="false"/>
+          <w:iCs w:val="false"/>
+          <w:color w:val="1A1A1A"/>
+          <w:sz w:val="19"/>
+          <w:szCs w:val="19"/>
+        </w:rPr>
+        <w:t>Say its weakness before the panel finds it. Campbell and Stanley (1963) classify this as pre-experimental, which is the polite phrase for the weak version. There is no control group and no random assignment, so you cannot claim the system caused the change. The person may simply have thought harder about the question the second time, or learned something in between, or given the answer they believed you wanted.</w:t>
+      </w:r>
+    </w:p>
+    <w:p>
+      <w:pPr>
+        <w:pBdr>
+          <w:left w:val="single" w:color="2F5D3A" w:sz="14" w:space="8"/>
+        </w:pBdr>
+        <w:spacing w:after="110" w:line="292"/>
+        <w:ind w:left="480" w:right="140"/>
+      </w:pPr>
+      <w:r>
+        <w:rPr>
+          <w:rFonts w:ascii="Arial" w:cs="Arial" w:eastAsia="Arial" w:hAnsi="Arial"/>
+          <w:color w:val="1F3D2B"/>
+          <w:sz w:val="18"/>
+          <w:szCs w:val="18"/>
+        </w:rPr>
+        <w:t>“We report it as a change observed in one group. We do not report it as a cause.</w:t>
+        <w:br/>
+        <w:br/>
+        <w:t>We have no control group and no random assignment, so a causal claim would not be supported by our design — and our Limitations section says exactly that, in those words.</w:t>
+        <w:br/>
+        <w:br/>
+        <w:t>What the pairing does buy us is that each respondent is compared with themselves, so we are not comparing two different sets of people and hoping they were alike.”</w:t>
+      </w:r>
+    </w:p>
+    <w:p>
+      <w:pPr>
+        <w:spacing w:after="24" w:before="260"/>
+      </w:pPr>
+      <w:r>
+        <w:rPr>
+          <w:rFonts w:ascii="Arial" w:cs="Arial" w:eastAsia="Arial" w:hAnsi="Arial"/>
+          <w:b/>
+          <w:bCs/>
+          <w:color w:val="2A4D6E"/>
+          <w:sz w:val="14"/>
+          <w:szCs w:val="14"/>
+        </w:rPr>
+        <w:t>WHY ISO 25010</w:t>
+      </w:r>
+    </w:p>
+    <w:p>
+      <w:pPr>
+        <w:spacing w:after="110" w:before="0" w:line="285"/>
+      </w:pPr>
+      <w:r>
+        <w:rPr>
+          <w:rFonts w:ascii="Arial" w:cs="Arial" w:eastAsia="Arial" w:hAnsi="Arial"/>
+          <w:b w:val="false"/>
+          <w:bCs w:val="false"/>
+          <w:i w:val="false"/>
+          <w:iCs w:val="false"/>
+          <w:color w:val="1A1A1A"/>
+          <w:sz w:val="19"/>
+          <w:szCs w:val="19"/>
+        </w:rPr>
+        <w:t>You needed criteria for judging the system, and you needed them from OUTSIDE, chosen BEFORE any data was collected. If you invented your own headings afterwards, a panelist could fairly say you picked the headings your system happened to score well on. ISO 25010 is an international standard, so you did not get to choose what you would be judged on. You use three of its characteristics: usability, functional suitability and reliability.</w:t>
+      </w:r>
+    </w:p>
+    <w:p>
+      <w:pPr>
+        <w:spacing w:after="110" w:line="285"/>
+        <w:ind w:left="480"/>
+      </w:pPr>
+      <w:r>
+        <w:rPr>
+          <w:rFonts w:ascii="Arial" w:cs="Arial" w:eastAsia="Arial" w:hAnsi="Arial"/>
+          <w:b/>
+          <w:bCs/>
+          <w:color w:val="8C2A2A"/>
+          <w:sz w:val="16"/>
+          <w:szCs w:val="16"/>
+        </w:rPr>
+        <w:t>Follow-up trap — “Show me the ISO 25010 questionnaire.” There is not one, and knowing that is a mark in your favour. ISO 25010 is a quality MODEL: it supplies the categories, and we wrote the items. The instrument we do use unaltered is the System Usability Scale (Brooke, 1996), ten fixed items scored nought to one hundred, benchmarked against the mean of approximately 70 reported by Bangor, Kortum and Miller (2008) across 2,324 administrations. That SUS mean is the only figure in this study compared against a number produced outside it.</w:t>
+      </w:r>
+    </w:p>
+    <w:p>
+      <w:pPr>
+        <w:spacing w:after="24" w:before="260"/>
+      </w:pPr>
+      <w:r>
+        <w:rPr>
+          <w:rFonts w:ascii="Arial" w:cs="Arial" w:eastAsia="Arial" w:hAnsi="Arial"/>
+          <w:b/>
+          <w:bCs/>
+          <w:color w:val="2A4D6E"/>
+          <w:sz w:val="14"/>
+          <w:szCs w:val="14"/>
+        </w:rPr>
+        <w:t>THE ONE SENTENCE TO MEMORISE</w:t>
+      </w:r>
+    </w:p>
+    <w:p>
+      <w:pPr>
+        <w:pBdr>
+          <w:left w:val="single" w:color="2F5D3A" w:sz="14" w:space="8"/>
+        </w:pBdr>
+        <w:spacing w:after="110" w:line="292"/>
+        <w:ind w:left="480" w:right="140"/>
+      </w:pPr>
+      <w:r>
+        <w:rPr>
+          <w:rFonts w:ascii="Arial" w:cs="Arial" w:eastAsia="Arial" w:hAnsi="Arial"/>
+          <w:color w:val="1F3D2B"/>
+          <w:sz w:val="18"/>
+          <w:szCs w:val="18"/>
+        </w:rPr>
+        <w:t>“We built the system with Agile because our requirements changed as we tested, and we studied it with a quantitative descriptive design because our questions ask how many and how highly rated — not why.”</w:t>
+      </w:r>
+    </w:p>
+    <w:p>
+      <w:pPr>
+        <w:pBdr>
+          <w:bottom w:val="single" w:color="B9B1A4" w:sz="8" w:space="5"/>
+        </w:pBdr>
+        <w:spacing w:after="120" w:before="340" w:line="290"/>
+      </w:pPr>
+      <w:r>
+        <w:rPr>
+          <w:rFonts w:ascii="Arial" w:cs="Arial" w:eastAsia="Arial" w:hAnsi="Arial"/>
+          <w:b/>
+          <w:bCs/>
+          <w:color w:val="1A1A1A"/>
+          <w:sz w:val="23"/>
+          <w:szCs w:val="23"/>
+        </w:rPr>
+        <w:t xml:space="preserve">2.1  Research design</w:t>
+      </w:r>
+    </w:p>
+    <w:p>
+      <w:pPr>
+        <w:spacing w:after="24" w:before="260"/>
+      </w:pPr>
+      <w:r>
+        <w:rPr>
+          <w:rFonts w:ascii="Arial" w:cs="Arial" w:eastAsia="Arial" w:hAnsi="Arial"/>
+          <w:b/>
+          <w:bCs/>
+          <w:color w:val="2A4D6E"/>
+          <w:sz w:val="14"/>
+          <w:szCs w:val="14"/>
+        </w:rPr>
+        <w:t xml:space="preserve">BASIC</w:t>
+      </w:r>
+    </w:p>
+    <w:p>
+      <w:pPr>
+        <w:spacing w:after="70" w:line="285"/>
+        <w:ind w:left="420" w:hanging="420"/>
+      </w:pPr>
+      <w:r>
+        <w:rPr>
+          <w:rFonts w:ascii="Arial" w:cs="Arial" w:eastAsia="Arial" w:hAnsi="Arial"/>
+          <w:b/>
+          <w:bCs/>
+          <w:color w:val="8C2A2A"/>
+          <w:sz w:val="19"/>
+          <w:szCs w:val="19"/>
+        </w:rPr>
+        <w:t xml:space="preserve">Q38  </w:t>
+      </w:r>
+      <w:r>
+        <w:rPr>
+          <w:rFonts w:ascii="Arial" w:cs="Arial" w:eastAsia="Arial" w:hAnsi="Arial"/>
+          <w:b/>
+          <w:bCs/>
+          <w:color w:val="1A1A1A"/>
+          <w:sz w:val="19"/>
+          <w:szCs w:val="19"/>
+        </w:rPr>
+        <w:t xml:space="preserve">What is your research design?</w:t>
+      </w:r>
+    </w:p>
+    <w:p>
+      <w:pPr>
+        <w:pBdr>
+          <w:left w:val="single" w:color="2F5D3A" w:sz="14" w:space="8"/>
+        </w:pBdr>
+        <w:spacing w:after="110" w:line="292"/>
+        <w:ind w:left="480" w:right="140"/>
+      </w:pPr>
+      <w:r>
+        <w:rPr>
+          <w:rFonts w:ascii="Arial" w:cs="Arial" w:eastAsia="Arial" w:hAnsi="Arial"/>
+          <w:color w:val="1F3D2B"/>
+          <w:sz w:val="18"/>
+          <w:szCs w:val="18"/>
+        </w:rPr>
+        <w:t>“A quantitative descriptive design.</w:t>
+        <w:br/>
+        <w:br/>
+        <w:t>That means we describe how a defined group rates a defined set of statements. Three things: how hard job seekers find each part of writing a resume, how recruiters spread importance across skills, education and experience, and how both groups rate our system against three ISO 25010 characteristics.</w:t>
+        <w:br/>
+        <w:br/>
+        <w:t>Descriptive, not experimental. There is no control group. Nothing is withheld from anybody. And we make no claim that our system caused anything.</w:t>
+        <w:br/>
+        <w:br/>
+        <w:t>One exception, and I should name it rather than let you find it. The four repeated questions are tested with Wilcoxon, and that one test is inferential. It is the only hypothesis in the study.”</w:t>
+      </w:r>
+    </w:p>
+    <w:p>
+      <w:pPr>
+        <w:spacing w:after="24" w:before="260"/>
+      </w:pPr>
+      <w:r>
+        <w:rPr>
+          <w:rFonts w:ascii="Arial" w:cs="Arial" w:eastAsia="Arial" w:hAnsi="Arial"/>
+          <w:b/>
+          <w:bCs/>
+          <w:color w:val="8A6A1F"/>
+          <w:sz w:val="14"/>
+          <w:szCs w:val="14"/>
+        </w:rPr>
+        <w:t xml:space="preserve">ANALYTICAL — WHY</w:t>
+      </w:r>
+    </w:p>
+    <w:p>
+      <w:pPr>
+        <w:spacing w:after="70" w:line="285"/>
+        <w:ind w:left="420" w:hanging="420"/>
+      </w:pPr>
+      <w:r>
+        <w:rPr>
+          <w:rFonts w:ascii="Arial" w:cs="Arial" w:eastAsia="Arial" w:hAnsi="Arial"/>
+          <w:b/>
+          <w:bCs/>
+          <w:color w:val="8C2A2A"/>
+          <w:sz w:val="19"/>
+          <w:szCs w:val="19"/>
+        </w:rPr>
+        <w:t xml:space="preserve">Q39  </w:t>
+      </w:r>
+      <w:r>
+        <w:rPr>
+          <w:rFonts w:ascii="Arial" w:cs="Arial" w:eastAsia="Arial" w:hAnsi="Arial"/>
+          <w:b/>
+          <w:bCs/>
+          <w:color w:val="1A1A1A"/>
+          <w:sz w:val="19"/>
+          <w:szCs w:val="19"/>
+        </w:rPr>
+        <w:t xml:space="preserve">Descriptive how? Are you not just reporting averages?</w:t>
+      </w:r>
+    </w:p>
+    <w:p>
+      <w:pPr>
+        <w:pBdr>
+          <w:left w:val="single" w:color="2F5D3A" w:sz="14" w:space="8"/>
+        </w:pBdr>
+        <w:spacing w:after="110" w:line="292"/>
+        <w:ind w:left="480" w:right="140"/>
+      </w:pPr>
+      <w:r>
+        <w:rPr>
+          <w:rFonts w:ascii="Arial" w:cs="Arial" w:eastAsia="Arial" w:hAnsi="Arial"/>
+          <w:color w:val="1F3D2B"/>
+          <w:sz w:val="18"/>
+          <w:szCs w:val="18"/>
+        </w:rPr>
+        <w:t>“Descriptive is the honest word, and yes — averages and distributions are exactly what we report.</w:t>
+        <w:br/>
+        <w:br/>
+        <w:t>We are not correlational, because we test no relationship between variables. We are not experimental, because we manipulate nothing.</w:t>
+        <w:br/>
+        <w:br/>
+        <w:t>What we do: a weighted mean per item and per quality characteristic, read against a scale we fixed BEFORE collecting anything, with the distribution shown beside every mean.</w:t>
+        <w:br/>
+        <w:br/>
+        <w:t>That last part matters. Without the distribution, a room where everybody mildly agrees looks identical to a room split between people who strongly agree and people who strongly disagree. The average hides it. So we always show both.</w:t>
+        <w:br/>
+        <w:br/>
+        <w:t>Claiming more than that would be claiming a method we are not using.”</w:t>
+      </w:r>
+    </w:p>
+    <w:p>
+      <w:pPr>
+        <w:spacing w:after="24" w:before="260"/>
+      </w:pPr>
+      <w:r>
+        <w:rPr>
+          <w:rFonts w:ascii="Arial" w:cs="Arial" w:eastAsia="Arial" w:hAnsi="Arial"/>
+          <w:b/>
+          <w:bCs/>
+          <w:color w:val="A81733"/>
+          <w:sz w:val="14"/>
+          <w:szCs w:val="14"/>
+        </w:rPr>
+        <w:t xml:space="preserve">CRITICAL CHALLENGE</w:t>
+      </w:r>
+    </w:p>
+    <w:p>
+      <w:pPr>
+        <w:spacing w:after="70" w:line="285"/>
+        <w:ind w:left="420" w:hanging="420"/>
+      </w:pPr>
+      <w:r>
+        <w:rPr>
+          <w:rFonts w:ascii="Arial" w:cs="Arial" w:eastAsia="Arial" w:hAnsi="Arial"/>
+          <w:b/>
+          <w:bCs/>
+          <w:color w:val="8C2A2A"/>
+          <w:sz w:val="19"/>
+          <w:szCs w:val="19"/>
+        </w:rPr>
+        <w:t xml:space="preserve">Q40  </w:t>
+      </w:r>
+      <w:r>
+        <w:rPr>
+          <w:rFonts w:ascii="Arial" w:cs="Arial" w:eastAsia="Arial" w:hAnsi="Arial"/>
+          <w:b/>
+          <w:bCs/>
+          <w:color w:val="1A1A1A"/>
+          <w:sz w:val="19"/>
+          <w:szCs w:val="19"/>
+        </w:rPr>
+        <w:t xml:space="preserve">You built software. Is Agile your research design?</w:t>
+      </w:r>
+    </w:p>
+    <w:p>
+      <w:pPr>
+        <w:pBdr>
+          <w:left w:val="single" w:color="2F5D3A" w:sz="14" w:space="8"/>
+        </w:pBdr>
+        <w:spacing w:after="110" w:line="292"/>
+        <w:ind w:left="480" w:right="140"/>
+      </w:pPr>
+      <w:r>
+        <w:rPr>
+          <w:rFonts w:ascii="Arial" w:cs="Arial" w:eastAsia="Arial" w:hAnsi="Arial"/>
+          <w:color w:val="1F3D2B"/>
+          <w:sz w:val="18"/>
+          <w:szCs w:val="18"/>
+        </w:rPr>
+        <w:t>“No — and our paper draws that line explicitly, in the Method.</w:t>
+        <w:br/>
+        <w:br/>
+        <w:t>Agile is a SOFTWARE DEVELOPMENT methodology. It governs how the system was built. It does not govern how the study investigates anything.</w:t>
+        <w:br/>
+        <w:br/>
+        <w:t>The rule we state is simple. Where the paper says phases, sprints or iterations, it is describing CONSTRUCTION. Where it says instruments, respondents, items or means, it is describing RESEARCH.</w:t>
+        <w:br/>
+        <w:br/>
+        <w:t>The study as a whole is developmental in character. An artefact is produced, and the ratings of the people who use it are the data.”</w:t>
       </w:r>
     </w:p>
     <w:p>
@@ -9797,7 +10467,13 @@
           <w:sz w:val="18"/>
           <w:szCs w:val="18"/>
         </w:rPr>
-        <w:t xml:space="preserve">“Using the 5W1H framework, examining who is involved, what job seekers and recruiters currently do, where and when they do it, how the work is performed, and why the current arrangements persist. It is a desk-based analysis drawing on the literature and on the partner department’s described practice.”</w:t>
+        <w:t>“Using the 5W1H framework.</w:t>
+        <w:br/>
+        <w:br/>
+        <w:t>WHO is involved. WHAT job seekers and recruiters currently do. WHERE and WHEN they do it. HOW the work is actually performed. And WHY the current arrangements persist.</w:t>
+        <w:br/>
+        <w:br/>
+        <w:t>I should be clear about what kind of analysis it is. It is desk-based, drawing on the literature and on the partner department’s described practice.”</w:t>
       </w:r>
     </w:p>
     <w:p>
@@ -9859,7 +10535,16 @@
           <w:sz w:val="18"/>
           <w:szCs w:val="18"/>
         </w:rPr>
-        <w:t xml:space="preserve">“For the version of the paper you are reading, that is a fair description, and it is why the requirement-analysis instruments exist. Instruments 1 and 2 are administered before the system is complete and ask job seekers and HR personnel directly about their current practice. What we could not do was let those responses shape features that were already built, which is a sequencing limitation we state rather than disguise.”</w:t>
+        <w:t>“For the version of the paper you are reading, that is a fair description. I accept it.</w:t>
+        <w:br/>
+        <w:br/>
+        <w:t>It is also why the requirement-analysis instruments exist. Instruments 1 and 2 go out before the system is complete, and ask job seekers and HR personnel directly about their current practice.</w:t>
+        <w:br/>
+        <w:br/>
+        <w:t>Here is what we could NOT do. We could not let those responses reshape features that were already built.</w:t>
+        <w:br/>
+        <w:br/>
+        <w:t>That is a sequencing limitation. We state it in the paper rather than disguise it.”</w:t>
       </w:r>
     </w:p>
     <w:p>
@@ -10042,7 +10727,13 @@
           <w:sz w:val="18"/>
           <w:szCs w:val="18"/>
         </w:rPr>
-        <w:t xml:space="preserve">“The gaps identified in the analysis, each mapped to the feature that addresses it, so that no feature in the system is there without a stated reason. It also records the scoring components, the three account types, and the constraints the system operates under.”</w:t>
+        <w:t>“The gaps we identified in the analysis — each one mapped to the feature that addresses it.</w:t>
+        <w:br/>
+        <w:br/>
+        <w:t>The purpose of the mapping is that no feature in the system exists without a stated reason for existing.</w:t>
+        <w:br/>
+        <w:br/>
+        <w:t>It also records the scoring components, the three account types, and the constraints the system operates under.”</w:t>
       </w:r>
     </w:p>
     <w:p>
@@ -10473,7 +11164,13 @@
           <w:sz w:val="18"/>
           <w:szCs w:val="18"/>
         </w:rPr>
-        <w:t xml:space="preserve">“The text is the intended schedule and the chart image is an older version that was not regenerated. That is on us and it is being corrected. I would rather say that than try to reconcile two figures that cannot both be right.”</w:t>
+        <w:t>“The text is the intended schedule. The chart image is an older version that was never regenerated.</w:t>
+        <w:br/>
+        <w:br/>
+        <w:t>That is on us, and it is being corrected.</w:t>
+        <w:br/>
+        <w:br/>
+        <w:t>I would rather say that plainly than stand here trying to reconcile two figures that cannot both be right.”</w:t>
       </w:r>
     </w:p>
     <w:p>
@@ -10554,7 +11251,16 @@
           <w:sz w:val="18"/>
           <w:szCs w:val="18"/>
         </w:rPr>
-        <w:t>“Three levels. Automated regression tests across six suites — the matching engine, the API driven over HTTP, email delivery, the extraction feature, the rule-based document reader, and browser-versus-server parity. Browser walkthroughs driving the complete interface the way a user would, including at a 390-pixel phone width. And the evaluation with respondents, which is the research data.”</w:t>
+        <w:t>“Three levels.</w:t>
+        <w:br/>
+        <w:br/>
+        <w:t>FIRST, automated regression tests, across six suites: the matching engine, the API driven over HTTP, email delivery, the extraction feature, the rule-based document reader, and browser-versus-server parity.</w:t>
+        <w:br/>
+        <w:br/>
+        <w:t>SECOND, browser walkthroughs that drive the complete interface the way a real user would — including at a 390-pixel phone width.</w:t>
+        <w:br/>
+        <w:br/>
+        <w:t>THIRD, the evaluation with respondents. That one is the research data.”</w:t>
       </w:r>
     </w:p>
     <w:p>
@@ -10616,7 +11322,16 @@
           <w:sz w:val="18"/>
           <w:szCs w:val="18"/>
         </w:rPr>
-        <w:t xml:space="preserve">“No, and the section says so before the number appears. Software verification establishes that the system behaves as specified; it is engineering evidence we produced ourselves, and the test counts are a record of development work rather than findings of the study. The research data comes from the respondents.”</w:t>
+        <w:t>“No — and the section says so BEFORE the number appears, deliberately.</w:t>
+        <w:br/>
+        <w:br/>
+        <w:t>Software verification establishes that the system behaves as specified. That is engineering evidence, and we produced it ourselves.</w:t>
+        <w:br/>
+        <w:br/>
+        <w:t>So the test counts are a record of development work. They are not findings of the study.</w:t>
+        <w:br/>
+        <w:br/>
+        <w:t>The research data comes from the respondents. Nowhere else.”</w:t>
       </w:r>
     </w:p>
     <w:p>
@@ -10678,7 +11393,13 @@
           <w:sz w:val="18"/>
           <w:szCs w:val="18"/>
         </w:rPr>
-        <w:t xml:space="preserve">“They prove the formula is implemented faithfully and identically on both sides — the browser and the server agree across a five-hundred-pair randomised sweep. They do not validate the formula against recruiter judgement. That is what research question six is for, and it is why the recruiter instrument asks where they disagree with the ranking.”</w:t>
+        <w:t>“They prove the formula is implemented faithfully, and identically on both sides. The browser and the server agree across a five-hundred-pair randomised sweep.</w:t>
+        <w:br/>
+        <w:br/>
+        <w:t>What they do NOT do is validate the formula against recruiter judgement. A test cannot tell us the formula is right — only that it runs the way we said it does.</w:t>
+        <w:br/>
+        <w:br/>
+        <w:t>That is what research question six is for. And it is why the recruiter instrument asks them where they DISAGREE with the ranking.”</w:t>
       </w:r>
     </w:p>
     <w:p>
@@ -10995,7 +11716,19 @@
           <w:sz w:val="18"/>
           <w:szCs w:val="18"/>
         </w:rPr>
-        <w:t xml:space="preserve">“Several companies would have given us variation — different industries screen differently, and we would have learned whether our findings hold outside outsourcing. What one department gives us instead is depth and a shared context. All ten respondents screen for the same organisation, against the same kinds of openings, so when they disagree about the score we know the disagreement is about the system and not about their industries. It also lets us take the whole department rather than a sample of volunteers from many, which is why we call it a purposive census. The cost is generalisability, and we say so — our findings describe how one BPO HR department rated our system, and we do not claim they hold anywhere else.”</w:t>
+        <w:t>“Several companies would have given us variation. Different industries screen differently, and we would have learned whether our findings hold outside outsourcing. That is a real loss.</w:t>
+        <w:br/>
+        <w:br/>
+        <w:t>What ONE department gives us instead is depth and a shared context.</w:t>
+        <w:br/>
+        <w:br/>
+        <w:t>All ten respondents screen for the same organisation, against the same kinds of openings. So when they disagree about a score, we know the disagreement is about the SYSTEM — not about their industries.</w:t>
+        <w:br/>
+        <w:br/>
+        <w:t>It also lets us take the whole department, rather than a few volunteers from many. That is why we call it a purposive census.</w:t>
+        <w:br/>
+        <w:br/>
+        <w:t>The cost is generalisability, and we say so. Our findings describe how one BPO HR department rated our system. We do not claim they hold anywhere else.”</w:t>
       </w:r>
     </w:p>
     <w:p>
@@ -11104,7 +11837,25 @@
           <w:sz w:val="18"/>
           <w:szCs w:val="18"/>
         </w:rPr>
-        <w:t xml:space="preserve">“Five instruments, one hundred and seventeen items in total, every one of them closed — one-choice, tick-all-that-apply, a five-point agreement scale, or one ranking task. Nobody is asked to write anything. Two are administered before the system is complete, as requirement analysis: Instrument A for job seekers, twenty-three items, and Instrument B for HR, twenty-two. Two are administered after use: Instrument C, thirty-nine items, and Instrument D, twenty-eight. Then Instrument E, five items — a task rather than a questionnaire. The recruiter puts five résumés in the order they would read them, and we compute Spearman's rank correlation between their order and the system's. That is the only place we MEASURE research question 6; Instrument D asks them whether they think the order matched, E finds out. They are delivered through Google Forms and responses are anonymous. One thing to be accurate about: we say researcher-developed, and that is true of a hundred and seven items. Ten of Instrument C’s thirty-nine are the System Usability Scale, reproduced from Brooke unaltered, and four more repeat Instrument A word for word.”</w:t>
+        <w:t>“Five instruments. One hundred and seventeen items. Every single one closed — one-choice, tick-all-that-apply, a five-point agreement scale, or one ranking task. Nobody is ever asked to write anything.</w:t>
+        <w:br/>
+        <w:br/>
+        <w:t>TWO GO OUT BEFORE the system is finished, as requirement analysis. Instrument A for job seekers, twenty-three items. Instrument B for HR, twenty-two.</w:t>
+        <w:br/>
+        <w:br/>
+        <w:t>TWO GO OUT AFTER people have used it. Instrument C, thirty-nine items. Instrument D, twenty-eight.</w:t>
+        <w:br/>
+        <w:br/>
+        <w:t>THEN INSTRUMENT E, five items — and this one is a task, not a questionnaire. The recruiter puts five résumés in the order they would actually read them. We then compute Spearman's rank correlation between their order and the system's.</w:t>
+        <w:br/>
+        <w:br/>
+        <w:t>E is the only place we MEASURE research question six. Instrument D asks recruiters whether they THINK the order matched; E finds out whether it did.</w:t>
+        <w:br/>
+        <w:br/>
+        <w:t>Everything is delivered through Google Forms, and responses are anonymous.</w:t>
+        <w:br/>
+        <w:br/>
+        <w:t>One thing to be accurate about, before anyone catches it. We say researcher-developed, and that is true of a hundred and seven items. Ten of Instrument C's thirty-nine are the System Usability Scale, reproduced from Brooke unaltered. Four more repeat Instrument A word for word.”</w:t>
       </w:r>
     </w:p>
     <w:p>
@@ -11296,7 +12047,16 @@
           <w:sz w:val="18"/>
           <w:szCs w:val="18"/>
         </w:rPr>
-        <w:t xml:space="preserve">“Because those three are the ones our respondents can assess from use. Functional suitability, usability and reliability are things a person who has built a resume, applied to a posting and read a score can describe. Security is verified by system testing rather than by questionnaire, because a respondent cannot assess whether passwords are hashed. Maintainability and portability are not user-facing at all.”</w:t>
+        <w:t>“Because those three are the only ones our respondents can actually judge from using the system.</w:t>
+        <w:br/>
+        <w:br/>
+        <w:t>Functional suitability, usability and reliability are things a person who has built a resume, applied to a posting and read a score can describe from experience.</w:t>
+        <w:br/>
+        <w:br/>
+        <w:t>Security is different. We verify it by system testing, not by questionnaire — a respondent cannot tell you whether passwords are hashed.</w:t>
+        <w:br/>
+        <w:br/>
+        <w:t>And maintainability and portability are not user-facing at all. Asking about them would produce answers about nothing.”</w:t>
       </w:r>
     </w:p>
     <w:p>
@@ -11618,7 +12378,13 @@
           <w:sz w:val="18"/>
           <w:szCs w:val="18"/>
         </w:rPr>
-        <w:t xml:space="preserve">“Because Instrument 2 asks them what they weigh when screening, and if we told them skills carry fifty percent first, their answer would be an echo of ours. The paper commits to withholding the weights until after they answer, so their description of their own practice is genuinely their own.”</w:t>
+        <w:t>“Because Instrument 2 asks recruiters what THEY weigh when screening.</w:t>
+        <w:br/>
+        <w:br/>
+        <w:t>If we told them first that skills carry fifty percent in our system, their answer would just be an echo of ours.</w:t>
+        <w:br/>
+        <w:br/>
+        <w:t>So the paper commits to withholding the weights until after they have answered. That way their description of their own practice is genuinely their own.”</w:t>
       </w:r>
     </w:p>
     <w:p>
@@ -11946,7 +12712,16 @@
           <w:sz w:val="18"/>
           <w:szCs w:val="18"/>
         </w:rPr>
-        <w:t xml:space="preserve">“There is no interpretation step to disagree about — a respondent selected a point on a scale and we averaged it. What can go wrong is arithmetic, so all three of us compute the means for one instrument independently and compare before the full analysis proceeds. The interpretation scale is fixed and published before any data is collected, so we cannot choose the bands that flatter the result. Every percentage is printed with the count it came from, and the spreadsheet formulas are kept with the data so any figure can be traced back to the responses.”</w:t>
+        <w:t>“There is no interpretation step for us to disagree about. A respondent picked a point on a scale, and we averaged it.</w:t>
+        <w:br/>
+        <w:br/>
+        <w:t>What CAN go wrong is arithmetic. So all three of us compute the means for one instrument independently and compare, before the full analysis goes ahead.</w:t>
+        <w:br/>
+        <w:br/>
+        <w:t>The interpretation scale is fixed and published before any data is collected. That stops us choosing the bands that flatter whatever we get.</w:t>
+        <w:br/>
+        <w:br/>
+        <w:t>Every percentage is printed with the count it came from. And the spreadsheet formulas stay with the data, so any figure can be traced back to the responses that produced it.”</w:t>
       </w:r>
     </w:p>
     <w:p>
@@ -12008,7 +12783,19 @@
           <w:sz w:val="18"/>
           <w:szCs w:val="18"/>
         </w:rPr>
-        <w:t xml:space="preserve">“That is correct and it is stated in our Limitations in those words. The instrument measures how strongly respondents agree with statements we wrote; it cannot surface a problem no item asks about. The pilot test is the only stage at which an unanticipated issue can still enter the instrument, and anything arising after distribution is lost to this study. What we get in exchange is a figure that can be computed the same way by anyone, compared across the two respondent groups, and checked against the interpretation scale we published in advance. We are not claiming that is a better trade in general — only that it is the trade this study made, and we state both sides of it.”</w:t>
+        <w:t>“That is correct, and our Limitations section says it in those words.</w:t>
+        <w:br/>
+        <w:br/>
+        <w:t>The instrument measures how strongly respondents agree with statements WE wrote. It cannot surface a problem that no item asks about.</w:t>
+        <w:br/>
+        <w:br/>
+        <w:t>The pilot test is the only stage where an unanticipated issue can still get into the instrument. Anything that comes up after distribution is lost to this study.</w:t>
+        <w:br/>
+        <w:br/>
+        <w:t>Here is what we get in exchange. A figure anyone can compute the same way, compare across the two respondent groups, and check against the interpretation scale we published in advance.</w:t>
+        <w:br/>
+        <w:br/>
+        <w:t>We are not claiming that is the better trade in general. Only that it is the trade this study made — and we state both sides of it.”</w:t>
       </w:r>
     </w:p>
     <w:p>
@@ -12098,7 +12885,16 @@
           <w:sz w:val="18"/>
           <w:szCs w:val="18"/>
         </w:rPr>
-        <w:t xml:space="preserve">“The median is defensible and some reviewers prefer it for ordinal data, because the distance between "agree" and "strongly agree" is not truly the same as between "disagree" and "neither". We use the weighted mean because it is the convention for ISO 25010 evaluation in this kind of study and it lets us average items into a characteristic, which a median cannot do sensibly. We print the distribution beside every mean so a reader who disagrees with treating the scale as interval can read the distribution instead. Where we DO treat the data as strictly ordinal is the paired block: Wilcoxon signed-rank works on ranked differences and assumes no distribution, which is exactly why we chose it over a paired t-test.”</w:t>
+        <w:t>“The median is defensible, and some reviewers do prefer it for ordinal data. Their reason is sound: the gap between "agree" and "strongly agree" is not truly the same size as the gap between "disagree" and "neither".</w:t>
+        <w:br/>
+        <w:br/>
+        <w:t>We use the weighted mean for two reasons. It is the convention for ISO 25010 evaluation in this kind of study. And it lets us average several items into one characteristic, which a median cannot do sensibly.</w:t>
+        <w:br/>
+        <w:br/>
+        <w:t>We also print the DISTRIBUTION beside every mean. So a reader who objects to treating the scale as interval can read the distribution instead and reach their own view.</w:t>
+        <w:br/>
+        <w:br/>
+        <w:t>And there is one place we DO treat the data as strictly ordinal — the paired block. Wilcoxon signed-rank works on ranked differences and assumes no distribution. That is exactly why we chose it over a paired t-test.”</w:t>
       </w:r>
     </w:p>
     <w:p>
@@ -12207,7 +13003,16 @@
           <w:sz w:val="18"/>
           <w:szCs w:val="18"/>
         </w:rPr>
-        <w:t xml:space="preserve">“Three things. Content validity — the adviser reviews every item against the research question or ISO characteristic it is written for, and items judged not essential are reworded or dropped, following Lawshe. Internal consistency — Cronbach’s alpha computed per characteristic once responses are collected, and reported as it stands even if it comes out below 0.70. Conditions of administration — anonymous responses, no researcher present while people answer, and an invitation that says low ratings are as useful as high ones.”</w:t>
+        <w:t>“Three things.</w:t>
+        <w:br/>
+        <w:br/>
+        <w:t>CONTENT VALIDITY. Our adviser reviews every item against the research question or ISO characteristic it was written for. Items judged not essential get reworded or dropped, following Lawshe.</w:t>
+        <w:br/>
+        <w:br/>
+        <w:t>INTERNAL CONSISTENCY. Cronbach’s alpha, computed per characteristic once responses are in — and reported as it stands, even if it comes out below 0.70.</w:t>
+        <w:br/>
+        <w:br/>
+        <w:t>CONDITIONS OF ADMINISTRATION. Anonymous responses. No researcher in the room while people answer. And an invitation that says outright that low ratings are as useful to us as high ones.”</w:t>
       </w:r>
     </w:p>
     <w:p>
@@ -12269,7 +13074,16 @@
           <w:sz w:val="18"/>
           <w:szCs w:val="18"/>
         </w:rPr>
-        <w:t xml:space="preserve">“We report it as it stands, together with the items that caused it. What we do not do is drop items after the fact until alpha looks acceptable and then report the improved figure, because that figure would describe an instrument nobody ever answered. A low alpha on a characteristic means the items in it are not measuring one thing, and that is a finding about our instrument that the next study should have.”</w:t>
+        <w:t>“We report it as it stands, together with the items that caused it.</w:t>
+        <w:br/>
+        <w:br/>
+        <w:t>Here is what we will NOT do. We will not drop items one by one until alpha looks acceptable, and then report the improved figure.</w:t>
+        <w:br/>
+        <w:br/>
+        <w:t>The reason is simple. That figure would describe an instrument nobody ever answered.</w:t>
+        <w:br/>
+        <w:br/>
+        <w:t>A low alpha on a characteristic means the items in it are not measuring one thing. That is a real finding about our instrument, and the next study deserves to have it.”</w:t>
       </w:r>
     </w:p>
     <w:p>
@@ -12449,7 +13263,19 @@
           <w:sz w:val="18"/>
           <w:szCs w:val="18"/>
         </w:rPr>
-        <w:t xml:space="preserve">“Consent is given before any question is shown. Responses carry no name or email address and are identified only by number. Participation is voluntary and a respondent may stop at any point, in which case their partial responses are deleted rather than retained. Raw responses are held in an access-restricted folder and destroyed after the study is approved. We cite Republic Act 10173 and the system provides data export and account deletion.”</w:t>
+        <w:t>“Consent comes first, before any question is shown.</w:t>
+        <w:br/>
+        <w:br/>
+        <w:t>Responses carry no name and no email address. They are identified only by number.</w:t>
+        <w:br/>
+        <w:br/>
+        <w:t>Participation is voluntary, and a respondent can stop at any point. If they do, their partial responses are DELETED, not kept.</w:t>
+        <w:br/>
+        <w:br/>
+        <w:t>Raw responses live in an access-restricted folder and are destroyed once the study is approved.</w:t>
+        <w:br/>
+        <w:br/>
+        <w:t>We cite Republic Act 10173, the Data Privacy Act. And the system itself lets a user export their data or delete their account.”</w:t>
       </w:r>
     </w:p>
     <w:p>
@@ -13820,7 +14646,31 @@
           <w:sz w:val="18"/>
           <w:szCs w:val="18"/>
         </w:rPr>
-        <w:t xml:space="preserve">“Seven steps. One, prepare — export from Forms, number every response, exclude and report anyone who did not complete the rated items. Two, frequency distributions for the choice and checklist items, per group, with checklist percentages taken out of respondents rather than ticks. Three, a weighted mean and standard deviation for every rated item. Four, average the ISO-labelled items into one mean per characteristic — seventeen items in Instrument C, fourteen in D. Five, Wilcoxon signed-rank on the four items we asked before and after. Six, the System Usability Scale scored by its own published procedure. Seven, Spearman’s rho between each recruiter’s ordering of five résumés and the system’s. Only step five yields a p-value.”</w:t>
+        <w:t>“Seven steps, in order.</w:t>
+        <w:br/>
+        <w:br/>
+        <w:t>ONE — prepare. Export from Forms, number every response, and exclude anyone who did not complete the rated items. We report how many that was.</w:t>
+        <w:br/>
+        <w:br/>
+        <w:t>TWO — frequency distributions for the choice and checklist items, per group. Checklist percentages are taken out of RESPONDENTS, not out of ticks.</w:t>
+        <w:br/>
+        <w:br/>
+        <w:t>THREE — a weighted mean and standard deviation for every rated item.</w:t>
+        <w:br/>
+        <w:br/>
+        <w:t>FOUR — average the ISO-labelled items into one mean per characteristic. Seventeen items in Instrument C, fourteen in D.</w:t>
+        <w:br/>
+        <w:br/>
+        <w:t>FIVE — Wilcoxon signed-rank on the four items we asked both before and after.</w:t>
+        <w:br/>
+        <w:br/>
+        <w:t>SIX — the System Usability Scale, scored by its own published procedure.</w:t>
+        <w:br/>
+        <w:br/>
+        <w:t>SEVEN — Spearman’s rho, between each recruiter’s ordering of five résumés and the system’s.</w:t>
+        <w:br/>
+        <w:br/>
+        <w:t>And note this: only step five produces a p-value. Everything else is description.”</w:t>
       </w:r>
     </w:p>
     <w:p>
@@ -21953,7 +22803,13 @@
           <w:sz w:val="18"/>
           <w:szCs w:val="18"/>
         </w:rPr>
-        <w:t xml:space="preserve">“Not yet — no responses have been collected. Alpha is computed from the data, so there is nothing to compute it from until the instruments are administered. What we have committed to in the Method is how it will be reported: per ISO characteristic, and as it stands, including if it falls below 0.70.”</w:t>
+        <w:t>“Not yet. No responses have been collected.</w:t>
+        <w:br/>
+        <w:br/>
+        <w:t>Alpha is computed FROM the data, so until the instruments go out there is nothing to compute it from.</w:t>
+        <w:br/>
+        <w:br/>
+        <w:t>What we have already committed to in the Method is how it will be reported: per ISO characteristic, and as it stands — including if it falls below 0.70.”</w:t>
       </w:r>
     </w:p>
     <w:p>
@@ -23301,7 +24157,16 @@
           <w:sz w:val="18"/>
           <w:szCs w:val="18"/>
         </w:rPr>
-        <w:t xml:space="preserve">“The direction comes from the literature on weighting skills more heavily than domain for early-career applicants. The specific split is our design decision: skills carry half because that is what a posting actually lists as required, and education and experience are equal because for fresh graduates neither reliably dominates. I want to be straight that we did not derive fifty empirically. That is why the weights are configuration values rather than code, and why Instrument 2 asks recruiters what they weigh — so we can report whether their judgement matches ours.”</w:t>
+        <w:t>“The DIRECTION comes from the literature — weighting skills more heavily than domain, for early-career applicants.</w:t>
+        <w:br/>
+        <w:br/>
+        <w:t>The specific split is our own design decision. Skills carry half because skills are what a posting actually lists as required. Education and experience are equal because, for fresh graduates, neither one reliably dominates.</w:t>
+        <w:br/>
+        <w:br/>
+        <w:t>I want to be straight about the weak point. We did not derive fifty percent empirically. Nobody measured it.</w:t>
+        <w:br/>
+        <w:br/>
+        <w:t>That is exactly why two things are true. The weights are configuration values, not code — so they can be changed. And Instrument 2 asks recruiters what THEY weigh, so we can report whether their judgement matches ours.”</w:t>
       </w:r>
     </w:p>
     <w:p>
@@ -23391,7 +24256,19 @@
           <w:sz w:val="18"/>
           <w:szCs w:val="18"/>
         </w:rPr>
-        <w:t xml:space="preserve">“Fifty percent, and the system labels that a possible match. That follows from our rule that an unspecified requirement is not held against the applicant — both unspecified components pay out in full while their weight stays in the total. A posting that specifies nothing at all gives everyone one hundred. I accept that renormalising over the components the posting actually specified would be the more defensible design, and this is named in our delimitations rather than left to be discovered.”</w:t>
+        <w:t>“Fifty percent, and the system labels that a possible match.</w:t>
+        <w:br/>
+        <w:br/>
+        <w:t>That follows from one rule: an unspecified requirement is never held against the applicant. So both unspecified components pay out in full, while their weight stays in the total.</w:t>
+        <w:br/>
+        <w:br/>
+        <w:t>Follow it to the end and a posting that specifies NOTHING gives everyone one hundred.</w:t>
+        <w:br/>
+        <w:br/>
+        <w:t>I accept the criticism. Renormalising over only the components the posting actually specified would be the more defensible design.</w:t>
+        <w:br/>
+        <w:br/>
+        <w:t>We name that in our delimitations rather than leave it to be discovered.”</w:t>
       </w:r>
     </w:p>
     <w:p>
@@ -23552,7 +24429,19 @@
           <w:sz w:val="18"/>
           <w:szCs w:val="18"/>
         </w:rPr>
-        <w:t xml:space="preserve">“We assign each level a rank — high school one, vocational two, associate three, bachelor four, master five — and take the applicant’s highest over the required, capped at one. The intent is partial credit: someone one level short scores better than someone three levels short rather than both scoring zero. I accept that this treats an ordinal scale as if the intervals were equal, which is a real simplification, and the effect is bounded because education is only a quarter of the score.”</w:t>
+        <w:t>“We give each level a rank. High school one, vocational two, associate three, bachelor four, master five.</w:t>
+        <w:br/>
+        <w:br/>
+        <w:t>Then we take the applicant’s highest, divide by what the posting requires, and cap it at one.</w:t>
+        <w:br/>
+        <w:br/>
+        <w:t>The intent is partial credit. Someone one level short should score better than someone three levels short — not both score zero.</w:t>
+        <w:br/>
+        <w:br/>
+        <w:t>The criticism I accept: this treats an ordinal scale as if the gaps between levels were equal. They are not. That is a real simplification.</w:t>
+        <w:br/>
+        <w:br/>
+        <w:t>What bounds the damage is that education is only a quarter of the score.”</w:t>
       </w:r>
     </w:p>
     <w:p>
@@ -24118,7 +25007,13 @@
           <w:sz w:val="18"/>
           <w:szCs w:val="18"/>
         </w:rPr>
-        <w:t xml:space="preserve">“No, and the paper no longer says that. It says the comparison is illustrative rather than a measurement of any particular commercial system. A low score on an uploaded file may reflect either the formatting of the document or a failure of the extraction step, and the system cannot distinguish the two. What we report to the applicant is an indication of how their document reads to software, not a prediction of how a specific employer’s system would treat it.”</w:t>
+        <w:t>“No, and the paper no longer says that. It says the comparison is ILLUSTRATIVE — not a measurement of any particular commercial system.</w:t>
+        <w:br/>
+        <w:br/>
+        <w:t>Here is the honest problem. A low score on an uploaded file may mean the document was formatted badly, or it may mean our extraction step failed. The system cannot tell the two apart.</w:t>
+        <w:br/>
+        <w:br/>
+        <w:t>So what we report to the applicant is an indication of how their document reads to software. It is not a prediction of how a specific employer’s system would treat it.”</w:t>
       </w:r>
     </w:p>
     <w:p>
@@ -24180,7 +25075,16 @@
           <w:sz w:val="18"/>
           <w:szCs w:val="18"/>
         </w:rPr>
-        <w:t xml:space="preserve">“No score, and the reason. Zero is a claim and “no score” is an admission. A zero would say we read the document and it matched nothing; if extraction failed we did not read it, and printing zero would tell the applicant something false about their own resume. It is the same principle as a new education entry starting at “not stated yet” rather than defaulting to a degree.”</w:t>
+        <w:t>“No score — and the reason why.</w:t>
+        <w:br/>
+        <w:br/>
+        <w:t>The distinction matters. Zero is a CLAIM. “No score” is an ADMISSION.</w:t>
+        <w:br/>
+        <w:br/>
+        <w:t>A zero would be saying: we read your document and it matched nothing. But if extraction failed, we did not read it at all. Printing zero would tell the applicant something false about their own resume.</w:t>
+        <w:br/>
+        <w:br/>
+        <w:t>It is the same principle as a new education entry starting at “not stated yet” instead of quietly defaulting to a degree.”</w:t>
       </w:r>
     </w:p>
     <w:p>
@@ -24459,7 +25363,13 @@
           <w:sz w:val="18"/>
           <w:szCs w:val="18"/>
         </w:rPr>
-        <w:t xml:space="preserve">“The administrator is a governance role held by the research team, not an external user, so there is no population to sample. Its functions are verified by system testing instead — recruiter approval, department assignment and the metrics export are covered by the API tests. The paper states this rather than leaving it unexplained.”</w:t>
+        <w:t>“The administrator is a governance role, held by our research team. It is not an external user, so there is no population to sample from.</w:t>
+        <w:br/>
+        <w:br/>
+        <w:t>Its functions are verified by system testing instead. Recruiter approval, department assignment and the metrics export are all covered by the API tests.</w:t>
+        <w:br/>
+        <w:br/>
+        <w:t>And the paper states that openly, rather than leaving the gap unexplained.”</w:t>
       </w:r>
     </w:p>
     <w:p>
@@ -24549,7 +25459,13 @@
           <w:sz w:val="18"/>
           <w:szCs w:val="18"/>
         </w:rPr>
-        <w:t xml:space="preserve">“No. There are six statuses and withdrawn is deliberately absent from a recruiter’s picker — only the applicant can withdraw their own application. Every other status change is recorded against the recruiter who made it and the time it was made.”</w:t>
+        <w:t>“No. There are six statuses, and withdrawn is deliberately missing from a recruiter’s picker.</w:t>
+        <w:br/>
+        <w:br/>
+        <w:t>Only the applicant can withdraw their own application. That is theirs to do.</w:t>
+        <w:br/>
+        <w:br/>
+        <w:t>Every other status change is recorded against the recruiter who made it, and the time they made it.”</w:t>
       </w:r>
     </w:p>
     <w:p>
@@ -24630,7 +25546,19 @@
           <w:sz w:val="18"/>
           <w:szCs w:val="18"/>
         </w:rPr>
-        <w:t xml:space="preserve">“Not entirely, and I should say so before you find it. The public link is a self-contained demonstration build that runs in the browser with seeded sample data, so it opens without a server. It does not use the Express server, PostgreSQL, Supabase or the extraction service. The full system — with hashed passwords, role-based access control and the extraction feature — is the API build, and that is what our automated tests run against. No real applicant data exists in the demo.”</w:t>
+        <w:t>“Not entirely, and I would rather say so before you find it yourself.</w:t>
+        <w:br/>
+        <w:br/>
+        <w:t>The public link is a self-contained DEMONSTRATION build. It runs entirely in the browser on seeded sample data, which is why it opens without a server.</w:t>
+        <w:br/>
+        <w:br/>
+        <w:t>It does not use the Express server, PostgreSQL, Supabase or the extraction service.</w:t>
+        <w:br/>
+        <w:br/>
+        <w:t>The full system is the API build — hashed passwords, role-based access control, the extraction feature. That is the one our automated tests run against.</w:t>
+        <w:br/>
+        <w:br/>
+        <w:t>And no real applicant data exists in the demo at all.”</w:t>
       </w:r>
     </w:p>
     <w:p>
@@ -24720,7 +25648,16 @@
           <w:sz w:val="18"/>
           <w:szCs w:val="18"/>
         </w:rPr>
-        <w:t xml:space="preserve">“It is true of the API build, which uses bcrypt with a timing equaliser on failed logins. It is not true of the demonstration build, where seeded sample account passwords are plain strings in browser storage. Those are sample accounts we created, not user data, but the manuscript should distinguish the two builds and that is a correction we are making.”</w:t>
+        <w:t>“It is true of the API build. That one uses bcrypt, with a timing equaliser on failed logins.</w:t>
+        <w:br/>
+        <w:br/>
+        <w:t>It is NOT true of the demonstration build. There, the seeded sample account passwords are plain strings sitting in browser storage.</w:t>
+        <w:br/>
+        <w:br/>
+        <w:t>Those are sample accounts we created ourselves, not user data.</w:t>
+        <w:br/>
+        <w:br/>
+        <w:t>But the manuscript should distinguish the two builds where it makes that claim, and that is a correction we are making.”</w:t>
       </w:r>
     </w:p>
     <w:p>
@@ -25073,7 +26010,19 @@
           <w:sz w:val="18"/>
           <w:szCs w:val="18"/>
         </w:rPr>
-        <w:t xml:space="preserve">“Three. A posting with no requirements, because that is the fifty-percent case. A high-school applicant against a master’s posting, because that reads as a strong match at eighty. And anything that assumes a server — the database, or a real extraction call — on the demo build. I would rather answer the design question about any of those than run it and narrate a result I have to explain away.”</w:t>
+        <w:t>“Three things.</w:t>
+        <w:br/>
+        <w:br/>
+        <w:t>ONE — a posting with no requirements. That is the fifty-percent case, and it looks strange live.</w:t>
+        <w:br/>
+        <w:br/>
+        <w:t>TWO — a high-school applicant against a master’s posting. That reads as a strong match at eighty, and it needs explaining rather than demonstrating.</w:t>
+        <w:br/>
+        <w:br/>
+        <w:t>THREE — anything that assumes a server on the demo build. The database, or a real extraction call.</w:t>
+        <w:br/>
+        <w:br/>
+        <w:t>I would rather answer the design question about any of those than run it live and then narrate a result I have to explain away.”</w:t>
       </w:r>
     </w:p>
     <w:p>
@@ -25301,7 +26250,22 @@
           <w:sz w:val="18"/>
           <w:szCs w:val="18"/>
         </w:rPr>
-        <w:t>“Nothing stops them, and hiding the required skills would be worse — the applicant seeing what is being asked of them is the point of the study. What we changed is the price. A skill with no source counts half, so an applicant with one real skill out of four who types in the other three reaches eighty-one rather than one hundred. And the score the recruiter ranks on is the one recorded when the application was sent, so improving a resume afterwards never reorders a shortlist that has already been worked. I want to be exact about what that does: it makes padding cost points and makes it visible to the recruiter. It does not prevent it, and we do not claim it does.”</w:t>
+        <w:t>“Nothing stops them. I will say that first, because it is true.</w:t>
+        <w:br/>
+        <w:br/>
+        <w:t>And hiding the posting’s requirements would be worse. An applicant seeing what is being asked of them is the entire point of the study.</w:t>
+        <w:br/>
+        <w:br/>
+        <w:t>What we changed is the PRICE.</w:t>
+        <w:br/>
+        <w:br/>
+        <w:t>A skill with no named source counts half. So an applicant who genuinely has one skill out of four, and types in the other three, reaches eighty-one — not one hundred.</w:t>
+        <w:br/>
+        <w:br/>
+        <w:t>The recruiter also ranks on the score recorded when the application was SENT. Improving a resume afterwards never reorders a shortlist that has already been worked.</w:t>
+        <w:br/>
+        <w:br/>
+        <w:t>Let me be exact about what that achieves. It makes padding cost points, and it makes padding visible to the recruiter. It does not prevent it, and we do not claim it does.”</w:t>
       </w:r>
     </w:p>
     <w:p>
@@ -25370,7 +26334,16 @@
           <w:sz w:val="18"/>
           <w:szCs w:val="18"/>
         </w:rPr>
-        <w:t>“Because a skill somebody cannot point at is not a lie. Plenty of real skills are self-taught, or come from work too small to put on a resume, and scoring those at zero would penalise exactly the applicants this study exists to help. Half is also a value we can state in one sentence to an applicant: a skill you can point to evidence for counts fully, one you cannot counts half. I should be clear that nought point five is a reasoned choice, not a finding — no data in this study says it is the right number.”</w:t>
+        <w:t>“Because a skill somebody cannot point at is not a lie.</w:t>
+        <w:br/>
+        <w:br/>
+        <w:t>Plenty of real skills are self-taught, or come from work too small to put on a resume. Scoring those at zero would punish exactly the applicants this study exists to help.</w:t>
+        <w:br/>
+        <w:br/>
+        <w:t>Half is also a value we can explain to an applicant in one sentence. A skill you can point to evidence for counts fully; one you cannot counts half.</w:t>
+        <w:br/>
+        <w:br/>
+        <w:t>And I should be clear about its status. Nought point five is a reasoned choice, not a finding. No data in this study says it is the right number.”</w:t>
       </w:r>
     </w:p>
     <w:p>
@@ -29740,7 +30713,13 @@
           <w:sz w:val="18"/>
           <w:szCs w:val="18"/>
         </w:rPr>
-        <w:t xml:space="preserve">“Input component five, the matching criteria, alongside the canonical skill vocabulary and the tier thresholds. They are inputs to the process rather than outputs of it, which is the honest placement — we set them, the system did not derive them. The figure also records that they are stored as configuration values in the database rather than fixed in program code.”</w:t>
+        <w:t>“Input component five — the matching criteria. They sit alongside the canonical skill vocabulary and the tier thresholds.</w:t>
+        <w:br/>
+        <w:br/>
+        <w:t>They are INPUTS to the process, not outputs of it. That is the honest placement, because WE set them. The system did not derive them from anything.</w:t>
+        <w:br/>
+        <w:br/>
+        <w:t>The figure also records that they are stored as configuration values in the database, rather than fixed in program code.”</w:t>
       </w:r>
     </w:p>
     <w:p>
@@ -30110,7 +31089,16 @@
           <w:sz w:val="18"/>
           <w:szCs w:val="18"/>
         </w:rPr>
-        <w:t xml:space="preserve">“The text was right and the chart was an older image that was not regenerated. It has been rebuilt from the timeline paragraph, so every span in it is read off what the text says. I would rather tell you that than try to reconcile two figures that cannot both be correct. All five figures were regenerated for the same reason, and I can say for each one what was wrong with it.”</w:t>
+        <w:t>“The text was right. The chart was an older image that never got regenerated.</w:t>
+        <w:br/>
+        <w:br/>
+        <w:t>It has now been rebuilt from the timeline paragraph itself, so every span in it is read straight off what the text says.</w:t>
+        <w:br/>
+        <w:br/>
+        <w:t>I would rather tell you that than stand here reconciling two figures that cannot both be correct.</w:t>
+        <w:br/>
+        <w:br/>
+        <w:t>All five figures were regenerated for the same reason, and I can tell you for each one what was wrong with it.”</w:t>
       </w:r>
     </w:p>
     <w:p>
@@ -30391,7 +31379,16 @@
           <w:sz w:val="18"/>
           <w:szCs w:val="18"/>
         </w:rPr>
-        <w:t xml:space="preserve">“It is an actor in the diagram because it is a distinct account type with permissions no other role has — approving recruiter access, assigning departments, and producing the aggregated metrics. It is not a respondent group, because it is a governance role we operate rather than an external user, and its functions are verified through system testing instead of through the evaluation. The paper states that rather than leaving it unexplained. If a real company adopted this, the role would have to sit inside that organisation, and that is outside our pilot.”</w:t>
+        <w:t>“It is an ACTOR in the diagram because it is a distinct account type, with permissions no other role has: approving recruiter access, assigning departments, and producing the aggregated metrics.</w:t>
+        <w:br/>
+        <w:br/>
+        <w:t>It is not a RESPONDENT GROUP because it is a governance role we operate ourselves, not an external user.</w:t>
+        <w:br/>
+        <w:br/>
+        <w:t>So its functions are verified through system testing, not through the evaluation. The paper says that rather than leaving the gap unexplained.</w:t>
+        <w:br/>
+        <w:br/>
+        <w:t>One honest note. If a real company adopted this, the role would have to sit inside that organisation — and that is outside our pilot.”</w:t>
       </w:r>
     </w:p>
     <w:p>
@@ -30573,7 +31570,13 @@
           <w:sz w:val="18"/>
           <w:szCs w:val="18"/>
         </w:rPr>
-        <w:t xml:space="preserve">“Descriptive columns are omitted so the relationships stay readable — resumes alone has over twenty. Every primary key and every foreign key is shown, because those are what the diagram is for. The complete column definitions are in the schema file, and the figure note says so, so the omission is not mistaken for a missing column.”</w:t>
+        <w:t>“Descriptive columns are left out so the relationships stay readable. The resumes table alone has over twenty.</w:t>
+        <w:br/>
+        <w:br/>
+        <w:t>Every primary key and every foreign key IS shown, because those are what the diagram exists to show.</w:t>
+        <w:br/>
+        <w:br/>
+        <w:t>The complete column definitions are in the schema file, and the figure note says so — so nobody mistakes an omission for a missing column.”</w:t>
       </w:r>
     </w:p>
     <w:p>
@@ -30635,7 +31638,16 @@
           <w:sz w:val="18"/>
           <w:szCs w:val="18"/>
         </w:rPr>
-        <w:t xml:space="preserve">“match_settings, at the edge of the diagram with no foreign keys into it. It holds the weights and the thresholds as rows, and the server reads them at startup. That is why the claim in our Scope is structural rather than a promise: the numbers are data, and a partner company or a later study can change them without touching the scoring code. What we do not do is change them during this study, and the Data Gathering Procedure commits us to that in advance.”</w:t>
+        <w:t>“match_settings. It sits at the edge of the diagram, with no foreign keys pointing into it.</w:t>
+        <w:br/>
+        <w:br/>
+        <w:t>It holds the weights and the thresholds as ROWS, and the server reads them at startup.</w:t>
+        <w:br/>
+        <w:br/>
+        <w:t>That is why the claim in our Scope is structural rather than a promise. The numbers are data. A partner company, or a later study, can change them without touching the scoring code.</w:t>
+        <w:br/>
+        <w:br/>
+        <w:t>What we do not do is change them DURING this study. The Data Gathering Procedure commits us to that in advance.”</w:t>
       </w:r>
     </w:p>
     <w:p>

--- a/05_Website_Angular/docs/ResumeMatch-PH-Study-Guide.docx
+++ b/05_Website_Angular/docs/ResumeMatch-PH-Study-Guide.docx
@@ -25855,6 +25855,881 @@
         <w:t xml:space="preserve">“So the thing you gave us to click is not the thing you evaluated.” Correct. Say it before the panel finds it — this is the single most damaging discovery available to them, and only conceding it early takes the sting out.</w:t>
       </w:r>
     </w:p>
+    <w:p>
+      <w:pPr>
+        <w:pBdr>
+          <w:bottom w:val="single" w:color="B9B1A4" w:sz="8" w:space="5"/>
+        </w:pBdr>
+        <w:spacing w:after="120" w:before="340" w:line="290"/>
+      </w:pPr>
+      <w:r>
+        <w:rPr>
+          <w:rFonts w:ascii="Arial" w:cs="Arial" w:eastAsia="Arial" w:hAnsi="Arial"/>
+          <w:b/>
+          <w:bCs/>
+          <w:color w:val="1A1A1A"/>
+          <w:sz w:val="23"/>
+          <w:szCs w:val="23"/>
+        </w:rPr>
+        <w:t>3.4a  The accounts to log in with</w:t>
+      </w:r>
+    </w:p>
+    <w:p>
+      <w:pPr>
+        <w:spacing w:after="24" w:before="260"/>
+      </w:pPr>
+      <w:r>
+        <w:rPr>
+          <w:rFonts w:ascii="Arial" w:cs="Arial" w:eastAsia="Arial" w:hAnsi="Arial"/>
+          <w:b/>
+          <w:bCs/>
+          <w:color w:val="A81733"/>
+          <w:sz w:val="14"/>
+          <w:szCs w:val="14"/>
+        </w:rPr>
+        <w:t>BASIC</w:t>
+      </w:r>
+    </w:p>
+    <w:p>
+      <w:pPr>
+        <w:spacing w:after="70" w:line="285"/>
+        <w:ind w:left="420" w:hanging="420"/>
+      </w:pPr>
+      <w:r>
+        <w:rPr>
+          <w:rFonts w:ascii="Arial" w:cs="Arial" w:eastAsia="Arial" w:hAnsi="Arial"/>
+          <w:b/>
+          <w:bCs/>
+          <w:color w:val="8C2A2A"/>
+          <w:sz w:val="19"/>
+          <w:szCs w:val="19"/>
+        </w:rPr>
+        <w:t>Q109a  What do we sign in with to show you the admin side?</w:t>
+      </w:r>
+    </w:p>
+    <w:p>
+      <w:pPr>
+        <w:pBdr>
+          <w:left w:val="single" w:color="2F5D3A" w:sz="14" w:space="8"/>
+        </w:pBdr>
+        <w:spacing w:after="60" w:line="292"/>
+        <w:ind w:left="480" w:right="140"/>
+      </w:pPr>
+      <w:r>
+        <w:rPr>
+          <w:rFonts w:ascii="Arial" w:cs="Arial" w:eastAsia="Arial" w:hAnsi="Arial"/>
+          <w:color w:val="1F3D2B"/>
+          <w:sz w:val="18"/>
+          <w:szCs w:val="18"/>
+        </w:rPr>
+        <w:t>“On the demo build, admin@demo.ph with the password demo123. Every seeded account uses demo123 — one admin, two recruiters, four job seekers.</w:t>
+        <w:br/>
+        <w:br/>
+        <w:t>On the API build there is no default admin at all. None is seeded, and there is no sign-up path to the role. It is created from the command line on the server:</w:t>
+        <w:br/>
+        <w:br/>
+        <w:t xml:space="preserve">     npm run create-admin -- &lt;email&gt; &lt;password&gt;</w:t>
+        <w:br/>
+        <w:br/>
+        <w:t>That is deliberate. An account that can approve recruiters should not be obtainable by filling in a form.”</w:t>
+      </w:r>
+    </w:p>
+    <w:p>
+      <w:pPr>
+        <w:spacing w:after="110" w:line="285"/>
+        <w:ind w:left="480"/>
+      </w:pPr>
+      <w:r>
+        <w:rPr>
+          <w:rFonts w:ascii="Arial" w:cs="Arial" w:eastAsia="Arial" w:hAnsi="Arial"/>
+          <w:b/>
+          <w:bCs/>
+          <w:color w:val="8C2A2A"/>
+          <w:sz w:val="16"/>
+          <w:szCs w:val="16"/>
+        </w:rPr>
+        <w:t>Follow-up trap — “So anyone with your repository can log in as your admin.” On the demo build, yes, and it holds nothing but sample data we wrote. On the API build the password is chosen by whoever runs create-admin, is stored only as a bcrypt hash, and appears in no file in the repository.</w:t>
+      </w:r>
+    </w:p>
+    <w:tbl>
+      <w:tblPr>
+        <w:tblW w:type="dxa" w:w="9360"/>
+        <w:tblBorders>
+          <w:top w:val="single" w:color="B9B1A4" w:sz="4"/>
+          <w:left w:val="single" w:color="B9B1A4" w:sz="4"/>
+          <w:bottom w:val="single" w:color="B9B1A4" w:sz="4"/>
+          <w:right w:val="single" w:color="B9B1A4" w:sz="4"/>
+          <w:insideH w:val="single" w:color="DDD6C9" w:sz="2"/>
+          <w:insideV w:val="single" w:color="DDD6C9" w:sz="2"/>
+        </w:tblBorders>
+        <w:tblLayout w:type="fixed"/>
+      </w:tblPr>
+      <w:tblGrid>
+        <w:gridCol w:w="2246"/>
+        <w:gridCol w:w="5429"/>
+        <w:gridCol w:w="1685"/>
+      </w:tblGrid>
+      <w:tr>
+        <w:trPr>
+          <w:tblHeader/>
+        </w:trPr>
+        <w:tc>
+          <w:tcPr>
+            <w:tcW w:type="dxa" w:w="2246"/>
+            <w:shd w:fill="F2EFE9" w:val="clear"/>
+            <w:tcMar>
+              <w:top w:type="dxa" w:w="80"/>
+              <w:left w:type="dxa" w:w="105"/>
+              <w:bottom w:type="dxa" w:w="80"/>
+              <w:right w:type="dxa" w:w="105"/>
+            </w:tcMar>
+          </w:tcPr>
+          <w:p>
+            <w:pPr>
+              <w:spacing w:after="0" w:before="0" w:line="255"/>
+            </w:pPr>
+            <w:r>
+              <w:rPr>
+                <w:rFonts w:ascii="Arial" w:cs="Arial" w:eastAsia="Arial" w:hAnsi="Arial"/>
+                <w:b/>
+                <w:bCs/>
+                <w:i w:val="false"/>
+                <w:iCs w:val="false"/>
+                <w:color w:val="1A1A1A"/>
+                <w:sz w:val="16"/>
+                <w:szCs w:val="16"/>
+              </w:rPr>
+              <w:t>Role</w:t>
+            </w:r>
+          </w:p>
+        </w:tc>
+        <w:tc>
+          <w:tcPr>
+            <w:tcW w:type="dxa" w:w="5429"/>
+            <w:shd w:fill="F2EFE9" w:val="clear"/>
+            <w:tcMar>
+              <w:top w:type="dxa" w:w="80"/>
+              <w:left w:type="dxa" w:w="105"/>
+              <w:bottom w:type="dxa" w:w="80"/>
+              <w:right w:type="dxa" w:w="105"/>
+            </w:tcMar>
+          </w:tcPr>
+          <w:p>
+            <w:pPr>
+              <w:spacing w:after="0" w:before="0" w:line="255"/>
+            </w:pPr>
+            <w:r>
+              <w:rPr>
+                <w:rFonts w:ascii="Arial" w:cs="Arial" w:eastAsia="Arial" w:hAnsi="Arial"/>
+                <w:b/>
+                <w:bCs/>
+                <w:i w:val="false"/>
+                <w:iCs w:val="false"/>
+                <w:color w:val="1A1A1A"/>
+                <w:sz w:val="16"/>
+                <w:szCs w:val="16"/>
+              </w:rPr>
+              <w:t>Email</w:t>
+            </w:r>
+          </w:p>
+        </w:tc>
+        <w:tc>
+          <w:tcPr>
+            <w:tcW w:type="dxa" w:w="1685"/>
+            <w:shd w:fill="F2EFE9" w:val="clear"/>
+            <w:tcMar>
+              <w:top w:type="dxa" w:w="80"/>
+              <w:left w:type="dxa" w:w="105"/>
+              <w:bottom w:type="dxa" w:w="80"/>
+              <w:right w:type="dxa" w:w="105"/>
+            </w:tcMar>
+          </w:tcPr>
+          <w:p>
+            <w:pPr>
+              <w:spacing w:after="0" w:before="0" w:line="255"/>
+            </w:pPr>
+            <w:r>
+              <w:rPr>
+                <w:rFonts w:ascii="Arial" w:cs="Arial" w:eastAsia="Arial" w:hAnsi="Arial"/>
+                <w:b/>
+                <w:bCs/>
+                <w:i w:val="false"/>
+                <w:iCs w:val="false"/>
+                <w:color w:val="1A1A1A"/>
+                <w:sz w:val="16"/>
+                <w:szCs w:val="16"/>
+              </w:rPr>
+              <w:t>Password</w:t>
+            </w:r>
+          </w:p>
+        </w:tc>
+      </w:tr>
+      <w:tr>
+        <w:trPr>
+          <w:tblHeader/>
+        </w:trPr>
+        <w:tc>
+          <w:tcPr>
+            <w:tcW w:type="dxa" w:w="2246"/>
+            <w:shd w:fill="F2EFE9" w:val="clear"/>
+            <w:tcMar>
+              <w:top w:type="dxa" w:w="80"/>
+              <w:left w:type="dxa" w:w="105"/>
+              <w:bottom w:type="dxa" w:w="80"/>
+              <w:right w:type="dxa" w:w="105"/>
+            </w:tcMar>
+          </w:tcPr>
+          <w:p>
+            <w:pPr>
+              <w:spacing w:after="0" w:before="0" w:line="255"/>
+            </w:pPr>
+            <w:r>
+              <w:rPr>
+                <w:rFonts w:ascii="Arial" w:cs="Arial" w:eastAsia="Arial" w:hAnsi="Arial"/>
+                <w:b/>
+                <w:bCs/>
+                <w:i w:val="false"/>
+                <w:iCs w:val="false"/>
+                <w:color w:val="1A1A1A"/>
+                <w:sz w:val="16"/>
+                <w:szCs w:val="16"/>
+              </w:rPr>
+              <w:t>Admin — Research Team</w:t>
+            </w:r>
+          </w:p>
+        </w:tc>
+        <w:tc>
+          <w:tcPr>
+            <w:tcW w:type="dxa" w:w="5429"/>
+            <w:shd w:fill="F2EFE9" w:val="clear"/>
+            <w:tcMar>
+              <w:top w:type="dxa" w:w="80"/>
+              <w:left w:type="dxa" w:w="105"/>
+              <w:bottom w:type="dxa" w:w="80"/>
+              <w:right w:type="dxa" w:w="105"/>
+            </w:tcMar>
+          </w:tcPr>
+          <w:p>
+            <w:pPr>
+              <w:spacing w:after="0" w:before="0" w:line="255"/>
+            </w:pPr>
+            <w:r>
+              <w:rPr>
+                <w:rFonts w:ascii="Arial" w:cs="Arial" w:eastAsia="Arial" w:hAnsi="Arial"/>
+                <w:b/>
+                <w:bCs/>
+                <w:i w:val="false"/>
+                <w:iCs w:val="false"/>
+                <w:color w:val="1A1A1A"/>
+                <w:sz w:val="16"/>
+                <w:szCs w:val="16"/>
+              </w:rPr>
+              <w:t>admin@demo.ph</w:t>
+            </w:r>
+          </w:p>
+        </w:tc>
+        <w:tc>
+          <w:tcPr>
+            <w:tcW w:type="dxa" w:w="1685"/>
+            <w:shd w:fill="F2EFE9" w:val="clear"/>
+            <w:tcMar>
+              <w:top w:type="dxa" w:w="80"/>
+              <w:left w:type="dxa" w:w="105"/>
+              <w:bottom w:type="dxa" w:w="80"/>
+              <w:right w:type="dxa" w:w="105"/>
+            </w:tcMar>
+          </w:tcPr>
+          <w:p>
+            <w:pPr>
+              <w:spacing w:after="0" w:before="0" w:line="255"/>
+            </w:pPr>
+            <w:r>
+              <w:rPr>
+                <w:rFonts w:ascii="Arial" w:cs="Arial" w:eastAsia="Arial" w:hAnsi="Arial"/>
+                <w:b/>
+                <w:bCs/>
+                <w:i w:val="false"/>
+                <w:iCs w:val="false"/>
+                <w:color w:val="1A1A1A"/>
+                <w:sz w:val="16"/>
+                <w:szCs w:val="16"/>
+              </w:rPr>
+              <w:t>demo123</w:t>
+            </w:r>
+          </w:p>
+        </w:tc>
+      </w:tr>
+      <w:tr>
+        <w:trPr>
+          <w:tblHeader/>
+        </w:trPr>
+        <w:tc>
+          <w:tcPr>
+            <w:tcW w:type="dxa" w:w="2246"/>
+            <w:shd w:fill="F2EFE9" w:val="clear"/>
+            <w:tcMar>
+              <w:top w:type="dxa" w:w="80"/>
+              <w:left w:type="dxa" w:w="105"/>
+              <w:bottom w:type="dxa" w:w="80"/>
+              <w:right w:type="dxa" w:w="105"/>
+            </w:tcMar>
+          </w:tcPr>
+          <w:p>
+            <w:pPr>
+              <w:spacing w:after="0" w:before="0" w:line="255"/>
+            </w:pPr>
+            <w:r>
+              <w:rPr>
+                <w:rFonts w:ascii="Arial" w:cs="Arial" w:eastAsia="Arial" w:hAnsi="Arial"/>
+                <w:b/>
+                <w:bCs/>
+                <w:i w:val="false"/>
+                <w:iCs w:val="false"/>
+                <w:color w:val="1A1A1A"/>
+                <w:sz w:val="16"/>
+                <w:szCs w:val="16"/>
+              </w:rPr>
+              <w:t>Recruiter — Maria Santos</w:t>
+            </w:r>
+          </w:p>
+        </w:tc>
+        <w:tc>
+          <w:tcPr>
+            <w:tcW w:type="dxa" w:w="5429"/>
+            <w:shd w:fill="F2EFE9" w:val="clear"/>
+            <w:tcMar>
+              <w:top w:type="dxa" w:w="80"/>
+              <w:left w:type="dxa" w:w="105"/>
+              <w:bottom w:type="dxa" w:w="80"/>
+              <w:right w:type="dxa" w:w="105"/>
+            </w:tcMar>
+          </w:tcPr>
+          <w:p>
+            <w:pPr>
+              <w:spacing w:after="0" w:before="0" w:line="255"/>
+            </w:pPr>
+            <w:r>
+              <w:rPr>
+                <w:rFonts w:ascii="Arial" w:cs="Arial" w:eastAsia="Arial" w:hAnsi="Arial"/>
+                <w:b/>
+                <w:bCs/>
+                <w:i w:val="false"/>
+                <w:iCs w:val="false"/>
+                <w:color w:val="1A1A1A"/>
+                <w:sz w:val="16"/>
+                <w:szCs w:val="16"/>
+              </w:rPr>
+              <w:t>hr@demo.ph</w:t>
+            </w:r>
+          </w:p>
+        </w:tc>
+        <w:tc>
+          <w:tcPr>
+            <w:tcW w:type="dxa" w:w="1685"/>
+            <w:shd w:fill="F2EFE9" w:val="clear"/>
+            <w:tcMar>
+              <w:top w:type="dxa" w:w="80"/>
+              <w:left w:type="dxa" w:w="105"/>
+              <w:bottom w:type="dxa" w:w="80"/>
+              <w:right w:type="dxa" w:w="105"/>
+            </w:tcMar>
+          </w:tcPr>
+          <w:p>
+            <w:pPr>
+              <w:spacing w:after="0" w:before="0" w:line="255"/>
+            </w:pPr>
+            <w:r>
+              <w:rPr>
+                <w:rFonts w:ascii="Arial" w:cs="Arial" w:eastAsia="Arial" w:hAnsi="Arial"/>
+                <w:b/>
+                <w:bCs/>
+                <w:i w:val="false"/>
+                <w:iCs w:val="false"/>
+                <w:color w:val="1A1A1A"/>
+                <w:sz w:val="16"/>
+                <w:szCs w:val="16"/>
+              </w:rPr>
+              <w:t>demo123</w:t>
+            </w:r>
+          </w:p>
+        </w:tc>
+      </w:tr>
+      <w:tr>
+        <w:trPr>
+          <w:tblHeader/>
+        </w:trPr>
+        <w:tc>
+          <w:tcPr>
+            <w:tcW w:type="dxa" w:w="2246"/>
+            <w:shd w:fill="F2EFE9" w:val="clear"/>
+            <w:tcMar>
+              <w:top w:type="dxa" w:w="80"/>
+              <w:left w:type="dxa" w:w="105"/>
+              <w:bottom w:type="dxa" w:w="80"/>
+              <w:right w:type="dxa" w:w="105"/>
+            </w:tcMar>
+          </w:tcPr>
+          <w:p>
+            <w:pPr>
+              <w:spacing w:after="0" w:before="0" w:line="255"/>
+            </w:pPr>
+            <w:r>
+              <w:rPr>
+                <w:rFonts w:ascii="Arial" w:cs="Arial" w:eastAsia="Arial" w:hAnsi="Arial"/>
+                <w:b/>
+                <w:bCs/>
+                <w:i w:val="false"/>
+                <w:iCs w:val="false"/>
+                <w:color w:val="1A1A1A"/>
+                <w:sz w:val="16"/>
+                <w:szCs w:val="16"/>
+              </w:rPr>
+              <w:t>Recruiter — Grace Lopez</w:t>
+            </w:r>
+          </w:p>
+        </w:tc>
+        <w:tc>
+          <w:tcPr>
+            <w:tcW w:type="dxa" w:w="5429"/>
+            <w:shd w:fill="F2EFE9" w:val="clear"/>
+            <w:tcMar>
+              <w:top w:type="dxa" w:w="80"/>
+              <w:left w:type="dxa" w:w="105"/>
+              <w:bottom w:type="dxa" w:w="80"/>
+              <w:right w:type="dxa" w:w="105"/>
+            </w:tcMar>
+          </w:tcPr>
+          <w:p>
+            <w:pPr>
+              <w:spacing w:after="0" w:before="0" w:line="255"/>
+            </w:pPr>
+            <w:r>
+              <w:rPr>
+                <w:rFonts w:ascii="Arial" w:cs="Arial" w:eastAsia="Arial" w:hAnsi="Arial"/>
+                <w:b/>
+                <w:bCs/>
+                <w:i w:val="false"/>
+                <w:iCs w:val="false"/>
+                <w:color w:val="1A1A1A"/>
+                <w:sz w:val="16"/>
+                <w:szCs w:val="16"/>
+              </w:rPr>
+              <w:t>grace@demo.ph</w:t>
+            </w:r>
+          </w:p>
+        </w:tc>
+        <w:tc>
+          <w:tcPr>
+            <w:tcW w:type="dxa" w:w="1685"/>
+            <w:shd w:fill="F2EFE9" w:val="clear"/>
+            <w:tcMar>
+              <w:top w:type="dxa" w:w="80"/>
+              <w:left w:type="dxa" w:w="105"/>
+              <w:bottom w:type="dxa" w:w="80"/>
+              <w:right w:type="dxa" w:w="105"/>
+            </w:tcMar>
+          </w:tcPr>
+          <w:p>
+            <w:pPr>
+              <w:spacing w:after="0" w:before="0" w:line="255"/>
+            </w:pPr>
+            <w:r>
+              <w:rPr>
+                <w:rFonts w:ascii="Arial" w:cs="Arial" w:eastAsia="Arial" w:hAnsi="Arial"/>
+                <w:b/>
+                <w:bCs/>
+                <w:i w:val="false"/>
+                <w:iCs w:val="false"/>
+                <w:color w:val="1A1A1A"/>
+                <w:sz w:val="16"/>
+                <w:szCs w:val="16"/>
+              </w:rPr>
+              <w:t>demo123</w:t>
+            </w:r>
+          </w:p>
+        </w:tc>
+      </w:tr>
+      <w:tr>
+        <w:trPr>
+          <w:tblHeader/>
+        </w:trPr>
+        <w:tc>
+          <w:tcPr>
+            <w:tcW w:type="dxa" w:w="2246"/>
+            <w:shd w:fill="F2EFE9" w:val="clear"/>
+            <w:tcMar>
+              <w:top w:type="dxa" w:w="80"/>
+              <w:left w:type="dxa" w:w="105"/>
+              <w:bottom w:type="dxa" w:w="80"/>
+              <w:right w:type="dxa" w:w="105"/>
+            </w:tcMar>
+          </w:tcPr>
+          <w:p>
+            <w:pPr>
+              <w:spacing w:after="0" w:before="0" w:line="255"/>
+            </w:pPr>
+            <w:r>
+              <w:rPr>
+                <w:rFonts w:ascii="Arial" w:cs="Arial" w:eastAsia="Arial" w:hAnsi="Arial"/>
+                <w:b/>
+                <w:bCs/>
+                <w:i w:val="false"/>
+                <w:iCs w:val="false"/>
+                <w:color w:val="1A1A1A"/>
+                <w:sz w:val="16"/>
+                <w:szCs w:val="16"/>
+              </w:rPr>
+              <w:t>Seeker — Juan Dela Cruz</w:t>
+            </w:r>
+          </w:p>
+        </w:tc>
+        <w:tc>
+          <w:tcPr>
+            <w:tcW w:type="dxa" w:w="5429"/>
+            <w:shd w:fill="F2EFE9" w:val="clear"/>
+            <w:tcMar>
+              <w:top w:type="dxa" w:w="80"/>
+              <w:left w:type="dxa" w:w="105"/>
+              <w:bottom w:type="dxa" w:w="80"/>
+              <w:right w:type="dxa" w:w="105"/>
+            </w:tcMar>
+          </w:tcPr>
+          <w:p>
+            <w:pPr>
+              <w:spacing w:after="0" w:before="0" w:line="255"/>
+            </w:pPr>
+            <w:r>
+              <w:rPr>
+                <w:rFonts w:ascii="Arial" w:cs="Arial" w:eastAsia="Arial" w:hAnsi="Arial"/>
+                <w:b/>
+                <w:bCs/>
+                <w:i w:val="false"/>
+                <w:iCs w:val="false"/>
+                <w:color w:val="1A1A1A"/>
+                <w:sz w:val="16"/>
+                <w:szCs w:val="16"/>
+              </w:rPr>
+              <w:t>seeker@demo.ph</w:t>
+            </w:r>
+          </w:p>
+        </w:tc>
+        <w:tc>
+          <w:tcPr>
+            <w:tcW w:type="dxa" w:w="1685"/>
+            <w:shd w:fill="F2EFE9" w:val="clear"/>
+            <w:tcMar>
+              <w:top w:type="dxa" w:w="80"/>
+              <w:left w:type="dxa" w:w="105"/>
+              <w:bottom w:type="dxa" w:w="80"/>
+              <w:right w:type="dxa" w:w="105"/>
+            </w:tcMar>
+          </w:tcPr>
+          <w:p>
+            <w:pPr>
+              <w:spacing w:after="0" w:before="0" w:line="255"/>
+            </w:pPr>
+            <w:r>
+              <w:rPr>
+                <w:rFonts w:ascii="Arial" w:cs="Arial" w:eastAsia="Arial" w:hAnsi="Arial"/>
+                <w:b/>
+                <w:bCs/>
+                <w:i w:val="false"/>
+                <w:iCs w:val="false"/>
+                <w:color w:val="1A1A1A"/>
+                <w:sz w:val="16"/>
+                <w:szCs w:val="16"/>
+              </w:rPr>
+              <w:t>demo123</w:t>
+            </w:r>
+          </w:p>
+        </w:tc>
+      </w:tr>
+      <w:tr>
+        <w:trPr>
+          <w:tblHeader/>
+        </w:trPr>
+        <w:tc>
+          <w:tcPr>
+            <w:tcW w:type="dxa" w:w="2246"/>
+            <w:shd w:fill="F2EFE9" w:val="clear"/>
+            <w:tcMar>
+              <w:top w:type="dxa" w:w="80"/>
+              <w:left w:type="dxa" w:w="105"/>
+              <w:bottom w:type="dxa" w:w="80"/>
+              <w:right w:type="dxa" w:w="105"/>
+            </w:tcMar>
+          </w:tcPr>
+          <w:p>
+            <w:pPr>
+              <w:spacing w:after="0" w:before="0" w:line="255"/>
+            </w:pPr>
+            <w:r>
+              <w:rPr>
+                <w:rFonts w:ascii="Arial" w:cs="Arial" w:eastAsia="Arial" w:hAnsi="Arial"/>
+                <w:b/>
+                <w:bCs/>
+                <w:i w:val="false"/>
+                <w:iCs w:val="false"/>
+                <w:color w:val="1A1A1A"/>
+                <w:sz w:val="16"/>
+                <w:szCs w:val="16"/>
+              </w:rPr>
+              <w:t>Seeker — Ana Reyes</w:t>
+            </w:r>
+          </w:p>
+        </w:tc>
+        <w:tc>
+          <w:tcPr>
+            <w:tcW w:type="dxa" w:w="5429"/>
+            <w:shd w:fill="F2EFE9" w:val="clear"/>
+            <w:tcMar>
+              <w:top w:type="dxa" w:w="80"/>
+              <w:left w:type="dxa" w:w="105"/>
+              <w:bottom w:type="dxa" w:w="80"/>
+              <w:right w:type="dxa" w:w="105"/>
+            </w:tcMar>
+          </w:tcPr>
+          <w:p>
+            <w:pPr>
+              <w:spacing w:after="0" w:before="0" w:line="255"/>
+            </w:pPr>
+            <w:r>
+              <w:rPr>
+                <w:rFonts w:ascii="Arial" w:cs="Arial" w:eastAsia="Arial" w:hAnsi="Arial"/>
+                <w:b/>
+                <w:bCs/>
+                <w:i w:val="false"/>
+                <w:iCs w:val="false"/>
+                <w:color w:val="1A1A1A"/>
+                <w:sz w:val="16"/>
+                <w:szCs w:val="16"/>
+              </w:rPr>
+              <w:t>ana@demo.ph</w:t>
+            </w:r>
+          </w:p>
+        </w:tc>
+        <w:tc>
+          <w:tcPr>
+            <w:tcW w:type="dxa" w:w="1685"/>
+            <w:shd w:fill="F2EFE9" w:val="clear"/>
+            <w:tcMar>
+              <w:top w:type="dxa" w:w="80"/>
+              <w:left w:type="dxa" w:w="105"/>
+              <w:bottom w:type="dxa" w:w="80"/>
+              <w:right w:type="dxa" w:w="105"/>
+            </w:tcMar>
+          </w:tcPr>
+          <w:p>
+            <w:pPr>
+              <w:spacing w:after="0" w:before="0" w:line="255"/>
+            </w:pPr>
+            <w:r>
+              <w:rPr>
+                <w:rFonts w:ascii="Arial" w:cs="Arial" w:eastAsia="Arial" w:hAnsi="Arial"/>
+                <w:b/>
+                <w:bCs/>
+                <w:i w:val="false"/>
+                <w:iCs w:val="false"/>
+                <w:color w:val="1A1A1A"/>
+                <w:sz w:val="16"/>
+                <w:szCs w:val="16"/>
+              </w:rPr>
+              <w:t>demo123</w:t>
+            </w:r>
+          </w:p>
+        </w:tc>
+      </w:tr>
+      <w:tr>
+        <w:trPr>
+          <w:tblHeader/>
+        </w:trPr>
+        <w:tc>
+          <w:tcPr>
+            <w:tcW w:type="dxa" w:w="2246"/>
+            <w:shd w:fill="F2EFE9" w:val="clear"/>
+            <w:tcMar>
+              <w:top w:type="dxa" w:w="80"/>
+              <w:left w:type="dxa" w:w="105"/>
+              <w:bottom w:type="dxa" w:w="80"/>
+              <w:right w:type="dxa" w:w="105"/>
+            </w:tcMar>
+          </w:tcPr>
+          <w:p>
+            <w:pPr>
+              <w:spacing w:after="0" w:before="0" w:line="255"/>
+            </w:pPr>
+            <w:r>
+              <w:rPr>
+                <w:rFonts w:ascii="Arial" w:cs="Arial" w:eastAsia="Arial" w:hAnsi="Arial"/>
+                <w:b/>
+                <w:bCs/>
+                <w:i w:val="false"/>
+                <w:iCs w:val="false"/>
+                <w:color w:val="1A1A1A"/>
+                <w:sz w:val="16"/>
+                <w:szCs w:val="16"/>
+              </w:rPr>
+              <w:t>Seeker — Marco Garcia</w:t>
+            </w:r>
+          </w:p>
+        </w:tc>
+        <w:tc>
+          <w:tcPr>
+            <w:tcW w:type="dxa" w:w="5429"/>
+            <w:shd w:fill="F2EFE9" w:val="clear"/>
+            <w:tcMar>
+              <w:top w:type="dxa" w:w="80"/>
+              <w:left w:type="dxa" w:w="105"/>
+              <w:bottom w:type="dxa" w:w="80"/>
+              <w:right w:type="dxa" w:w="105"/>
+            </w:tcMar>
+          </w:tcPr>
+          <w:p>
+            <w:pPr>
+              <w:spacing w:after="0" w:before="0" w:line="255"/>
+            </w:pPr>
+            <w:r>
+              <w:rPr>
+                <w:rFonts w:ascii="Arial" w:cs="Arial" w:eastAsia="Arial" w:hAnsi="Arial"/>
+                <w:b/>
+                <w:bCs/>
+                <w:i w:val="false"/>
+                <w:iCs w:val="false"/>
+                <w:color w:val="1A1A1A"/>
+                <w:sz w:val="16"/>
+                <w:szCs w:val="16"/>
+              </w:rPr>
+              <w:t>marco@demo.ph</w:t>
+            </w:r>
+          </w:p>
+        </w:tc>
+        <w:tc>
+          <w:tcPr>
+            <w:tcW w:type="dxa" w:w="1685"/>
+            <w:shd w:fill="F2EFE9" w:val="clear"/>
+            <w:tcMar>
+              <w:top w:type="dxa" w:w="80"/>
+              <w:left w:type="dxa" w:w="105"/>
+              <w:bottom w:type="dxa" w:w="80"/>
+              <w:right w:type="dxa" w:w="105"/>
+            </w:tcMar>
+          </w:tcPr>
+          <w:p>
+            <w:pPr>
+              <w:spacing w:after="0" w:before="0" w:line="255"/>
+            </w:pPr>
+            <w:r>
+              <w:rPr>
+                <w:rFonts w:ascii="Arial" w:cs="Arial" w:eastAsia="Arial" w:hAnsi="Arial"/>
+                <w:b/>
+                <w:bCs/>
+                <w:i w:val="false"/>
+                <w:iCs w:val="false"/>
+                <w:color w:val="1A1A1A"/>
+                <w:sz w:val="16"/>
+                <w:szCs w:val="16"/>
+              </w:rPr>
+              <w:t>demo123</w:t>
+            </w:r>
+          </w:p>
+        </w:tc>
+      </w:tr>
+      <w:tr>
+        <w:trPr>
+          <w:tblHeader/>
+        </w:trPr>
+        <w:tc>
+          <w:tcPr>
+            <w:tcW w:type="dxa" w:w="2246"/>
+            <w:shd w:fill="F2EFE9" w:val="clear"/>
+            <w:tcMar>
+              <w:top w:type="dxa" w:w="80"/>
+              <w:left w:type="dxa" w:w="105"/>
+              <w:bottom w:type="dxa" w:w="80"/>
+              <w:right w:type="dxa" w:w="105"/>
+            </w:tcMar>
+          </w:tcPr>
+          <w:p>
+            <w:pPr>
+              <w:spacing w:after="0" w:before="0" w:line="255"/>
+            </w:pPr>
+            <w:r>
+              <w:rPr>
+                <w:rFonts w:ascii="Arial" w:cs="Arial" w:eastAsia="Arial" w:hAnsi="Arial"/>
+                <w:b/>
+                <w:bCs/>
+                <w:i w:val="false"/>
+                <w:iCs w:val="false"/>
+                <w:color w:val="1A1A1A"/>
+                <w:sz w:val="16"/>
+                <w:szCs w:val="16"/>
+              </w:rPr>
+              <w:t>Seeker — Liza Cruz</w:t>
+            </w:r>
+          </w:p>
+        </w:tc>
+        <w:tc>
+          <w:tcPr>
+            <w:tcW w:type="dxa" w:w="5429"/>
+            <w:shd w:fill="F2EFE9" w:val="clear"/>
+            <w:tcMar>
+              <w:top w:type="dxa" w:w="80"/>
+              <w:left w:type="dxa" w:w="105"/>
+              <w:bottom w:type="dxa" w:w="80"/>
+              <w:right w:type="dxa" w:w="105"/>
+            </w:tcMar>
+          </w:tcPr>
+          <w:p>
+            <w:pPr>
+              <w:spacing w:after="0" w:before="0" w:line="255"/>
+            </w:pPr>
+            <w:r>
+              <w:rPr>
+                <w:rFonts w:ascii="Arial" w:cs="Arial" w:eastAsia="Arial" w:hAnsi="Arial"/>
+                <w:b/>
+                <w:bCs/>
+                <w:i w:val="false"/>
+                <w:iCs w:val="false"/>
+                <w:color w:val="1A1A1A"/>
+                <w:sz w:val="16"/>
+                <w:szCs w:val="16"/>
+              </w:rPr>
+              <w:t>liza@demo.ph</w:t>
+            </w:r>
+          </w:p>
+        </w:tc>
+        <w:tc>
+          <w:tcPr>
+            <w:tcW w:type="dxa" w:w="1685"/>
+            <w:shd w:fill="F2EFE9" w:val="clear"/>
+            <w:tcMar>
+              <w:top w:type="dxa" w:w="80"/>
+              <w:left w:type="dxa" w:w="105"/>
+              <w:bottom w:type="dxa" w:w="80"/>
+              <w:right w:type="dxa" w:w="105"/>
+            </w:tcMar>
+          </w:tcPr>
+          <w:p>
+            <w:pPr>
+              <w:spacing w:after="0" w:before="0" w:line="255"/>
+            </w:pPr>
+            <w:r>
+              <w:rPr>
+                <w:rFonts w:ascii="Arial" w:cs="Arial" w:eastAsia="Arial" w:hAnsi="Arial"/>
+                <w:b/>
+                <w:bCs/>
+                <w:i w:val="false"/>
+                <w:iCs w:val="false"/>
+                <w:color w:val="1A1A1A"/>
+                <w:sz w:val="16"/>
+                <w:szCs w:val="16"/>
+              </w:rPr>
+              <w:t>demo123</w:t>
+            </w:r>
+          </w:p>
+        </w:tc>
+      </w:tr>
+    </w:tbl>
     <w:p>
       <w:pPr>
         <w:pBdr>

--- a/05_Website_Angular/docs/ResumeMatch-PH-Study-Guide.docx
+++ b/05_Website_Angular/docs/ResumeMatch-PH-Study-Guide.docx
@@ -28043,7 +28043,7 @@
                 <w:sz w:val="16"/>
                 <w:szCs w:val="16"/>
               </w:rPr>
-              <w:t>160 across six suites — engine 49, API 52, reader 26, parity 13, email 10, extraction 10</w:t>
+              <w:t>173 across six suites — engine 51, API 52, reader 37, parity 13, email 10, extraction 10</w:t>
             </w:r>
           </w:p>
         </w:tc>
